--- a/个人学习笔记/最近学习的/freertos学习笔记.docx
+++ b/个人学习笔记/最近学习的/freertos学习笔记.docx
@@ -1454,18 +1454,19 @@
           <w:bCs/>
           <w:sz w:val="17"/>
           <w:szCs w:val="18"/>
-        </w:rPr>
-      </w:pPr>
-    </w:p>
-    <w:p>
-      <w:pPr>
-        <w:rPr>
-          <w:rFonts w:ascii="华文楷体" w:eastAsia="华文楷体" w:hAnsi="华文楷体" w:hint="eastAsia"/>
-          <w:sz w:val="17"/>
-          <w:szCs w:val="18"/>
           <w:shd w:val="pct15" w:color="auto" w:fill="FFFFFF"/>
         </w:rPr>
       </w:pPr>
+    </w:p>
+    <w:p>
+      <w:pPr>
+        <w:rPr>
+          <w:rFonts w:ascii="华文楷体" w:eastAsia="华文楷体" w:hAnsi="华文楷体" w:hint="eastAsia"/>
+          <w:sz w:val="17"/>
+          <w:szCs w:val="18"/>
+          <w:shd w:val="pct15" w:color="auto" w:fill="FFFFFF"/>
+        </w:rPr>
+      </w:pPr>
       <w:proofErr w:type="spellStart"/>
       <w:r>
         <w:rPr>
@@ -1579,8 +1580,14 @@
       <w:r>
         <w:rPr>
           <w:rFonts w:ascii="华文楷体" w:eastAsia="华文楷体" w:hAnsi="华文楷体" w:hint="eastAsia"/>
-          <w:sz w:val="17"/>
-          <w:szCs w:val="18"/>
+          <w:b/>
+          <w:bCs/>
+          <w:i/>
+          <w:iCs/>
+          <w:color w:val="EE0000"/>
+          <w:sz w:val="17"/>
+          <w:szCs w:val="18"/>
+          <w:highlight w:val="yellow"/>
         </w:rPr>
         <w:t>vTaskDelay</w:t>
       </w:r>
@@ -1589,8 +1596,14 @@
       <w:r>
         <w:rPr>
           <w:rFonts w:ascii="华文楷体" w:eastAsia="华文楷体" w:hAnsi="华文楷体" w:hint="eastAsia"/>
-          <w:sz w:val="17"/>
-          <w:szCs w:val="18"/>
+          <w:b/>
+          <w:bCs/>
+          <w:i/>
+          <w:iCs/>
+          <w:color w:val="EE0000"/>
+          <w:sz w:val="17"/>
+          <w:szCs w:val="18"/>
+          <w:highlight w:val="yellow"/>
         </w:rPr>
         <w:t xml:space="preserve">( </w:t>
       </w:r>
@@ -1598,10 +1611,24 @@
       <w:r>
         <w:rPr>
           <w:rFonts w:ascii="华文楷体" w:eastAsia="华文楷体" w:hAnsi="华文楷体" w:hint="eastAsia"/>
-          <w:sz w:val="17"/>
-          <w:szCs w:val="18"/>
-        </w:rPr>
-        <w:t>); 阻塞态会有超时时间</w:t>
+          <w:b/>
+          <w:bCs/>
+          <w:i/>
+          <w:iCs/>
+          <w:color w:val="EE0000"/>
+          <w:sz w:val="17"/>
+          <w:szCs w:val="18"/>
+          <w:highlight w:val="yellow"/>
+        </w:rPr>
+        <w:t>)</w:t>
+      </w:r>
+      <w:r>
+        <w:rPr>
+          <w:rFonts w:ascii="华文楷体" w:eastAsia="华文楷体" w:hAnsi="华文楷体" w:hint="eastAsia"/>
+          <w:sz w:val="17"/>
+          <w:szCs w:val="18"/>
+        </w:rPr>
+        <w:t>; 阻塞态会有超时时间</w:t>
       </w:r>
       <w:r>
         <w:rPr>
@@ -1610,6 +1637,169 @@
           <w:szCs w:val="18"/>
         </w:rPr>
         <w:t xml:space="preserve"> —（现在把delay的500ms看成超时时间即可）</w:t>
+      </w:r>
+    </w:p>
+    <w:p>
+      <w:pPr>
+        <w:spacing w:line="280" w:lineRule="exact"/>
+        <w:jc w:val="center"/>
+        <w:rPr>
+          <w:rFonts w:ascii="华文楷体" w:eastAsia="华文楷体" w:hAnsi="华文楷体" w:hint="eastAsia"/>
+          <w:i/>
+          <w:iCs/>
+          <w:sz w:val="17"/>
+          <w:szCs w:val="18"/>
+        </w:rPr>
+      </w:pPr>
+      <w:r>
+        <w:rPr>
+          <w:rFonts w:ascii="华文楷体" w:eastAsia="华文楷体" w:hAnsi="华文楷体" w:hint="eastAsia"/>
+          <w:i/>
+          <w:iCs/>
+          <w:sz w:val="17"/>
+          <w:szCs w:val="18"/>
+        </w:rPr>
+        <w:t>【阻塞态他是由任务等资源进行阻塞/唤醒—而挂起必须用</w:t>
+      </w:r>
+      <w:proofErr w:type="spellStart"/>
+      <w:r>
+        <w:rPr>
+          <w:rFonts w:ascii="华文楷体" w:eastAsia="华文楷体" w:hAnsi="华文楷体"/>
+          <w:b/>
+          <w:bCs/>
+          <w:i/>
+          <w:iCs/>
+          <w:color w:val="EE0000"/>
+          <w:sz w:val="17"/>
+          <w:szCs w:val="18"/>
+          <w:highlight w:val="yellow"/>
+        </w:rPr>
+        <w:t>osThreadSuspend</w:t>
+      </w:r>
+      <w:proofErr w:type="spellEnd"/>
+      <w:proofErr w:type="gramStart"/>
+      <w:r>
+        <w:rPr>
+          <w:rFonts w:ascii="华文楷体" w:eastAsia="华文楷体" w:hAnsi="华文楷体"/>
+          <w:b/>
+          <w:bCs/>
+          <w:i/>
+          <w:iCs/>
+          <w:color w:val="EE0000"/>
+          <w:sz w:val="17"/>
+          <w:szCs w:val="18"/>
+          <w:highlight w:val="yellow"/>
+        </w:rPr>
+        <w:t>(</w:t>
+      </w:r>
+      <w:r>
+        <w:rPr>
+          <w:rFonts w:ascii="华文楷体" w:eastAsia="华文楷体" w:hAnsi="华文楷体" w:hint="eastAsia"/>
+          <w:b/>
+          <w:bCs/>
+          <w:i/>
+          <w:iCs/>
+          <w:color w:val="EE0000"/>
+          <w:sz w:val="17"/>
+          <w:szCs w:val="18"/>
+          <w:highlight w:val="yellow"/>
+        </w:rPr>
+        <w:t xml:space="preserve"> </w:t>
+      </w:r>
+      <w:proofErr w:type="gramEnd"/>
+      <w:r>
+        <w:rPr>
+          <w:rFonts w:ascii="华文楷体" w:eastAsia="华文楷体" w:hAnsi="华文楷体"/>
+          <w:b/>
+          <w:bCs/>
+          <w:i/>
+          <w:iCs/>
+          <w:color w:val="EE0000"/>
+          <w:sz w:val="17"/>
+          <w:szCs w:val="18"/>
+          <w:highlight w:val="yellow"/>
+        </w:rPr>
+        <w:t>)</w:t>
+      </w:r>
+      <w:r>
+        <w:rPr>
+          <w:rFonts w:ascii="华文楷体" w:eastAsia="华文楷体" w:hAnsi="华文楷体" w:hint="eastAsia"/>
+          <w:i/>
+          <w:iCs/>
+          <w:sz w:val="17"/>
+          <w:szCs w:val="18"/>
+        </w:rPr>
+        <w:t>进行挂起|用</w:t>
+      </w:r>
+      <w:proofErr w:type="spellStart"/>
+      <w:r>
+        <w:rPr>
+          <w:rFonts w:ascii="华文楷体" w:eastAsia="华文楷体" w:hAnsi="华文楷体"/>
+          <w:b/>
+          <w:bCs/>
+          <w:i/>
+          <w:iCs/>
+          <w:color w:val="EE0000"/>
+          <w:sz w:val="17"/>
+          <w:szCs w:val="18"/>
+          <w:highlight w:val="yellow"/>
+        </w:rPr>
+        <w:t>osThreadResume</w:t>
+      </w:r>
+      <w:proofErr w:type="spellEnd"/>
+      <w:proofErr w:type="gramStart"/>
+      <w:r>
+        <w:rPr>
+          <w:rFonts w:ascii="华文楷体" w:eastAsia="华文楷体" w:hAnsi="华文楷体"/>
+          <w:b/>
+          <w:bCs/>
+          <w:i/>
+          <w:iCs/>
+          <w:color w:val="EE0000"/>
+          <w:sz w:val="17"/>
+          <w:szCs w:val="18"/>
+          <w:highlight w:val="yellow"/>
+        </w:rPr>
+        <w:t>(</w:t>
+      </w:r>
+      <w:r>
+        <w:rPr>
+          <w:rFonts w:ascii="华文楷体" w:eastAsia="华文楷体" w:hAnsi="华文楷体" w:hint="eastAsia"/>
+          <w:b/>
+          <w:bCs/>
+          <w:i/>
+          <w:iCs/>
+          <w:color w:val="EE0000"/>
+          <w:sz w:val="17"/>
+          <w:szCs w:val="18"/>
+          <w:highlight w:val="yellow"/>
+        </w:rPr>
+        <w:t xml:space="preserve"> </w:t>
+      </w:r>
+      <w:proofErr w:type="gramEnd"/>
+      <w:r>
+        <w:rPr>
+          <w:rFonts w:ascii="华文楷体" w:eastAsia="华文楷体" w:hAnsi="华文楷体"/>
+          <w:b/>
+          <w:bCs/>
+          <w:i/>
+          <w:iCs/>
+          <w:color w:val="EE0000"/>
+          <w:sz w:val="17"/>
+          <w:szCs w:val="18"/>
+          <w:highlight w:val="yellow"/>
+        </w:rPr>
+        <w:t>)</w:t>
+      </w:r>
+      <w:r>
+        <w:rPr>
+          <w:rFonts w:ascii="华文楷体" w:eastAsia="华文楷体" w:hAnsi="华文楷体" w:hint="eastAsia"/>
+          <w:i/>
+          <w:iCs/>
+          <w:sz w:val="17"/>
+          <w:szCs w:val="18"/>
+        </w:rPr>
+        <w:t>再恢复】</w:t>
       </w:r>
     </w:p>
     <w:p>
@@ -1736,8 +1926,12 @@
           <w:rFonts w:ascii="华文楷体" w:eastAsia="华文楷体" w:hAnsi="华文楷体"/>
           <w:b/>
           <w:bCs/>
+          <w:i/>
+          <w:iCs/>
+          <w:color w:val="EE0000"/>
           <w:sz w:val="15"/>
           <w:szCs w:val="16"/>
+          <w:highlight w:val="yellow"/>
         </w:rPr>
         <w:t>vTaskDelay</w:t>
       </w:r>
@@ -1747,8 +1941,12 @@
           <w:rFonts w:ascii="华文楷体" w:eastAsia="华文楷体" w:hAnsi="华文楷体" w:hint="eastAsia"/>
           <w:b/>
           <w:bCs/>
+          <w:i/>
+          <w:iCs/>
+          <w:color w:val="EE0000"/>
           <w:sz w:val="15"/>
           <w:szCs w:val="16"/>
+          <w:highlight w:val="yellow"/>
         </w:rPr>
         <w:t>/</w:t>
       </w:r>
@@ -1758,8 +1956,12 @@
           <w:rFonts w:ascii="华文楷体" w:eastAsia="华文楷体" w:hAnsi="华文楷体" w:hint="eastAsia"/>
           <w:b/>
           <w:bCs/>
+          <w:i/>
+          <w:iCs/>
+          <w:color w:val="EE0000"/>
           <w:sz w:val="15"/>
           <w:szCs w:val="16"/>
+          <w:highlight w:val="yellow"/>
         </w:rPr>
         <w:t>osDelay</w:t>
       </w:r>
@@ -1803,7 +2005,7 @@
     </w:p>
     <w:p>
       <w:pPr>
-        <w:spacing w:line="240" w:lineRule="exact"/>
+        <w:spacing w:beforeLines="50" w:before="156" w:line="240" w:lineRule="exact"/>
         <w:rPr>
           <w:rFonts w:ascii="华文楷体" w:eastAsia="华文楷体" w:hAnsi="华文楷体" w:hint="eastAsia"/>
           <w:sz w:val="17"/>
@@ -1816,8 +2018,12 @@
           <w:rFonts w:ascii="华文楷体" w:eastAsia="华文楷体" w:hAnsi="华文楷体"/>
           <w:b/>
           <w:bCs/>
+          <w:i/>
+          <w:iCs/>
+          <w:color w:val="EE0000"/>
           <w:sz w:val="15"/>
           <w:szCs w:val="16"/>
+          <w:highlight w:val="yellow"/>
         </w:rPr>
         <w:t>vTaskDelayUntil</w:t>
       </w:r>
@@ -2141,7 +2347,7 @@
     </w:p>
     <w:p>
       <w:pPr>
-        <w:spacing w:line="260" w:lineRule="exact"/>
+        <w:spacing w:line="240" w:lineRule="exact"/>
         <w:rPr>
           <w:rFonts w:ascii="华文楷体" w:eastAsia="华文楷体" w:hAnsi="华文楷体" w:hint="eastAsia"/>
           <w:sz w:val="17"/>
@@ -2221,7 +2427,7 @@
     </w:p>
     <w:p>
       <w:pPr>
-        <w:spacing w:line="260" w:lineRule="exact"/>
+        <w:spacing w:line="240" w:lineRule="exact"/>
         <w:rPr>
           <w:rFonts w:ascii="华文楷体" w:eastAsia="华文楷体" w:hAnsi="华文楷体" w:hint="eastAsia"/>
           <w:sz w:val="17"/>
@@ -2275,7 +2481,7 @@
     </w:p>
     <w:p>
       <w:pPr>
-        <w:spacing w:line="260" w:lineRule="exact"/>
+        <w:spacing w:line="240" w:lineRule="exact"/>
         <w:rPr>
           <w:rFonts w:ascii="华文楷体" w:eastAsia="华文楷体" w:hAnsi="华文楷体" w:hint="eastAsia"/>
           <w:sz w:val="17"/>
@@ -2620,24 +2826,37 @@
         <w:spacing w:line="280" w:lineRule="exact"/>
         <w:rPr>
           <w:rFonts w:ascii="华文楷体" w:eastAsia="华文楷体" w:hAnsi="华文楷体" w:hint="eastAsia"/>
-          <w:sz w:val="17"/>
-          <w:szCs w:val="18"/>
+          <w:b/>
+          <w:bCs/>
+          <w:sz w:val="17"/>
+          <w:szCs w:val="18"/>
+          <w:u w:val="single"/>
         </w:rPr>
       </w:pPr>
       <w:proofErr w:type="spellStart"/>
       <w:r>
         <w:rPr>
           <w:rFonts w:ascii="华文楷体" w:eastAsia="华文楷体" w:hAnsi="华文楷体"/>
-          <w:sz w:val="17"/>
-          <w:szCs w:val="18"/>
+          <w:b/>
+          <w:bCs/>
+          <w:i/>
+          <w:iCs/>
+          <w:sz w:val="17"/>
+          <w:szCs w:val="18"/>
+          <w:u w:val="single"/>
         </w:rPr>
         <w:t>TaskStatus_</w:t>
       </w:r>
       <w:r>
         <w:rPr>
           <w:rFonts w:ascii="华文楷体" w:eastAsia="华文楷体" w:hAnsi="华文楷体" w:hint="eastAsia"/>
-          <w:sz w:val="17"/>
-          <w:szCs w:val="18"/>
+          <w:b/>
+          <w:bCs/>
+          <w:i/>
+          <w:iCs/>
+          <w:sz w:val="17"/>
+          <w:szCs w:val="18"/>
+          <w:u w:val="single"/>
         </w:rPr>
         <w:t>t</w:t>
       </w:r>
@@ -2645,10 +2864,26 @@
       <w:r>
         <w:rPr>
           <w:rFonts w:ascii="华文楷体" w:eastAsia="华文楷体" w:hAnsi="华文楷体" w:hint="eastAsia"/>
-          <w:sz w:val="17"/>
-          <w:szCs w:val="18"/>
-        </w:rPr>
-        <w:t xml:space="preserve"> 状态有：</w:t>
+          <w:b/>
+          <w:bCs/>
+          <w:i/>
+          <w:iCs/>
+          <w:sz w:val="17"/>
+          <w:szCs w:val="18"/>
+          <w:u w:val="single"/>
+        </w:rPr>
+        <w:t xml:space="preserve"> 状态有</w:t>
+      </w:r>
+      <w:r>
+        <w:rPr>
+          <w:rFonts w:ascii="华文楷体" w:eastAsia="华文楷体" w:hAnsi="华文楷体" w:hint="eastAsia"/>
+          <w:b/>
+          <w:bCs/>
+          <w:sz w:val="17"/>
+          <w:szCs w:val="18"/>
+          <w:u w:val="single"/>
+        </w:rPr>
+        <w:t>：</w:t>
       </w:r>
     </w:p>
     <w:p>
@@ -3544,16 +3779,16 @@
           <w:szCs w:val="18"/>
         </w:rPr>
         <w:drawing>
-          <wp:anchor distT="0" distB="0" distL="114300" distR="114300" simplePos="0" relativeHeight="251658240" behindDoc="0" locked="0" layoutInCell="1" allowOverlap="1" wp14:anchorId="3A7205BA" wp14:editId="3C775F66">
+          <wp:anchor distT="0" distB="0" distL="114300" distR="114300" simplePos="0" relativeHeight="251657216" behindDoc="0" locked="0" layoutInCell="1" allowOverlap="1" wp14:anchorId="3A7205BA" wp14:editId="5095483C">
             <wp:simplePos x="0" y="0"/>
             <wp:positionH relativeFrom="column">
-              <wp:posOffset>-17145</wp:posOffset>
+              <wp:posOffset>-18415</wp:posOffset>
             </wp:positionH>
             <wp:positionV relativeFrom="paragraph">
-              <wp:posOffset>18415</wp:posOffset>
+              <wp:posOffset>16510</wp:posOffset>
             </wp:positionV>
-            <wp:extent cx="3429000" cy="1359535"/>
-            <wp:effectExtent l="0" t="0" r="0" b="0"/>
+            <wp:extent cx="3023235" cy="1198245"/>
+            <wp:effectExtent l="0" t="0" r="5715" b="1905"/>
             <wp:wrapSquare wrapText="bothSides"/>
             <wp:docPr id="1435584265" name="图片 1"/>
             <wp:cNvGraphicFramePr>
@@ -3581,7 +3816,7 @@
                   <pic:spPr>
                     <a:xfrm>
                       <a:off x="0" y="0"/>
-                      <a:ext cx="3429000" cy="1359535"/>
+                      <a:ext cx="3023235" cy="1198245"/>
                     </a:xfrm>
                     <a:prstGeom prst="rect">
                       <a:avLst/>
@@ -3590,6 +3825,12 @@
                 </pic:pic>
               </a:graphicData>
             </a:graphic>
+            <wp14:sizeRelH relativeFrom="margin">
+              <wp14:pctWidth>0</wp14:pctWidth>
+            </wp14:sizeRelH>
+            <wp14:sizeRelV relativeFrom="margin">
+              <wp14:pctHeight>0</wp14:pctHeight>
+            </wp14:sizeRelV>
           </wp:anchor>
         </w:drawing>
       </w:r>
@@ -3727,16 +3968,6 @@
         <w:spacing w:line="280" w:lineRule="exact"/>
         <w:rPr>
           <w:rFonts w:ascii="华文楷体" w:eastAsia="华文楷体" w:hAnsi="华文楷体" w:hint="eastAsia"/>
-          <w:sz w:val="17"/>
-          <w:szCs w:val="18"/>
-        </w:rPr>
-      </w:pPr>
-    </w:p>
-    <w:p>
-      <w:pPr>
-        <w:spacing w:line="280" w:lineRule="exact"/>
-        <w:rPr>
-          <w:rFonts w:ascii="华文楷体" w:eastAsia="华文楷体" w:hAnsi="华文楷体" w:hint="eastAsia"/>
           <w:b/>
           <w:bCs/>
           <w:sz w:val="17"/>
@@ -4011,6 +4242,7 @@
     </w:p>
     <w:p>
       <w:pPr>
+        <w:spacing w:line="260" w:lineRule="exact"/>
         <w:rPr>
           <w:rFonts w:ascii="华文楷体" w:eastAsia="华文楷体" w:hAnsi="华文楷体" w:hint="eastAsia"/>
           <w:sz w:val="17"/>
@@ -4108,6 +4340,7 @@
     </w:p>
     <w:p>
       <w:pPr>
+        <w:spacing w:line="260" w:lineRule="exact"/>
         <w:rPr>
           <w:rFonts w:ascii="华文楷体" w:eastAsia="华文楷体" w:hAnsi="华文楷体" w:hint="eastAsia"/>
           <w:sz w:val="17"/>
@@ -4139,6 +4372,7 @@
           <w:ilvl w:val="1"/>
           <w:numId w:val="6"/>
         </w:numPr>
+        <w:spacing w:line="260" w:lineRule="exact"/>
         <w:rPr>
           <w:rFonts w:ascii="华文楷体" w:eastAsia="华文楷体" w:hAnsi="华文楷体" w:hint="eastAsia"/>
           <w:sz w:val="17"/>
@@ -4160,6 +4394,7 @@
           <w:ilvl w:val="1"/>
           <w:numId w:val="6"/>
         </w:numPr>
+        <w:spacing w:line="260" w:lineRule="exact"/>
         <w:rPr>
           <w:rFonts w:ascii="华文楷体" w:eastAsia="华文楷体" w:hAnsi="华文楷体" w:hint="eastAsia"/>
           <w:sz w:val="17"/>
@@ -4205,6 +4440,7 @@
     </w:p>
     <w:p>
       <w:pPr>
+        <w:spacing w:line="260" w:lineRule="exact"/>
         <w:rPr>
           <w:rFonts w:ascii="华文楷体" w:eastAsia="华文楷体" w:hAnsi="华文楷体" w:hint="eastAsia"/>
           <w:sz w:val="17"/>
@@ -4236,6 +4472,7 @@
           <w:ilvl w:val="1"/>
           <w:numId w:val="6"/>
         </w:numPr>
+        <w:spacing w:line="260" w:lineRule="exact"/>
         <w:rPr>
           <w:rFonts w:ascii="华文楷体" w:eastAsia="华文楷体" w:hAnsi="华文楷体" w:hint="eastAsia"/>
           <w:sz w:val="17"/>
@@ -4361,6 +4598,7 @@
           <w:ilvl w:val="1"/>
           <w:numId w:val="6"/>
         </w:numPr>
+        <w:spacing w:line="260" w:lineRule="exact"/>
         <w:rPr>
           <w:rFonts w:ascii="华文楷体" w:eastAsia="华文楷体" w:hAnsi="华文楷体" w:hint="eastAsia"/>
           <w:sz w:val="17"/>
@@ -4428,6 +4666,7 @@
           <w:ilvl w:val="1"/>
           <w:numId w:val="6"/>
         </w:numPr>
+        <w:spacing w:line="260" w:lineRule="exact"/>
         <w:rPr>
           <w:rFonts w:ascii="华文楷体" w:eastAsia="华文楷体" w:hAnsi="华文楷体" w:hint="eastAsia"/>
           <w:sz w:val="17"/>
@@ -4488,6 +4727,7 @@
     </w:p>
     <w:p>
       <w:pPr>
+        <w:spacing w:line="260" w:lineRule="exact"/>
         <w:rPr>
           <w:rFonts w:ascii="华文楷体" w:eastAsia="华文楷体" w:hAnsi="华文楷体" w:hint="eastAsia"/>
           <w:sz w:val="17"/>
@@ -4567,8 +4807,9 @@
     </w:p>
     <w:p>
       <w:pPr>
-        <w:rPr>
-          <w:rFonts w:ascii="华文楷体" w:eastAsia="华文楷体" w:hAnsi="华文楷体" w:hint="eastAsia"/>
+        <w:spacing w:line="260" w:lineRule="exact"/>
+        <w:rPr>
+          <w:rFonts w:ascii="华文楷体" w:eastAsia="华文楷体" w:hAnsi="华文楷体"/>
           <w:sz w:val="17"/>
           <w:szCs w:val="18"/>
         </w:rPr>
@@ -4646,6 +4887,98 @@
     </w:p>
     <w:p>
       <w:pPr>
+        <w:jc w:val="center"/>
+        <w:rPr>
+          <w:rFonts w:ascii="华文楷体" w:eastAsia="华文楷体" w:hAnsi="华文楷体" w:hint="eastAsia"/>
+          <w:b/>
+          <w:bCs/>
+          <w:i/>
+          <w:iCs/>
+          <w:sz w:val="17"/>
+          <w:szCs w:val="18"/>
+        </w:rPr>
+      </w:pPr>
+      <w:r>
+        <w:rPr>
+          <w:rFonts w:ascii="华文楷体" w:eastAsia="华文楷体" w:hAnsi="华文楷体"/>
+          <w:b/>
+          <w:bCs/>
+          <w:i/>
+          <w:iCs/>
+          <w:sz w:val="17"/>
+          <w:szCs w:val="18"/>
+        </w:rPr>
+        <w:drawing>
+          <wp:inline distT="0" distB="0" distL="0" distR="0" wp14:anchorId="293A5B8C" wp14:editId="123A1C74">
+            <wp:extent cx="4107180" cy="165489"/>
+            <wp:effectExtent l="19050" t="19050" r="7620" b="25400"/>
+            <wp:docPr id="705625232" name="图片 1"/>
+            <wp:cNvGraphicFramePr>
+              <a:graphicFrameLocks xmlns:a="http://schemas.openxmlformats.org/drawingml/2006/main" noChangeAspect="1"/>
+            </wp:cNvGraphicFramePr>
+            <a:graphic xmlns:a="http://schemas.openxmlformats.org/drawingml/2006/main">
+              <a:graphicData uri="http://schemas.openxmlformats.org/drawingml/2006/picture">
+                <pic:pic xmlns:pic="http://schemas.openxmlformats.org/drawingml/2006/picture">
+                  <pic:nvPicPr>
+                    <pic:cNvPr id="705625232" name=""/>
+                    <pic:cNvPicPr/>
+                  </pic:nvPicPr>
+                  <pic:blipFill>
+                    <a:blip r:embed="rId20"/>
+                    <a:stretch>
+                      <a:fillRect/>
+                    </a:stretch>
+                  </pic:blipFill>
+                  <pic:spPr>
+                    <a:xfrm>
+                      <a:off x="0" y="0"/>
+                      <a:ext cx="5024417" cy="202447"/>
+                    </a:xfrm>
+                    <a:prstGeom prst="rect">
+                      <a:avLst/>
+                    </a:prstGeom>
+                    <a:ln>
+                      <a:solidFill>
+                        <a:schemeClr val="tx1"/>
+                      </a:solidFill>
+                    </a:ln>
+                  </pic:spPr>
+                </pic:pic>
+              </a:graphicData>
+            </a:graphic>
+          </wp:inline>
+        </w:drawing>
+      </w:r>
+      <w:proofErr w:type="spellStart"/>
+      <w:r>
+        <w:rPr>
+          <w:rFonts w:ascii="华文楷体" w:eastAsia="华文楷体" w:hAnsi="华文楷体" w:hint="eastAsia"/>
+          <w:b/>
+          <w:bCs/>
+          <w:i/>
+          <w:iCs/>
+          <w:sz w:val="17"/>
+          <w:szCs w:val="18"/>
+        </w:rPr>
+        <w:t>frtos</w:t>
+      </w:r>
+      <w:proofErr w:type="spellEnd"/>
+      <w:r>
+        <w:rPr>
+          <w:rFonts w:ascii="华文楷体" w:eastAsia="华文楷体" w:hAnsi="华文楷体" w:hint="eastAsia"/>
+          <w:b/>
+          <w:bCs/>
+          <w:i/>
+          <w:iCs/>
+          <w:sz w:val="17"/>
+          <w:szCs w:val="18"/>
+        </w:rPr>
+        <w:t>里面直接开启溢出检测</w:t>
+      </w:r>
+    </w:p>
+    <w:p>
+      <w:pPr>
+        <w:spacing w:line="260" w:lineRule="exact"/>
         <w:rPr>
           <w:rFonts w:ascii="华文楷体" w:eastAsia="华文楷体" w:hAnsi="华文楷体" w:hint="eastAsia"/>
           <w:sz w:val="17"/>
@@ -4704,15 +5037,6 @@
         </w:rPr>
         <w:t>() 打印历史最小剩余空间，根据实测值加 20%~30% 的安全余量来定最终大小</w:t>
       </w:r>
-    </w:p>
-    <w:p>
-      <w:pPr>
-        <w:rPr>
-          <w:rFonts w:ascii="华文楷体" w:eastAsia="华文楷体" w:hAnsi="华文楷体" w:hint="eastAsia"/>
-          <w:sz w:val="17"/>
-          <w:szCs w:val="18"/>
-        </w:rPr>
-      </w:pPr>
     </w:p>
     <w:p>
       <w:pPr>
@@ -4770,7 +5094,7 @@
                     <pic:cNvPicPr/>
                   </pic:nvPicPr>
                   <pic:blipFill rotWithShape="1">
-                    <a:blip r:embed="rId20"/>
+                    <a:blip r:embed="rId21"/>
                     <a:srcRect l="1497" t="4198" r="2433" b="4952"/>
                     <a:stretch>
                       <a:fillRect/>
@@ -4960,7 +5284,7 @@
                     <pic:cNvPicPr/>
                   </pic:nvPicPr>
                   <pic:blipFill>
-                    <a:blip r:embed="rId21"/>
+                    <a:blip r:embed="rId22"/>
                     <a:stretch>
                       <a:fillRect/>
                     </a:stretch>
@@ -5173,6 +5497,7 @@
     </w:p>
     <w:p>
       <w:pPr>
+        <w:spacing w:line="260" w:lineRule="exact"/>
         <w:jc w:val="left"/>
         <w:rPr>
           <w:rFonts w:ascii="华文楷体" w:eastAsia="华文楷体" w:hAnsi="华文楷体" w:hint="eastAsia"/>
@@ -5193,6 +5518,7 @@
     </w:p>
     <w:p>
       <w:pPr>
+        <w:spacing w:line="260" w:lineRule="exact"/>
         <w:ind w:left="360"/>
         <w:jc w:val="left"/>
         <w:rPr>
@@ -5226,6 +5552,7 @@
           <w:ilvl w:val="1"/>
           <w:numId w:val="11"/>
         </w:numPr>
+        <w:spacing w:line="260" w:lineRule="exact"/>
         <w:jc w:val="left"/>
         <w:rPr>
           <w:rFonts w:ascii="华文楷体" w:eastAsia="华文楷体" w:hAnsi="华文楷体" w:hint="eastAsia"/>
@@ -5248,6 +5575,7 @@
           <w:ilvl w:val="1"/>
           <w:numId w:val="11"/>
         </w:numPr>
+        <w:spacing w:line="260" w:lineRule="exact"/>
         <w:jc w:val="left"/>
         <w:rPr>
           <w:rFonts w:ascii="华文楷体" w:eastAsia="华文楷体" w:hAnsi="华文楷体" w:hint="eastAsia"/>
@@ -5276,6 +5604,7 @@
     </w:p>
     <w:p>
       <w:pPr>
+        <w:spacing w:line="260" w:lineRule="exact"/>
         <w:ind w:left="360"/>
         <w:jc w:val="left"/>
         <w:rPr>
@@ -5309,6 +5638,7 @@
           <w:ilvl w:val="1"/>
           <w:numId w:val="11"/>
         </w:numPr>
+        <w:spacing w:line="260" w:lineRule="exact"/>
         <w:jc w:val="left"/>
         <w:rPr>
           <w:rFonts w:ascii="华文楷体" w:eastAsia="华文楷体" w:hAnsi="华文楷体" w:hint="eastAsia"/>
@@ -5327,6 +5657,7 @@
     </w:p>
     <w:p>
       <w:pPr>
+        <w:spacing w:line="260" w:lineRule="exact"/>
         <w:ind w:left="360"/>
         <w:jc w:val="left"/>
         <w:rPr>
@@ -5360,6 +5691,7 @@
           <w:ilvl w:val="1"/>
           <w:numId w:val="11"/>
         </w:numPr>
+        <w:spacing w:line="260" w:lineRule="exact"/>
         <w:jc w:val="left"/>
         <w:rPr>
           <w:rFonts w:ascii="华文楷体" w:eastAsia="华文楷体" w:hAnsi="华文楷体" w:hint="eastAsia"/>
@@ -5406,6 +5738,7 @@
     </w:p>
     <w:p>
       <w:pPr>
+        <w:spacing w:line="260" w:lineRule="exact"/>
         <w:ind w:left="360"/>
         <w:jc w:val="left"/>
         <w:rPr>
@@ -5439,6 +5772,7 @@
           <w:ilvl w:val="1"/>
           <w:numId w:val="11"/>
         </w:numPr>
+        <w:spacing w:line="260" w:lineRule="exact"/>
         <w:jc w:val="left"/>
         <w:rPr>
           <w:rFonts w:ascii="华文楷体" w:eastAsia="华文楷体" w:hAnsi="华文楷体" w:hint="eastAsia"/>
@@ -5489,6 +5823,28 @@
     <w:p>
       <w:pPr>
         <w:jc w:val="left"/>
+        <w:rPr>
+          <w:rFonts w:ascii="华文楷体" w:eastAsia="华文楷体" w:hAnsi="华文楷体"/>
+          <w:b/>
+          <w:bCs/>
+          <w:sz w:val="19"/>
+          <w:szCs w:val="20"/>
+          <w:u w:val="single"/>
+        </w:rPr>
+      </w:pPr>
+      <w:r>
+        <w:rPr>
+          <w:rFonts w:ascii="华文楷体" w:eastAsia="华文楷体" w:hAnsi="华文楷体"/>
+          <w:b/>
+          <w:bCs/>
+          <w:i/>
+          <w:iCs/>
+          <w:sz w:val="19"/>
+          <w:szCs w:val="20"/>
+        </w:rPr>
+        <w:tab/>
+      </w:r>
+      <w:r>
         <w:rPr>
           <w:rFonts w:ascii="华文楷体" w:eastAsia="华文楷体" w:hAnsi="华文楷体" w:hint="eastAsia"/>
           <w:b/>
@@ -5499,31 +5855,1845 @@
           <w:szCs w:val="20"/>
           <w:u w:val="single"/>
         </w:rPr>
-      </w:pPr>
-      <w:r>
-        <w:rPr>
-          <w:rFonts w:ascii="华文楷体" w:eastAsia="华文楷体" w:hAnsi="华文楷体"/>
+        <w:t>总结就是总堆大小要设置合理，可查找.map文件进行评估；任务栈可以通过“水位函数”合理检测设置；减少任务内临时变量和函数调用层数</w:t>
+      </w:r>
+    </w:p>
+    <w:p>
+      <w:pPr>
+        <w:widowControl/>
+        <w:jc w:val="left"/>
+        <w:rPr>
+          <w:rFonts w:ascii="华文楷体" w:eastAsia="华文楷体" w:hAnsi="华文楷体" w:hint="eastAsia"/>
+          <w:sz w:val="17"/>
+          <w:szCs w:val="18"/>
+        </w:rPr>
+      </w:pPr>
+      <w:r>
+        <w:rPr>
+          <w:rFonts w:ascii="华文楷体" w:eastAsia="华文楷体" w:hAnsi="华文楷体" w:hint="eastAsia"/>
+          <w:sz w:val="17"/>
+          <w:szCs w:val="18"/>
+        </w:rPr>
+        <w:br w:type="page"/>
+      </w:r>
+    </w:p>
+    <w:p>
+      <w:pPr>
+        <w:spacing w:line="260" w:lineRule="exact"/>
+        <w:jc w:val="center"/>
+        <w:rPr>
+          <w:rFonts w:ascii="华文楷体" w:eastAsia="华文楷体" w:hAnsi="华文楷体" w:hint="eastAsia"/>
+          <w:b/>
+          <w:bCs/>
+          <w:sz w:val="19"/>
+          <w:szCs w:val="20"/>
+          <w:shd w:val="pct15" w:color="auto" w:fill="FFFFFF"/>
+        </w:rPr>
+      </w:pPr>
+      <w:r>
+        <w:rPr>
+          <w:rFonts w:ascii="华文楷体" w:eastAsia="华文楷体" w:hAnsi="华文楷体" w:hint="eastAsia"/>
+          <w:b/>
+          <w:bCs/>
+          <w:sz w:val="19"/>
+          <w:szCs w:val="20"/>
+          <w:shd w:val="pct15" w:color="auto" w:fill="FFFFFF"/>
+        </w:rPr>
+        <w:lastRenderedPageBreak/>
+        <w:t>栈溢出排查</w:t>
+      </w:r>
+    </w:p>
+    <w:p>
+      <w:pPr>
+        <w:spacing w:line="260" w:lineRule="exact"/>
+        <w:rPr>
+          <w:rFonts w:ascii="华文楷体" w:eastAsia="华文楷体" w:hAnsi="华文楷体"/>
+          <w:sz w:val="17"/>
+          <w:szCs w:val="18"/>
+        </w:rPr>
+      </w:pPr>
+      <w:r>
+        <w:rPr>
+          <w:rFonts w:ascii="华文楷体" w:eastAsia="华文楷体" w:hAnsi="华文楷体" w:hint="eastAsia"/>
+          <w:sz w:val="17"/>
+          <w:szCs w:val="18"/>
+        </w:rPr>
+        <w:t>现象包括：正常的程序莫名跑飞 出现bug等</w:t>
+      </w:r>
+    </w:p>
+    <w:p>
+      <w:pPr>
+        <w:spacing w:line="260" w:lineRule="exact"/>
+        <w:rPr>
+          <w:rFonts w:ascii="华文楷体" w:eastAsia="华文楷体" w:hAnsi="华文楷体" w:hint="eastAsia"/>
+          <w:sz w:val="17"/>
+          <w:szCs w:val="18"/>
+        </w:rPr>
+      </w:pPr>
+    </w:p>
+    <w:p>
+      <w:pPr>
+        <w:spacing w:line="260" w:lineRule="exact"/>
+        <w:rPr>
+          <w:rFonts w:ascii="华文楷体" w:eastAsia="华文楷体" w:hAnsi="华文楷体"/>
+          <w:sz w:val="17"/>
+          <w:szCs w:val="18"/>
+        </w:rPr>
+      </w:pPr>
+      <w:r>
+        <w:rPr>
+          <w:rFonts w:ascii="华文楷体" w:eastAsia="华文楷体" w:hAnsi="华文楷体" w:hint="eastAsia"/>
+          <w:sz w:val="17"/>
+          <w:szCs w:val="18"/>
+        </w:rPr>
+        <w:t>1、在</w:t>
+      </w:r>
+      <w:proofErr w:type="spellStart"/>
+      <w:r>
+        <w:rPr>
+          <w:rFonts w:ascii="华文楷体" w:eastAsia="华文楷体" w:hAnsi="华文楷体" w:hint="eastAsia"/>
+          <w:sz w:val="17"/>
+          <w:szCs w:val="18"/>
+        </w:rPr>
+        <w:t>cubemx</w:t>
+      </w:r>
+      <w:proofErr w:type="spellEnd"/>
+      <w:r>
+        <w:rPr>
+          <w:rFonts w:ascii="华文楷体" w:eastAsia="华文楷体" w:hAnsi="华文楷体" w:hint="eastAsia"/>
+          <w:sz w:val="17"/>
+          <w:szCs w:val="18"/>
+        </w:rPr>
+        <w:t xml:space="preserve">中直接开启 </w:t>
+      </w:r>
+      <w:r>
+        <w:rPr>
+          <w:rFonts w:ascii="华文楷体" w:eastAsia="华文楷体" w:hAnsi="华文楷体"/>
+          <w:sz w:val="17"/>
+          <w:szCs w:val="18"/>
+        </w:rPr>
+        <w:drawing>
+          <wp:inline distT="0" distB="0" distL="0" distR="0" wp14:anchorId="549060F5" wp14:editId="06D87ADE">
+            <wp:extent cx="2324100" cy="86360"/>
+            <wp:effectExtent l="19050" t="19050" r="19050" b="27940"/>
+            <wp:docPr id="1991459520" name="图片 1"/>
+            <wp:cNvGraphicFramePr>
+              <a:graphicFrameLocks xmlns:a="http://schemas.openxmlformats.org/drawingml/2006/main" noChangeAspect="1"/>
+            </wp:cNvGraphicFramePr>
+            <a:graphic xmlns:a="http://schemas.openxmlformats.org/drawingml/2006/main">
+              <a:graphicData uri="http://schemas.openxmlformats.org/drawingml/2006/picture">
+                <pic:pic xmlns:pic="http://schemas.openxmlformats.org/drawingml/2006/picture">
+                  <pic:nvPicPr>
+                    <pic:cNvPr id="1991459520" name=""/>
+                    <pic:cNvPicPr/>
+                  </pic:nvPicPr>
+                  <pic:blipFill rotWithShape="1">
+                    <a:blip r:embed="rId23"/>
+                    <a:srcRect r="3696"/>
+                    <a:stretch>
+                      <a:fillRect/>
+                    </a:stretch>
+                  </pic:blipFill>
+                  <pic:spPr bwMode="auto">
+                    <a:xfrm>
+                      <a:off x="0" y="0"/>
+                      <a:ext cx="2892934" cy="107497"/>
+                    </a:xfrm>
+                    <a:prstGeom prst="rect">
+                      <a:avLst/>
+                    </a:prstGeom>
+                    <a:ln w="9525" cap="flat" cmpd="sng" algn="ctr">
+                      <a:solidFill>
+                        <a:sysClr val="windowText" lastClr="000000"/>
+                      </a:solidFill>
+                      <a:prstDash val="solid"/>
+                      <a:round/>
+                      <a:headEnd type="none" w="med" len="med"/>
+                      <a:tailEnd type="none" w="med" len="med"/>
+                      <a:extLst>
+                        <a:ext uri="{C807C97D-BFC1-408E-A445-0C87EB9F89A2}">
+                          <ask:lineSketchStyleProps xmlns:ask="http://schemas.microsoft.com/office/drawing/2018/sketchyshapes" sd="0">
+                            <a:custGeom>
+                              <a:avLst/>
+                              <a:gdLst/>
+                              <a:ahLst/>
+                              <a:cxnLst/>
+                              <a:rect l="0" t="0" r="0" b="0"/>
+                              <a:pathLst/>
+                            </a:custGeom>
+                            <ask:type/>
+                          </ask:lineSketchStyleProps>
+                        </a:ext>
+                      </a:extLst>
+                    </a:ln>
+                    <a:extLst>
+                      <a:ext uri="{53640926-AAD7-44D8-BBD7-CCE9431645EC}">
+                        <a14:shadowObscured xmlns:a14="http://schemas.microsoft.com/office/drawing/2010/main"/>
+                      </a:ext>
+                    </a:extLst>
+                  </pic:spPr>
+                </pic:pic>
+              </a:graphicData>
+            </a:graphic>
+          </wp:inline>
+        </w:drawing>
+      </w:r>
+      <w:r>
+        <w:rPr>
+          <w:rFonts w:ascii="华文楷体" w:eastAsia="华文楷体" w:hAnsi="华文楷体" w:hint="eastAsia"/>
+          <w:sz w:val="17"/>
+          <w:szCs w:val="18"/>
+        </w:rPr>
+        <w:t xml:space="preserve"> 溢出检查</w:t>
+      </w:r>
+    </w:p>
+    <w:p>
+      <w:pPr>
+        <w:spacing w:line="260" w:lineRule="exact"/>
+        <w:jc w:val="center"/>
+        <w:rPr>
+          <w:rFonts w:ascii="华文楷体" w:eastAsia="华文楷体" w:hAnsi="华文楷体" w:hint="eastAsia"/>
+          <w:sz w:val="17"/>
+          <w:szCs w:val="18"/>
+        </w:rPr>
+      </w:pPr>
+      <w:r>
+        <w:rPr>
+          <w:rFonts w:ascii="华文楷体" w:eastAsia="华文楷体" w:hAnsi="华文楷体"/>
+          <w:b/>
+          <w:bCs/>
+          <w:sz w:val="17"/>
+          <w:szCs w:val="18"/>
+        </w:rPr>
+        <w:t>Option 2 的作用</w:t>
+      </w:r>
+      <w:r>
+        <w:rPr>
+          <w:rFonts w:ascii="华文楷体" w:eastAsia="华文楷体" w:hAnsi="华文楷体"/>
+          <w:sz w:val="17"/>
+          <w:szCs w:val="18"/>
+        </w:rPr>
+        <w:t>：任务一换班，内核查出哨兵被踩，立刻跳进 Hook 报出凶手任务，防止隐蔽 Bug 扩散</w:t>
+      </w:r>
+    </w:p>
+    <w:p>
+      <w:pPr>
+        <w:spacing w:line="260" w:lineRule="exact"/>
+        <w:rPr>
+          <w:rFonts w:ascii="华文楷体" w:eastAsia="华文楷体" w:hAnsi="华文楷体"/>
+          <w:sz w:val="17"/>
+          <w:szCs w:val="18"/>
+        </w:rPr>
+      </w:pPr>
+      <w:r>
+        <w:rPr>
+          <w:rFonts w:ascii="华文楷体" w:eastAsia="华文楷体" w:hAnsi="华文楷体"/>
+          <w:sz w:val="17"/>
+          <w:szCs w:val="18"/>
+        </w:rPr>
+        <w:drawing>
+          <wp:anchor distT="0" distB="0" distL="114300" distR="114300" simplePos="0" relativeHeight="251667456" behindDoc="0" locked="0" layoutInCell="1" allowOverlap="1" wp14:anchorId="3779C8CA" wp14:editId="1B930789">
+            <wp:simplePos x="0" y="0"/>
+            <wp:positionH relativeFrom="column">
+              <wp:posOffset>-3810</wp:posOffset>
+            </wp:positionH>
+            <wp:positionV relativeFrom="paragraph">
+              <wp:posOffset>59690</wp:posOffset>
+            </wp:positionV>
+            <wp:extent cx="3336925" cy="1543685"/>
+            <wp:effectExtent l="0" t="0" r="0" b="0"/>
+            <wp:wrapSquare wrapText="bothSides"/>
+            <wp:docPr id="797763349" name="图片 1"/>
+            <wp:cNvGraphicFramePr>
+              <a:graphicFrameLocks xmlns:a="http://schemas.openxmlformats.org/drawingml/2006/main" noChangeAspect="1"/>
+            </wp:cNvGraphicFramePr>
+            <a:graphic xmlns:a="http://schemas.openxmlformats.org/drawingml/2006/main">
+              <a:graphicData uri="http://schemas.openxmlformats.org/drawingml/2006/picture">
+                <pic:pic xmlns:pic="http://schemas.openxmlformats.org/drawingml/2006/picture">
+                  <pic:nvPicPr>
+                    <pic:cNvPr id="797763349" name=""/>
+                    <pic:cNvPicPr/>
+                  </pic:nvPicPr>
+                  <pic:blipFill>
+                    <a:blip r:embed="rId24">
+                      <a:extLst>
+                        <a:ext uri="{28A0092B-C50C-407E-A947-70E740481C1C}">
+                          <a14:useLocalDpi xmlns:a14="http://schemas.microsoft.com/office/drawing/2010/main" val="0"/>
+                        </a:ext>
+                      </a:extLst>
+                    </a:blip>
+                    <a:stretch>
+                      <a:fillRect/>
+                    </a:stretch>
+                  </pic:blipFill>
+                  <pic:spPr>
+                    <a:xfrm>
+                      <a:off x="0" y="0"/>
+                      <a:ext cx="3336925" cy="1543685"/>
+                    </a:xfrm>
+                    <a:prstGeom prst="rect">
+                      <a:avLst/>
+                    </a:prstGeom>
+                  </pic:spPr>
+                </pic:pic>
+              </a:graphicData>
+            </a:graphic>
+            <wp14:sizeRelH relativeFrom="page">
+              <wp14:pctWidth>0</wp14:pctWidth>
+            </wp14:sizeRelH>
+            <wp14:sizeRelV relativeFrom="page">
+              <wp14:pctHeight>0</wp14:pctHeight>
+            </wp14:sizeRelV>
+          </wp:anchor>
+        </w:drawing>
+      </w:r>
+    </w:p>
+    <w:p>
+      <w:pPr>
+        <w:spacing w:line="260" w:lineRule="exact"/>
+        <w:rPr>
+          <w:rFonts w:ascii="华文楷体" w:eastAsia="华文楷体" w:hAnsi="华文楷体" w:hint="eastAsia"/>
+          <w:sz w:val="17"/>
+          <w:szCs w:val="18"/>
+        </w:rPr>
+      </w:pPr>
+      <w:r>
+        <w:rPr>
+          <w:rFonts w:ascii="华文楷体" w:eastAsia="华文楷体" w:hAnsi="华文楷体" w:hint="eastAsia"/>
+          <w:sz w:val="17"/>
+          <w:szCs w:val="18"/>
+        </w:rPr>
+        <w:t>开启溢出检查就是为了通过这个函数 查看哪里溢出</w:t>
+      </w:r>
+    </w:p>
+    <w:p>
+      <w:pPr>
+        <w:spacing w:line="260" w:lineRule="exact"/>
+        <w:rPr>
+          <w:rFonts w:ascii="华文楷体" w:eastAsia="华文楷体" w:hAnsi="华文楷体" w:hint="eastAsia"/>
+          <w:sz w:val="17"/>
+          <w:szCs w:val="18"/>
+        </w:rPr>
+      </w:pPr>
+    </w:p>
+    <w:p>
+      <w:pPr>
+        <w:spacing w:line="260" w:lineRule="exact"/>
+        <w:rPr>
+          <w:rFonts w:ascii="华文楷体" w:eastAsia="华文楷体" w:hAnsi="华文楷体"/>
+          <w:sz w:val="17"/>
+          <w:szCs w:val="18"/>
+        </w:rPr>
+      </w:pPr>
+      <w:r>
+        <w:rPr>
+          <w:rFonts w:ascii="华文楷体" w:eastAsia="华文楷体" w:hAnsi="华文楷体"/>
+          <w:sz w:val="17"/>
+          <w:szCs w:val="18"/>
+        </w:rPr>
+        <w:drawing>
+          <wp:anchor distT="0" distB="0" distL="114300" distR="114300" simplePos="0" relativeHeight="251670528" behindDoc="0" locked="0" layoutInCell="1" allowOverlap="1" wp14:anchorId="559ED5EF" wp14:editId="1C4FF6BF">
+            <wp:simplePos x="0" y="0"/>
+            <wp:positionH relativeFrom="column">
+              <wp:posOffset>3706644</wp:posOffset>
+            </wp:positionH>
+            <wp:positionV relativeFrom="paragraph">
+              <wp:posOffset>34925</wp:posOffset>
+            </wp:positionV>
+            <wp:extent cx="3023833" cy="434217"/>
+            <wp:effectExtent l="0" t="0" r="5715" b="4445"/>
+            <wp:wrapNone/>
+            <wp:docPr id="2031323726" name="图片 1"/>
+            <wp:cNvGraphicFramePr>
+              <a:graphicFrameLocks xmlns:a="http://schemas.openxmlformats.org/drawingml/2006/main" noChangeAspect="1"/>
+            </wp:cNvGraphicFramePr>
+            <a:graphic xmlns:a="http://schemas.openxmlformats.org/drawingml/2006/main">
+              <a:graphicData uri="http://schemas.openxmlformats.org/drawingml/2006/picture">
+                <pic:pic xmlns:pic="http://schemas.openxmlformats.org/drawingml/2006/picture">
+                  <pic:nvPicPr>
+                    <pic:cNvPr id="2031323726" name=""/>
+                    <pic:cNvPicPr/>
+                  </pic:nvPicPr>
+                  <pic:blipFill>
+                    <a:blip r:embed="rId25">
+                      <a:extLst>
+                        <a:ext uri="{28A0092B-C50C-407E-A947-70E740481C1C}">
+                          <a14:useLocalDpi xmlns:a14="http://schemas.microsoft.com/office/drawing/2010/main" val="0"/>
+                        </a:ext>
+                      </a:extLst>
+                    </a:blip>
+                    <a:stretch>
+                      <a:fillRect/>
+                    </a:stretch>
+                  </pic:blipFill>
+                  <pic:spPr>
+                    <a:xfrm>
+                      <a:off x="0" y="0"/>
+                      <a:ext cx="3023833" cy="434217"/>
+                    </a:xfrm>
+                    <a:prstGeom prst="rect">
+                      <a:avLst/>
+                    </a:prstGeom>
+                  </pic:spPr>
+                </pic:pic>
+              </a:graphicData>
+            </a:graphic>
+            <wp14:sizeRelH relativeFrom="margin">
+              <wp14:pctWidth>0</wp14:pctWidth>
+            </wp14:sizeRelH>
+            <wp14:sizeRelV relativeFrom="margin">
+              <wp14:pctHeight>0</wp14:pctHeight>
+            </wp14:sizeRelV>
+          </wp:anchor>
+        </w:drawing>
+      </w:r>
+    </w:p>
+    <w:p>
+      <w:pPr>
+        <w:spacing w:line="260" w:lineRule="exact"/>
+        <w:rPr>
+          <w:rFonts w:ascii="华文楷体" w:eastAsia="华文楷体" w:hAnsi="华文楷体"/>
+          <w:sz w:val="17"/>
+          <w:szCs w:val="18"/>
+        </w:rPr>
+      </w:pPr>
+    </w:p>
+    <w:p>
+      <w:pPr>
+        <w:spacing w:line="260" w:lineRule="exact"/>
+        <w:rPr>
+          <w:rFonts w:ascii="华文楷体" w:eastAsia="华文楷体" w:hAnsi="华文楷体"/>
+          <w:sz w:val="17"/>
+          <w:szCs w:val="18"/>
+        </w:rPr>
+      </w:pPr>
+    </w:p>
+    <w:p>
+      <w:pPr>
+        <w:spacing w:line="260" w:lineRule="exact"/>
+        <w:jc w:val="center"/>
+        <w:rPr>
+          <w:rFonts w:ascii="华文楷体" w:eastAsia="华文楷体" w:hAnsi="华文楷体" w:hint="eastAsia"/>
+          <w:sz w:val="17"/>
+          <w:szCs w:val="18"/>
+        </w:rPr>
+      </w:pPr>
+      <w:r>
+        <w:rPr>
+          <w:rFonts w:ascii="华文楷体" w:eastAsia="华文楷体" w:hAnsi="华文楷体" w:hint="eastAsia"/>
+          <w:sz w:val="17"/>
+          <w:szCs w:val="18"/>
+        </w:rPr>
+        <w:t>且溢出时</w:t>
+      </w:r>
+      <w:r>
+        <w:rPr>
+          <w:rFonts w:ascii="华文楷体" w:eastAsia="华文楷体" w:hAnsi="华文楷体" w:hint="eastAsia"/>
+          <w:sz w:val="17"/>
+          <w:szCs w:val="18"/>
+        </w:rPr>
+        <w:t>暂停住</w:t>
+      </w:r>
+      <w:r>
+        <w:rPr>
+          <w:rFonts w:ascii="华文楷体" w:eastAsia="华文楷体" w:hAnsi="华文楷体" w:hint="eastAsia"/>
+          <w:sz w:val="17"/>
+          <w:szCs w:val="18"/>
+        </w:rPr>
+        <w:t>-堆栈这里通常为0xa5a5a5</w:t>
+      </w:r>
+    </w:p>
+    <w:p>
+      <w:pPr>
+        <w:spacing w:line="260" w:lineRule="exact"/>
+        <w:rPr>
+          <w:rFonts w:ascii="华文楷体" w:eastAsia="华文楷体" w:hAnsi="华文楷体"/>
+          <w:sz w:val="17"/>
+          <w:szCs w:val="18"/>
+        </w:rPr>
+      </w:pPr>
+    </w:p>
+    <w:p>
+      <w:pPr>
+        <w:spacing w:line="260" w:lineRule="exact"/>
+        <w:rPr>
+          <w:rFonts w:ascii="华文楷体" w:eastAsia="华文楷体" w:hAnsi="华文楷体"/>
+          <w:sz w:val="17"/>
+          <w:szCs w:val="18"/>
+        </w:rPr>
+      </w:pPr>
+    </w:p>
+    <w:p>
+      <w:pPr>
+        <w:spacing w:line="260" w:lineRule="exact"/>
+        <w:rPr>
+          <w:rFonts w:ascii="华文楷体" w:eastAsia="华文楷体" w:hAnsi="华文楷体" w:hint="eastAsia"/>
+          <w:sz w:val="17"/>
+          <w:szCs w:val="18"/>
+        </w:rPr>
+      </w:pPr>
+    </w:p>
+    <w:p>
+      <w:pPr>
+        <w:spacing w:line="260" w:lineRule="exact"/>
+        <w:rPr>
+          <w:rFonts w:ascii="华文楷体" w:eastAsia="华文楷体" w:hAnsi="华文楷体"/>
+          <w:sz w:val="17"/>
+          <w:szCs w:val="18"/>
+        </w:rPr>
+      </w:pPr>
+      <w:r>
+        <w:rPr>
+          <w:rFonts w:ascii="华文楷体" w:eastAsia="华文楷体" w:hAnsi="华文楷体" w:hint="eastAsia"/>
+          <w:sz w:val="17"/>
+          <w:szCs w:val="18"/>
+        </w:rPr>
+        <w:t>注意这个方法主要</w:t>
+      </w:r>
+      <w:r>
+        <w:rPr>
+          <w:rFonts w:ascii="华文楷体" w:eastAsia="华文楷体" w:hAnsi="华文楷体"/>
+          <w:b/>
+          <w:bCs/>
+          <w:sz w:val="17"/>
+          <w:szCs w:val="18"/>
+        </w:rPr>
+        <w:t>防“慢性踩内存”</w:t>
+      </w:r>
+      <w:r>
+        <w:rPr>
+          <w:rFonts w:ascii="华文楷体" w:eastAsia="华文楷体" w:hAnsi="华文楷体"/>
+          <w:sz w:val="17"/>
+          <w:szCs w:val="18"/>
+        </w:rPr>
+        <w:t xml:space="preserve">。 </w:t>
+      </w:r>
+    </w:p>
+    <w:p>
+      <w:pPr>
+        <w:spacing w:line="260" w:lineRule="exact"/>
+        <w:rPr>
+          <w:rFonts w:ascii="华文楷体" w:eastAsia="华文楷体" w:hAnsi="华文楷体"/>
+          <w:sz w:val="17"/>
+          <w:szCs w:val="18"/>
+        </w:rPr>
+      </w:pPr>
+      <w:r>
+        <w:rPr>
+          <w:rFonts w:ascii="华文楷体" w:eastAsia="华文楷体" w:hAnsi="华文楷体"/>
+          <w:sz w:val="17"/>
+          <w:szCs w:val="18"/>
+        </w:rPr>
+        <w:tab/>
+      </w:r>
+      <w:r>
+        <w:rPr>
+          <w:rFonts w:ascii="华文楷体" w:eastAsia="华文楷体" w:hAnsi="华文楷体"/>
+          <w:sz w:val="17"/>
+          <w:szCs w:val="18"/>
+        </w:rPr>
+        <w:t>任务只溢出几个字节时硬件不会死机，但会踩坏隔壁数据，导致后续莫名其妙崩溃</w:t>
+      </w:r>
+    </w:p>
+    <w:p>
+      <w:pPr>
+        <w:spacing w:line="260" w:lineRule="exact"/>
+        <w:rPr>
+          <w:rFonts w:ascii="华文楷体" w:eastAsia="华文楷体" w:hAnsi="华文楷体" w:hint="eastAsia"/>
+          <w:sz w:val="17"/>
+          <w:szCs w:val="18"/>
+        </w:rPr>
+      </w:pPr>
+    </w:p>
+    <w:p>
+      <w:pPr>
+        <w:spacing w:line="260" w:lineRule="exact"/>
+        <w:rPr>
+          <w:rFonts w:ascii="华文楷体" w:eastAsia="华文楷体" w:hAnsi="华文楷体"/>
+          <w:b/>
+          <w:bCs/>
+          <w:sz w:val="17"/>
+          <w:szCs w:val="18"/>
+        </w:rPr>
+      </w:pPr>
+      <w:r>
+        <w:rPr>
+          <w:rFonts w:ascii="华文楷体" w:eastAsia="华文楷体" w:hAnsi="华文楷体" w:hint="eastAsia"/>
+          <w:b/>
+          <w:bCs/>
+          <w:color w:val="EE0000"/>
+          <w:sz w:val="17"/>
+          <w:szCs w:val="18"/>
+        </w:rPr>
+        <w:t>2、在暂停状态下使用GDB命令排查任务死在哪里</w:t>
+      </w:r>
+    </w:p>
+    <w:p>
+      <w:pPr>
+        <w:pStyle w:val="a9"/>
+        <w:numPr>
+          <w:ilvl w:val="0"/>
+          <w:numId w:val="23"/>
+        </w:numPr>
+        <w:spacing w:line="260" w:lineRule="exact"/>
+        <w:rPr>
+          <w:rFonts w:ascii="华文楷体" w:eastAsia="华文楷体" w:hAnsi="华文楷体"/>
+          <w:sz w:val="17"/>
+          <w:szCs w:val="18"/>
+        </w:rPr>
+      </w:pPr>
+      <w:r>
+        <w:rPr>
+          <w:rFonts w:ascii="华文楷体" w:eastAsia="华文楷体" w:hAnsi="华文楷体" w:hint="eastAsia"/>
+          <w:sz w:val="17"/>
+          <w:szCs w:val="18"/>
+        </w:rPr>
+        <w:t>在调试控制台输入指令</w:t>
+      </w:r>
+      <w:r>
+        <w:rPr>
+          <w:rFonts w:ascii="华文楷体" w:eastAsia="华文楷体" w:hAnsi="华文楷体"/>
+          <w:sz w:val="17"/>
+          <w:szCs w:val="18"/>
+        </w:rPr>
+        <w:tab/>
+      </w:r>
+      <w:r>
+        <w:rPr>
+          <w:rFonts w:ascii="华文楷体" w:eastAsia="华文楷体" w:hAnsi="华文楷体"/>
+          <w:sz w:val="17"/>
+          <w:szCs w:val="18"/>
+        </w:rPr>
+        <w:t xml:space="preserve">p </w:t>
+      </w:r>
+      <w:proofErr w:type="spellStart"/>
+      <w:r>
+        <w:rPr>
+          <w:rFonts w:ascii="华文楷体" w:eastAsia="华文楷体" w:hAnsi="华文楷体"/>
+          <w:sz w:val="17"/>
+          <w:szCs w:val="18"/>
+        </w:rPr>
+        <w:t>pxCurrentTCB</w:t>
+      </w:r>
+      <w:proofErr w:type="spellEnd"/>
+      <w:r>
+        <w:rPr>
+          <w:rFonts w:ascii="华文楷体" w:eastAsia="华文楷体" w:hAnsi="华文楷体"/>
+          <w:sz w:val="17"/>
+          <w:szCs w:val="18"/>
+        </w:rPr>
+        <w:t>-&gt;</w:t>
+      </w:r>
+      <w:proofErr w:type="spellStart"/>
+      <w:proofErr w:type="gramStart"/>
+      <w:r>
+        <w:rPr>
+          <w:rFonts w:ascii="华文楷体" w:eastAsia="华文楷体" w:hAnsi="华文楷体"/>
+          <w:sz w:val="17"/>
+          <w:szCs w:val="18"/>
+        </w:rPr>
+        <w:t>pcTaskName</w:t>
+      </w:r>
+      <w:proofErr w:type="spellEnd"/>
+      <w:r>
+        <w:rPr>
+          <w:rFonts w:ascii="华文楷体" w:eastAsia="华文楷体" w:hAnsi="华文楷体" w:hint="eastAsia"/>
+          <w:sz w:val="17"/>
+          <w:szCs w:val="18"/>
+        </w:rPr>
+        <w:t xml:space="preserve">  /</w:t>
+      </w:r>
+      <w:proofErr w:type="gramEnd"/>
+      <w:r>
+        <w:rPr>
+          <w:rFonts w:ascii="华文楷体" w:eastAsia="华文楷体" w:hAnsi="华文楷体" w:hint="eastAsia"/>
+          <w:sz w:val="17"/>
+          <w:szCs w:val="18"/>
+        </w:rPr>
+        <w:t>/</w:t>
+      </w:r>
+      <w:r>
+        <w:rPr>
+          <w:rFonts w:ascii="华文楷体" w:eastAsia="华文楷体" w:hAnsi="华文楷体"/>
+          <w:sz w:val="17"/>
+          <w:szCs w:val="18"/>
+        </w:rPr>
+        <w:t>直接打印发生崩溃时正在执行的任务名称字符串</w:t>
+      </w:r>
+    </w:p>
+    <w:p>
+      <w:pPr>
+        <w:pStyle w:val="a9"/>
+        <w:numPr>
+          <w:ilvl w:val="0"/>
+          <w:numId w:val="23"/>
+        </w:numPr>
+        <w:spacing w:line="260" w:lineRule="exact"/>
+        <w:rPr>
+          <w:rFonts w:ascii="华文楷体" w:eastAsia="华文楷体" w:hAnsi="华文楷体"/>
+          <w:sz w:val="17"/>
+          <w:szCs w:val="18"/>
+        </w:rPr>
+      </w:pPr>
+      <w:r>
+        <w:rPr>
+          <w:rFonts w:ascii="华文楷体" w:eastAsia="华文楷体" w:hAnsi="华文楷体"/>
+          <w:sz w:val="17"/>
+          <w:szCs w:val="18"/>
+        </w:rPr>
+        <w:t xml:space="preserve">p </w:t>
+      </w:r>
+      <w:proofErr w:type="spellStart"/>
+      <w:r>
+        <w:rPr>
+          <w:rFonts w:ascii="华文楷体" w:eastAsia="华文楷体" w:hAnsi="华文楷体"/>
+          <w:sz w:val="17"/>
+          <w:szCs w:val="18"/>
+        </w:rPr>
+        <w:t>pxCurrentTCB</w:t>
+      </w:r>
+      <w:proofErr w:type="spellEnd"/>
+      <w:r>
+        <w:rPr>
+          <w:rFonts w:ascii="华文楷体" w:eastAsia="华文楷体" w:hAnsi="华文楷体"/>
+          <w:sz w:val="17"/>
+          <w:szCs w:val="18"/>
+        </w:rPr>
+        <w:t>-&gt;</w:t>
+      </w:r>
+      <w:proofErr w:type="spellStart"/>
+      <w:r>
+        <w:rPr>
+          <w:rFonts w:ascii="华文楷体" w:eastAsia="华文楷体" w:hAnsi="华文楷体"/>
+          <w:sz w:val="17"/>
+          <w:szCs w:val="18"/>
+        </w:rPr>
+        <w:t>pxStack</w:t>
+      </w:r>
+      <w:proofErr w:type="spellEnd"/>
+      <w:r>
+        <w:rPr>
+          <w:rFonts w:ascii="华文楷体" w:eastAsia="华文楷体" w:hAnsi="华文楷体"/>
+          <w:sz w:val="17"/>
+          <w:szCs w:val="18"/>
+        </w:rPr>
+        <w:tab/>
+      </w:r>
+      <w:r>
+        <w:rPr>
+          <w:rFonts w:ascii="华文楷体" w:eastAsia="华文楷体" w:hAnsi="华文楷体"/>
+          <w:sz w:val="17"/>
+          <w:szCs w:val="18"/>
+        </w:rPr>
+        <w:tab/>
+      </w:r>
+      <w:r>
+        <w:rPr>
+          <w:rFonts w:ascii="华文楷体" w:eastAsia="华文楷体" w:hAnsi="华文楷体" w:hint="eastAsia"/>
+          <w:sz w:val="17"/>
+          <w:szCs w:val="18"/>
+        </w:rPr>
+        <w:t>//查看</w:t>
+      </w:r>
+      <w:r>
+        <w:rPr>
+          <w:rFonts w:ascii="华文楷体" w:eastAsia="华文楷体" w:hAnsi="华文楷体"/>
+          <w:sz w:val="17"/>
+          <w:szCs w:val="18"/>
+        </w:rPr>
+        <w:t>这块内存的最低合法地址（栈底）</w:t>
+      </w:r>
+    </w:p>
+    <w:p>
+      <w:pPr>
+        <w:pStyle w:val="a9"/>
+        <w:numPr>
+          <w:ilvl w:val="0"/>
+          <w:numId w:val="23"/>
+        </w:numPr>
+        <w:spacing w:line="260" w:lineRule="exact"/>
+        <w:rPr>
+          <w:rFonts w:ascii="华文楷体" w:eastAsia="华文楷体" w:hAnsi="华文楷体" w:hint="eastAsia"/>
+          <w:sz w:val="17"/>
+          <w:szCs w:val="18"/>
+        </w:rPr>
+      </w:pPr>
+      <w:r>
+        <w:rPr>
+          <w:rFonts w:ascii="华文楷体" w:eastAsia="华文楷体" w:hAnsi="华文楷体"/>
+          <w:sz w:val="17"/>
+          <w:szCs w:val="18"/>
+        </w:rPr>
+        <w:t xml:space="preserve">p </w:t>
+      </w:r>
+      <w:proofErr w:type="spellStart"/>
+      <w:r>
+        <w:rPr>
+          <w:rFonts w:ascii="华文楷体" w:eastAsia="华文楷体" w:hAnsi="华文楷体"/>
+          <w:sz w:val="17"/>
+          <w:szCs w:val="18"/>
+        </w:rPr>
+        <w:t>pxCurrentTCB</w:t>
+      </w:r>
+      <w:proofErr w:type="spellEnd"/>
+      <w:r>
+        <w:rPr>
+          <w:rFonts w:ascii="华文楷体" w:eastAsia="华文楷体" w:hAnsi="华文楷体"/>
+          <w:sz w:val="17"/>
+          <w:szCs w:val="18"/>
+        </w:rPr>
+        <w:t>-&gt;</w:t>
+      </w:r>
+      <w:proofErr w:type="spellStart"/>
+      <w:r>
+        <w:rPr>
+          <w:rFonts w:ascii="华文楷体" w:eastAsia="华文楷体" w:hAnsi="华文楷体"/>
+          <w:sz w:val="17"/>
+          <w:szCs w:val="18"/>
+        </w:rPr>
+        <w:t>pxTopOfStack</w:t>
+      </w:r>
+      <w:proofErr w:type="spellEnd"/>
+      <w:r>
+        <w:rPr>
+          <w:rFonts w:ascii="华文楷体" w:eastAsia="华文楷体" w:hAnsi="华文楷体" w:hint="eastAsia"/>
+          <w:sz w:val="17"/>
+          <w:szCs w:val="18"/>
+        </w:rPr>
+        <w:t xml:space="preserve">   </w:t>
+      </w:r>
+      <w:r>
+        <w:rPr>
+          <w:rFonts w:ascii="华文楷体" w:eastAsia="华文楷体" w:hAnsi="华文楷体" w:hint="eastAsia"/>
+          <w:sz w:val="17"/>
+          <w:szCs w:val="18"/>
+        </w:rPr>
+        <w:t>//查看</w:t>
+      </w:r>
+      <w:r>
+        <w:rPr>
+          <w:rFonts w:ascii="华文楷体" w:eastAsia="华文楷体" w:hAnsi="华文楷体"/>
+          <w:sz w:val="17"/>
+          <w:szCs w:val="18"/>
+        </w:rPr>
+        <w:t>当前栈顶</w:t>
+      </w:r>
+      <w:r>
+        <w:rPr>
+          <w:rFonts w:ascii="华文楷体" w:eastAsia="华文楷体" w:hAnsi="华文楷体" w:hint="eastAsia"/>
+          <w:sz w:val="17"/>
+          <w:szCs w:val="18"/>
+        </w:rPr>
+        <w:t>；</w:t>
+      </w:r>
+      <w:r>
+        <w:rPr>
+          <w:rFonts w:ascii="华文楷体" w:eastAsia="华文楷体" w:hAnsi="华文楷体"/>
+          <w:sz w:val="17"/>
+          <w:szCs w:val="18"/>
+        </w:rPr>
+        <w:t xml:space="preserve">如果 </w:t>
+      </w:r>
+      <w:proofErr w:type="spellStart"/>
+      <w:r>
+        <w:rPr>
+          <w:rFonts w:ascii="华文楷体" w:eastAsia="华文楷体" w:hAnsi="华文楷体"/>
+          <w:sz w:val="17"/>
+          <w:szCs w:val="18"/>
+        </w:rPr>
+        <w:t>pxTopOfStack</w:t>
+      </w:r>
+      <w:proofErr w:type="spellEnd"/>
+      <w:r>
+        <w:rPr>
+          <w:rFonts w:ascii="华文楷体" w:eastAsia="华文楷体" w:hAnsi="华文楷体"/>
+          <w:sz w:val="17"/>
+          <w:szCs w:val="18"/>
+        </w:rPr>
+        <w:t xml:space="preserve"> &lt;= </w:t>
+      </w:r>
+      <w:proofErr w:type="spellStart"/>
+      <w:r>
+        <w:rPr>
+          <w:rFonts w:ascii="华文楷体" w:eastAsia="华文楷体" w:hAnsi="华文楷体"/>
+          <w:sz w:val="17"/>
+          <w:szCs w:val="18"/>
+        </w:rPr>
+        <w:t>pxStack</w:t>
+      </w:r>
+      <w:proofErr w:type="spellEnd"/>
+      <w:r>
+        <w:rPr>
+          <w:rFonts w:ascii="华文楷体" w:eastAsia="华文楷体" w:hAnsi="华文楷体"/>
+          <w:sz w:val="17"/>
+          <w:szCs w:val="18"/>
+        </w:rPr>
+        <w:t>，说明栈已经被彻底用光、向下穿孔越界了</w:t>
+      </w:r>
+    </w:p>
+    <w:p>
+      <w:pPr>
+        <w:spacing w:line="260" w:lineRule="exact"/>
+        <w:rPr>
+          <w:rFonts w:ascii="华文楷体" w:eastAsia="华文楷体" w:hAnsi="华文楷体" w:hint="eastAsia"/>
+          <w:sz w:val="17"/>
+          <w:szCs w:val="18"/>
+        </w:rPr>
+      </w:pPr>
+    </w:p>
+    <w:p>
+      <w:pPr>
+        <w:spacing w:line="260" w:lineRule="exact"/>
+        <w:rPr>
+          <w:rFonts w:ascii="华文楷体" w:eastAsia="华文楷体" w:hAnsi="华文楷体" w:hint="eastAsia"/>
+          <w:sz w:val="17"/>
+          <w:szCs w:val="18"/>
+        </w:rPr>
+      </w:pPr>
+      <w:r>
+        <w:rPr>
+          <w:rFonts w:ascii="华文楷体" w:eastAsia="华文楷体" w:hAnsi="华文楷体" w:hint="eastAsia"/>
+          <w:sz w:val="17"/>
+          <w:szCs w:val="18"/>
+        </w:rPr>
+        <w:t>3、直接通过自带的XRTOS查看状态</w:t>
+      </w:r>
+    </w:p>
+    <w:p>
+      <w:pPr>
+        <w:spacing w:line="260" w:lineRule="exact"/>
+        <w:rPr>
+          <w:rFonts w:ascii="华文楷体" w:eastAsia="华文楷体" w:hAnsi="华文楷体"/>
+          <w:sz w:val="17"/>
+          <w:szCs w:val="18"/>
+        </w:rPr>
+      </w:pPr>
+      <w:r>
+        <w:rPr>
+          <w:rFonts w:ascii="华文楷体" w:eastAsia="华文楷体" w:hAnsi="华文楷体"/>
+          <w:sz w:val="17"/>
+          <w:szCs w:val="18"/>
+        </w:rPr>
+        <w:drawing>
+          <wp:anchor distT="0" distB="0" distL="114300" distR="114300" simplePos="0" relativeHeight="251669504" behindDoc="0" locked="0" layoutInCell="1" allowOverlap="1" wp14:anchorId="395CFE21" wp14:editId="5B79C3C3">
+            <wp:simplePos x="0" y="0"/>
+            <wp:positionH relativeFrom="column">
+              <wp:posOffset>34925</wp:posOffset>
+            </wp:positionH>
+            <wp:positionV relativeFrom="paragraph">
+              <wp:posOffset>28257</wp:posOffset>
+            </wp:positionV>
+            <wp:extent cx="2657475" cy="1438275"/>
+            <wp:effectExtent l="0" t="0" r="9525" b="9525"/>
+            <wp:wrapSquare wrapText="bothSides"/>
+            <wp:docPr id="767676187" name="图片 1"/>
+            <wp:cNvGraphicFramePr>
+              <a:graphicFrameLocks xmlns:a="http://schemas.openxmlformats.org/drawingml/2006/main" noChangeAspect="1"/>
+            </wp:cNvGraphicFramePr>
+            <a:graphic xmlns:a="http://schemas.openxmlformats.org/drawingml/2006/main">
+              <a:graphicData uri="http://schemas.openxmlformats.org/drawingml/2006/picture">
+                <pic:pic xmlns:pic="http://schemas.openxmlformats.org/drawingml/2006/picture">
+                  <pic:nvPicPr>
+                    <pic:cNvPr id="767676187" name=""/>
+                    <pic:cNvPicPr/>
+                  </pic:nvPicPr>
+                  <pic:blipFill>
+                    <a:blip r:embed="rId26">
+                      <a:extLst>
+                        <a:ext uri="{28A0092B-C50C-407E-A947-70E740481C1C}">
+                          <a14:useLocalDpi xmlns:a14="http://schemas.microsoft.com/office/drawing/2010/main" val="0"/>
+                        </a:ext>
+                      </a:extLst>
+                    </a:blip>
+                    <a:stretch>
+                      <a:fillRect/>
+                    </a:stretch>
+                  </pic:blipFill>
+                  <pic:spPr>
+                    <a:xfrm>
+                      <a:off x="0" y="0"/>
+                      <a:ext cx="2657475" cy="1438275"/>
+                    </a:xfrm>
+                    <a:prstGeom prst="rect">
+                      <a:avLst/>
+                    </a:prstGeom>
+                  </pic:spPr>
+                </pic:pic>
+              </a:graphicData>
+            </a:graphic>
+            <wp14:sizeRelH relativeFrom="margin">
+              <wp14:pctWidth>0</wp14:pctWidth>
+            </wp14:sizeRelH>
+            <wp14:sizeRelV relativeFrom="margin">
+              <wp14:pctHeight>0</wp14:pctHeight>
+            </wp14:sizeRelV>
+          </wp:anchor>
+        </w:drawing>
+      </w:r>
+    </w:p>
+    <w:p>
+      <w:pPr>
+        <w:spacing w:line="260" w:lineRule="exact"/>
+        <w:rPr>
+          <w:rFonts w:ascii="华文楷体" w:eastAsia="华文楷体" w:hAnsi="华文楷体"/>
+          <w:sz w:val="17"/>
+          <w:szCs w:val="18"/>
+        </w:rPr>
+      </w:pPr>
+    </w:p>
+    <w:p>
+      <w:pPr>
+        <w:spacing w:line="260" w:lineRule="exact"/>
+        <w:rPr>
+          <w:rFonts w:ascii="华文楷体" w:eastAsia="华文楷体" w:hAnsi="华文楷体"/>
+          <w:sz w:val="17"/>
+          <w:szCs w:val="18"/>
+        </w:rPr>
+      </w:pPr>
+    </w:p>
+    <w:p>
+      <w:pPr>
+        <w:spacing w:line="260" w:lineRule="exact"/>
+        <w:rPr>
+          <w:rFonts w:ascii="华文楷体" w:eastAsia="华文楷体" w:hAnsi="华文楷体"/>
+          <w:sz w:val="17"/>
+          <w:szCs w:val="18"/>
+        </w:rPr>
+      </w:pPr>
+    </w:p>
+    <w:p>
+      <w:pPr>
+        <w:spacing w:line="260" w:lineRule="exact"/>
+        <w:rPr>
+          <w:rFonts w:ascii="华文楷体" w:eastAsia="华文楷体" w:hAnsi="华文楷体"/>
+          <w:sz w:val="17"/>
+          <w:szCs w:val="18"/>
+        </w:rPr>
+      </w:pPr>
+    </w:p>
+    <w:p>
+      <w:pPr>
+        <w:spacing w:line="260" w:lineRule="exact"/>
+        <w:rPr>
+          <w:rFonts w:ascii="华文楷体" w:eastAsia="华文楷体" w:hAnsi="华文楷体"/>
+          <w:sz w:val="17"/>
+          <w:szCs w:val="18"/>
+        </w:rPr>
+      </w:pPr>
+    </w:p>
+    <w:p>
+      <w:pPr>
+        <w:spacing w:line="260" w:lineRule="exact"/>
+        <w:rPr>
+          <w:rFonts w:ascii="华文楷体" w:eastAsia="华文楷体" w:hAnsi="华文楷体"/>
+          <w:sz w:val="17"/>
+          <w:szCs w:val="18"/>
+        </w:rPr>
+      </w:pPr>
+    </w:p>
+    <w:p>
+      <w:pPr>
+        <w:spacing w:line="260" w:lineRule="exact"/>
+        <w:rPr>
+          <w:rFonts w:ascii="华文楷体" w:eastAsia="华文楷体" w:hAnsi="华文楷体"/>
+          <w:sz w:val="17"/>
+          <w:szCs w:val="18"/>
+        </w:rPr>
+      </w:pPr>
+    </w:p>
+    <w:p>
+      <w:pPr>
+        <w:spacing w:line="260" w:lineRule="exact"/>
+        <w:rPr>
+          <w:rFonts w:ascii="华文楷体" w:eastAsia="华文楷体" w:hAnsi="华文楷体"/>
+          <w:sz w:val="17"/>
+          <w:szCs w:val="18"/>
+        </w:rPr>
+      </w:pPr>
+    </w:p>
+    <w:p>
+      <w:pPr>
+        <w:spacing w:line="260" w:lineRule="exact"/>
+        <w:rPr>
+          <w:rFonts w:ascii="华文楷体" w:eastAsia="华文楷体" w:hAnsi="华文楷体"/>
+          <w:sz w:val="17"/>
+          <w:szCs w:val="18"/>
+        </w:rPr>
+      </w:pPr>
+    </w:p>
+    <w:p>
+      <w:pPr>
+        <w:rPr>
+          <w:rFonts w:ascii="华文楷体" w:eastAsia="华文楷体" w:hAnsi="华文楷体" w:hint="eastAsia"/>
+          <w:sz w:val="17"/>
+          <w:szCs w:val="18"/>
+        </w:rPr>
+      </w:pPr>
+      <w:r>
+        <w:rPr>
+          <w:rFonts w:ascii="华文楷体" w:eastAsia="华文楷体" w:hAnsi="华文楷体" w:hint="eastAsia"/>
+          <w:sz w:val="17"/>
+          <w:szCs w:val="18"/>
+        </w:rPr>
+        <w:t>4、通过</w:t>
+      </w:r>
+      <w:proofErr w:type="spellStart"/>
+      <w:r>
+        <w:rPr>
+          <w:rFonts w:ascii="华文楷体" w:eastAsia="华文楷体" w:hAnsi="华文楷体"/>
+          <w:sz w:val="17"/>
+          <w:szCs w:val="18"/>
+        </w:rPr>
+        <w:t>uxTaskGetStackHighWaterMark</w:t>
+      </w:r>
+      <w:proofErr w:type="spellEnd"/>
+      <w:proofErr w:type="gramStart"/>
+      <w:r>
+        <w:rPr>
+          <w:rFonts w:ascii="华文楷体" w:eastAsia="华文楷体" w:hAnsi="华文楷体"/>
+          <w:sz w:val="17"/>
+          <w:szCs w:val="18"/>
+        </w:rPr>
+        <w:t>(</w:t>
+      </w:r>
+      <w:r>
+        <w:rPr>
+          <w:rFonts w:ascii="华文楷体" w:eastAsia="华文楷体" w:hAnsi="华文楷体" w:hint="eastAsia"/>
+          <w:sz w:val="17"/>
+          <w:szCs w:val="18"/>
+        </w:rPr>
+        <w:t xml:space="preserve"> </w:t>
+      </w:r>
+      <w:proofErr w:type="gramEnd"/>
+      <w:r>
+        <w:rPr>
+          <w:rFonts w:ascii="华文楷体" w:eastAsia="华文楷体" w:hAnsi="华文楷体"/>
+          <w:sz w:val="17"/>
+          <w:szCs w:val="18"/>
+        </w:rPr>
+        <w:t>)</w:t>
+      </w:r>
+      <w:r>
+        <w:rPr>
+          <w:rFonts w:ascii="华文楷体" w:eastAsia="华文楷体" w:hAnsi="华文楷体" w:hint="eastAsia"/>
+          <w:sz w:val="17"/>
+          <w:szCs w:val="18"/>
+        </w:rPr>
+        <w:t>函数查看栈状态</w:t>
+      </w:r>
+      <w:r>
+        <w:rPr>
+          <w:rFonts w:ascii="华文楷体" w:eastAsia="华文楷体" w:hAnsi="华文楷体" w:hint="eastAsia"/>
+          <w:sz w:val="17"/>
+          <w:szCs w:val="18"/>
+        </w:rPr>
+        <w:t>【</w:t>
+      </w:r>
+      <w:r>
+        <w:rPr>
+          <w:rFonts w:ascii="华文楷体" w:eastAsia="华文楷体" w:hAnsi="华文楷体" w:hint="eastAsia"/>
+          <w:sz w:val="17"/>
+          <w:szCs w:val="18"/>
+        </w:rPr>
+        <w:t xml:space="preserve"> </w:t>
+      </w:r>
+      <w:r>
+        <w:rPr>
+          <w:rFonts w:ascii="华文楷体" w:eastAsia="华文楷体" w:hAnsi="华文楷体" w:hint="eastAsia"/>
           <w:b/>
           <w:bCs/>
           <w:i/>
           <w:iCs/>
-          <w:sz w:val="19"/>
-          <w:szCs w:val="20"/>
+          <w:sz w:val="17"/>
+          <w:szCs w:val="18"/>
+        </w:rPr>
+        <w:t>需注意结果为剩余空间</w:t>
+      </w:r>
+      <w:proofErr w:type="gramStart"/>
+      <w:r>
+        <w:rPr>
+          <w:rFonts w:ascii="华文楷体" w:eastAsia="华文楷体" w:hAnsi="华文楷体" w:hint="eastAsia"/>
+          <w:sz w:val="17"/>
+          <w:szCs w:val="18"/>
+        </w:rPr>
+        <w:t xml:space="preserve"> </w:t>
+      </w:r>
+      <w:r>
+        <w:rPr>
+          <w:rFonts w:ascii="华文楷体" w:eastAsia="华文楷体" w:hAnsi="华文楷体" w:hint="eastAsia"/>
+          <w:sz w:val="17"/>
+          <w:szCs w:val="18"/>
+        </w:rPr>
+        <w:t>】</w:t>
+      </w:r>
+      <w:proofErr w:type="gramEnd"/>
+    </w:p>
+    <w:p>
+      <w:pPr>
+        <w:spacing w:line="260" w:lineRule="exact"/>
+        <w:rPr>
+          <w:rFonts w:ascii="华文楷体" w:eastAsia="华文楷体" w:hAnsi="华文楷体"/>
+          <w:sz w:val="17"/>
+          <w:szCs w:val="18"/>
+        </w:rPr>
+      </w:pPr>
+      <w:r>
+        <w:rPr>
+          <w:rFonts w:ascii="华文楷体" w:eastAsia="华文楷体" w:hAnsi="华文楷体"/>
+          <w:sz w:val="17"/>
+          <w:szCs w:val="18"/>
         </w:rPr>
         <w:tab/>
       </w:r>
       <w:r>
         <w:rPr>
           <w:rFonts w:ascii="华文楷体" w:eastAsia="华文楷体" w:hAnsi="华文楷体" w:hint="eastAsia"/>
+          <w:sz w:val="17"/>
+          <w:szCs w:val="18"/>
+        </w:rPr>
+        <w:t xml:space="preserve">使用这个函数需要去 </w:t>
+      </w:r>
+      <w:r>
+        <w:rPr>
+          <w:rFonts w:ascii="华文楷体" w:eastAsia="华文楷体" w:hAnsi="华文楷体"/>
           <w:b/>
           <w:bCs/>
           <w:i/>
           <w:iCs/>
-          <w:sz w:val="19"/>
-          <w:szCs w:val="20"/>
-          <w:u w:val="single"/>
-        </w:rPr>
-        <w:t>总结就是总堆大小要设置合理，可查找.map文件进行评估；任务栈可以通过“水位函数”合理检测设置；减少任务内临时变量和函数调用层数</w:t>
+          <w:sz w:val="17"/>
+          <w:szCs w:val="18"/>
+        </w:rPr>
+        <w:t>Include parameters</w:t>
+      </w:r>
+      <w:r>
+        <w:rPr>
+          <w:rFonts w:ascii="华文楷体" w:eastAsia="华文楷体" w:hAnsi="华文楷体" w:hint="eastAsia"/>
+          <w:sz w:val="17"/>
+          <w:szCs w:val="18"/>
+        </w:rPr>
+        <w:t xml:space="preserve"> </w:t>
+      </w:r>
+      <w:proofErr w:type="gramStart"/>
+      <w:r>
+        <w:rPr>
+          <w:rFonts w:ascii="华文楷体" w:eastAsia="华文楷体" w:hAnsi="华文楷体" w:hint="eastAsia"/>
+          <w:sz w:val="17"/>
+          <w:szCs w:val="18"/>
+        </w:rPr>
+        <w:t>标签中</w:t>
+      </w:r>
+      <w:r>
+        <w:rPr>
+          <w:rFonts w:ascii="华文楷体" w:eastAsia="华文楷体" w:hAnsi="华文楷体" w:hint="eastAsia"/>
+          <w:sz w:val="17"/>
+          <w:szCs w:val="18"/>
+        </w:rPr>
+        <w:t xml:space="preserve">将  </w:t>
+      </w:r>
+      <w:proofErr w:type="spellStart"/>
+      <w:r>
+        <w:rPr>
+          <w:rFonts w:ascii="华文楷体" w:eastAsia="华文楷体" w:hAnsi="华文楷体"/>
+          <w:b/>
+          <w:bCs/>
+          <w:i/>
+          <w:iCs/>
+          <w:sz w:val="17"/>
+          <w:szCs w:val="18"/>
+        </w:rPr>
+        <w:t>uxTaskGetStackHighWaterMark</w:t>
+      </w:r>
+      <w:proofErr w:type="spellEnd"/>
+      <w:proofErr w:type="gramEnd"/>
+      <w:r>
+        <w:rPr>
+          <w:rFonts w:ascii="华文楷体" w:eastAsia="华文楷体" w:hAnsi="华文楷体" w:hint="eastAsia"/>
+          <w:sz w:val="17"/>
+          <w:szCs w:val="18"/>
+        </w:rPr>
+        <w:t xml:space="preserve"> 设为</w:t>
+      </w:r>
+      <w:r>
+        <w:rPr>
+          <w:rFonts w:ascii="华文楷体" w:eastAsia="华文楷体" w:hAnsi="华文楷体" w:hint="eastAsia"/>
+          <w:b/>
+          <w:bCs/>
+          <w:i/>
+          <w:iCs/>
+          <w:sz w:val="17"/>
+          <w:szCs w:val="18"/>
+        </w:rPr>
+        <w:t>Enable</w:t>
+      </w:r>
+      <w:r>
+        <w:rPr>
+          <w:rFonts w:ascii="华文楷体" w:eastAsia="华文楷体" w:hAnsi="华文楷体" w:hint="eastAsia"/>
+          <w:sz w:val="17"/>
+          <w:szCs w:val="18"/>
+        </w:rPr>
+        <w:t xml:space="preserve"> </w:t>
+      </w:r>
+    </w:p>
+    <w:p>
+      <w:pPr>
+        <w:pStyle w:val="a9"/>
+        <w:numPr>
+          <w:ilvl w:val="0"/>
+          <w:numId w:val="24"/>
+        </w:numPr>
+        <w:spacing w:line="260" w:lineRule="exact"/>
+        <w:rPr>
+          <w:rFonts w:ascii="华文楷体" w:eastAsia="华文楷体" w:hAnsi="华文楷体"/>
+          <w:sz w:val="15"/>
+          <w:szCs w:val="16"/>
+        </w:rPr>
+      </w:pPr>
+      <w:proofErr w:type="spellStart"/>
+      <w:r>
+        <w:rPr>
+          <w:rFonts w:ascii="华文楷体" w:eastAsia="华文楷体" w:hAnsi="华文楷体"/>
+          <w:sz w:val="15"/>
+          <w:szCs w:val="16"/>
+        </w:rPr>
+        <w:t>UBaseType_t</w:t>
+      </w:r>
+      <w:proofErr w:type="spellEnd"/>
+      <w:r>
+        <w:rPr>
+          <w:rFonts w:ascii="华文楷体" w:eastAsia="华文楷体" w:hAnsi="华文楷体"/>
+          <w:sz w:val="15"/>
+          <w:szCs w:val="16"/>
+        </w:rPr>
+        <w:t xml:space="preserve"> </w:t>
+      </w:r>
+      <w:proofErr w:type="spellStart"/>
+      <w:r>
+        <w:rPr>
+          <w:rFonts w:ascii="华文楷体" w:eastAsia="华文楷体" w:hAnsi="华文楷体"/>
+          <w:sz w:val="15"/>
+          <w:szCs w:val="16"/>
+        </w:rPr>
+        <w:t>free_stack</w:t>
+      </w:r>
+      <w:proofErr w:type="spellEnd"/>
+      <w:r>
+        <w:rPr>
+          <w:rFonts w:ascii="华文楷体" w:eastAsia="华文楷体" w:hAnsi="华文楷体"/>
+          <w:sz w:val="15"/>
+          <w:szCs w:val="16"/>
+        </w:rPr>
+        <w:t xml:space="preserve"> = </w:t>
+      </w:r>
+      <w:proofErr w:type="spellStart"/>
+      <w:r>
+        <w:rPr>
+          <w:rFonts w:ascii="华文楷体" w:eastAsia="华文楷体" w:hAnsi="华文楷体"/>
+          <w:sz w:val="15"/>
+          <w:szCs w:val="16"/>
+        </w:rPr>
+        <w:t>uxTaskGetStackHighWaterMark</w:t>
+      </w:r>
+      <w:proofErr w:type="spellEnd"/>
+      <w:proofErr w:type="gramStart"/>
+      <w:r>
+        <w:rPr>
+          <w:rFonts w:ascii="华文楷体" w:eastAsia="华文楷体" w:hAnsi="华文楷体"/>
+          <w:sz w:val="15"/>
+          <w:szCs w:val="16"/>
+        </w:rPr>
+        <w:t>(NULL);</w:t>
+      </w:r>
+      <w:r>
+        <w:rPr>
+          <w:rFonts w:ascii="华文楷体" w:eastAsia="华文楷体" w:hAnsi="华文楷体" w:hint="eastAsia"/>
+          <w:sz w:val="15"/>
+          <w:szCs w:val="16"/>
+        </w:rPr>
+        <w:t xml:space="preserve">  /</w:t>
+      </w:r>
+      <w:proofErr w:type="gramEnd"/>
+      <w:r>
+        <w:rPr>
+          <w:rFonts w:ascii="华文楷体" w:eastAsia="华文楷体" w:hAnsi="华文楷体" w:hint="eastAsia"/>
+          <w:sz w:val="15"/>
+          <w:szCs w:val="16"/>
+        </w:rPr>
+        <w:t>/这样可以查看当前任务的剩余栈空间</w:t>
+      </w:r>
+    </w:p>
+    <w:p>
+      <w:pPr>
+        <w:pStyle w:val="a9"/>
+        <w:numPr>
+          <w:ilvl w:val="0"/>
+          <w:numId w:val="24"/>
+        </w:numPr>
+        <w:spacing w:line="260" w:lineRule="exact"/>
+        <w:rPr>
+          <w:rFonts w:ascii="华文楷体" w:eastAsia="华文楷体" w:hAnsi="华文楷体"/>
+          <w:sz w:val="15"/>
+          <w:szCs w:val="16"/>
+        </w:rPr>
+      </w:pPr>
+      <w:proofErr w:type="spellStart"/>
+      <w:r>
+        <w:rPr>
+          <w:rFonts w:ascii="华文楷体" w:eastAsia="华文楷体" w:hAnsi="华文楷体"/>
+          <w:sz w:val="15"/>
+          <w:szCs w:val="16"/>
+        </w:rPr>
+        <w:t>UBaseType_t</w:t>
+      </w:r>
+      <w:proofErr w:type="spellEnd"/>
+      <w:r>
+        <w:rPr>
+          <w:rFonts w:ascii="华文楷体" w:eastAsia="华文楷体" w:hAnsi="华文楷体"/>
+          <w:sz w:val="15"/>
+          <w:szCs w:val="16"/>
+        </w:rPr>
+        <w:t xml:space="preserve"> </w:t>
+      </w:r>
+      <w:proofErr w:type="spellStart"/>
+      <w:r>
+        <w:rPr>
+          <w:rFonts w:ascii="华文楷体" w:eastAsia="华文楷体" w:hAnsi="华文楷体"/>
+          <w:sz w:val="15"/>
+          <w:szCs w:val="16"/>
+        </w:rPr>
+        <w:t>free_stack</w:t>
+      </w:r>
+      <w:proofErr w:type="spellEnd"/>
+      <w:r>
+        <w:rPr>
+          <w:rFonts w:ascii="华文楷体" w:eastAsia="华文楷体" w:hAnsi="华文楷体"/>
+          <w:sz w:val="15"/>
+          <w:szCs w:val="16"/>
+        </w:rPr>
+        <w:t xml:space="preserve"> = </w:t>
+      </w:r>
+      <w:proofErr w:type="spellStart"/>
+      <w:r>
+        <w:rPr>
+          <w:rFonts w:ascii="华文楷体" w:eastAsia="华文楷体" w:hAnsi="华文楷体"/>
+          <w:sz w:val="15"/>
+          <w:szCs w:val="16"/>
+        </w:rPr>
+        <w:t>uxTaskGetStackHighWaterMark</w:t>
+      </w:r>
+      <w:proofErr w:type="spellEnd"/>
+      <w:proofErr w:type="gramStart"/>
+      <w:r>
+        <w:rPr>
+          <w:rFonts w:ascii="华文楷体" w:eastAsia="华文楷体" w:hAnsi="华文楷体"/>
+          <w:sz w:val="15"/>
+          <w:szCs w:val="16"/>
+        </w:rPr>
+        <w:t>(</w:t>
+      </w:r>
+      <w:r>
+        <w:rPr>
+          <w:rFonts w:ascii="华文楷体" w:eastAsia="华文楷体" w:hAnsi="华文楷体" w:hint="eastAsia"/>
+          <w:sz w:val="15"/>
+          <w:szCs w:val="16"/>
+        </w:rPr>
+        <w:t>other</w:t>
+      </w:r>
+      <w:r>
+        <w:rPr>
+          <w:rFonts w:ascii="华文楷体" w:eastAsia="华文楷体" w:hAnsi="华文楷体"/>
+          <w:sz w:val="15"/>
+          <w:szCs w:val="16"/>
+        </w:rPr>
+        <w:t>)</w:t>
+      </w:r>
+      <w:proofErr w:type="gramEnd"/>
+      <w:r>
+        <w:rPr>
+          <w:rFonts w:ascii="华文楷体" w:eastAsia="华文楷体" w:hAnsi="华文楷体"/>
+          <w:sz w:val="15"/>
+          <w:szCs w:val="16"/>
+        </w:rPr>
+        <w:t>;</w:t>
+      </w:r>
+      <w:r>
+        <w:rPr>
+          <w:rFonts w:ascii="华文楷体" w:eastAsia="华文楷体" w:hAnsi="华文楷体"/>
+          <w:sz w:val="15"/>
+          <w:szCs w:val="16"/>
+        </w:rPr>
+        <w:tab/>
+      </w:r>
+      <w:r>
+        <w:rPr>
+          <w:rFonts w:ascii="华文楷体" w:eastAsia="华文楷体" w:hAnsi="华文楷体" w:hint="eastAsia"/>
+          <w:sz w:val="15"/>
+          <w:szCs w:val="16"/>
+        </w:rPr>
+        <w:t>//</w:t>
+      </w:r>
+      <w:r>
+        <w:rPr>
+          <w:rFonts w:ascii="华文楷体" w:eastAsia="华文楷体" w:hAnsi="华文楷体"/>
+          <w:sz w:val="15"/>
+          <w:szCs w:val="16"/>
+        </w:rPr>
+        <w:t xml:space="preserve"> </w:t>
+      </w:r>
+      <w:r>
+        <w:rPr>
+          <w:rFonts w:ascii="华文楷体" w:eastAsia="华文楷体" w:hAnsi="华文楷体" w:hint="eastAsia"/>
+          <w:sz w:val="15"/>
+          <w:szCs w:val="16"/>
+        </w:rPr>
+        <w:t>other也可传入其他任务句柄</w:t>
+      </w:r>
+    </w:p>
+    <w:p>
+      <w:pPr>
+        <w:pStyle w:val="a9"/>
+        <w:numPr>
+          <w:ilvl w:val="0"/>
+          <w:numId w:val="24"/>
+        </w:numPr>
+        <w:spacing w:line="260" w:lineRule="exact"/>
+        <w:rPr>
+          <w:rFonts w:ascii="华文楷体" w:eastAsia="华文楷体" w:hAnsi="华文楷体"/>
+          <w:sz w:val="15"/>
+          <w:szCs w:val="16"/>
+        </w:rPr>
+      </w:pPr>
+      <w:proofErr w:type="spellStart"/>
+      <w:r>
+        <w:rPr>
+          <w:rFonts w:ascii="华文楷体" w:eastAsia="华文楷体" w:hAnsi="华文楷体"/>
+          <w:sz w:val="15"/>
+          <w:szCs w:val="16"/>
+        </w:rPr>
+        <w:t>printf</w:t>
+      </w:r>
+      <w:proofErr w:type="spellEnd"/>
+      <w:r>
+        <w:rPr>
+          <w:rFonts w:ascii="华文楷体" w:eastAsia="华文楷体" w:hAnsi="华文楷体"/>
+          <w:sz w:val="15"/>
+          <w:szCs w:val="16"/>
+        </w:rPr>
+        <w:t>("历史最小剩余栈</w:t>
+      </w:r>
+      <w:proofErr w:type="gramStart"/>
+      <w:r>
+        <w:rPr>
+          <w:rFonts w:ascii="华文楷体" w:eastAsia="华文楷体" w:hAnsi="华文楷体"/>
+          <w:sz w:val="15"/>
+          <w:szCs w:val="16"/>
+        </w:rPr>
+        <w:t>空间:</w:t>
+      </w:r>
+      <w:proofErr w:type="gramEnd"/>
+      <w:r>
+        <w:rPr>
+          <w:rFonts w:ascii="华文楷体" w:eastAsia="华文楷体" w:hAnsi="华文楷体"/>
+          <w:sz w:val="15"/>
+          <w:szCs w:val="16"/>
+        </w:rPr>
+        <w:t xml:space="preserve"> %</w:t>
+      </w:r>
+      <w:proofErr w:type="spellStart"/>
+      <w:r>
+        <w:rPr>
+          <w:rFonts w:ascii="华文楷体" w:eastAsia="华文楷体" w:hAnsi="华文楷体"/>
+          <w:sz w:val="15"/>
+          <w:szCs w:val="16"/>
+        </w:rPr>
+        <w:t>lu</w:t>
+      </w:r>
+      <w:proofErr w:type="spellEnd"/>
+      <w:r>
+        <w:rPr>
+          <w:rFonts w:ascii="华文楷体" w:eastAsia="华文楷体" w:hAnsi="华文楷体"/>
+          <w:sz w:val="15"/>
+          <w:szCs w:val="16"/>
+        </w:rPr>
+        <w:t xml:space="preserve"> 字 </w:t>
+      </w:r>
+      <w:proofErr w:type="gramStart"/>
+      <w:r>
+        <w:rPr>
+          <w:rFonts w:ascii="华文楷体" w:eastAsia="华文楷体" w:hAnsi="华文楷体"/>
+          <w:sz w:val="15"/>
+          <w:szCs w:val="16"/>
+        </w:rPr>
+        <w:t>(%</w:t>
+      </w:r>
+      <w:proofErr w:type="spellStart"/>
+      <w:r>
+        <w:rPr>
+          <w:rFonts w:ascii="华文楷体" w:eastAsia="华文楷体" w:hAnsi="华文楷体"/>
+          <w:sz w:val="15"/>
+          <w:szCs w:val="16"/>
+        </w:rPr>
+        <w:t>lu</w:t>
+      </w:r>
+      <w:proofErr w:type="spellEnd"/>
+      <w:r>
+        <w:rPr>
+          <w:rFonts w:ascii="华文楷体" w:eastAsia="华文楷体" w:hAnsi="华文楷体"/>
+          <w:sz w:val="15"/>
+          <w:szCs w:val="16"/>
+        </w:rPr>
+        <w:t xml:space="preserve"> 字节)</w:t>
+      </w:r>
+      <w:proofErr w:type="gramEnd"/>
+      <w:r>
+        <w:rPr>
+          <w:rFonts w:ascii="华文楷体" w:eastAsia="华文楷体" w:hAnsi="华文楷体"/>
+          <w:sz w:val="15"/>
+          <w:szCs w:val="16"/>
+        </w:rPr>
+        <w:t xml:space="preserve">\r\n", </w:t>
+      </w:r>
+      <w:proofErr w:type="spellStart"/>
+      <w:r>
+        <w:rPr>
+          <w:rFonts w:ascii="华文楷体" w:eastAsia="华文楷体" w:hAnsi="华文楷体"/>
+          <w:sz w:val="15"/>
+          <w:szCs w:val="16"/>
+        </w:rPr>
+        <w:t>free_stack</w:t>
+      </w:r>
+      <w:proofErr w:type="spellEnd"/>
+      <w:r>
+        <w:rPr>
+          <w:rFonts w:ascii="华文楷体" w:eastAsia="华文楷体" w:hAnsi="华文楷体"/>
+          <w:sz w:val="15"/>
+          <w:szCs w:val="16"/>
+        </w:rPr>
+        <w:t xml:space="preserve">, </w:t>
+      </w:r>
+      <w:proofErr w:type="spellStart"/>
+      <w:r>
+        <w:rPr>
+          <w:rFonts w:ascii="华文楷体" w:eastAsia="华文楷体" w:hAnsi="华文楷体"/>
+          <w:sz w:val="15"/>
+          <w:szCs w:val="16"/>
+        </w:rPr>
+        <w:t>free_stack</w:t>
+      </w:r>
+      <w:proofErr w:type="spellEnd"/>
+      <w:r>
+        <w:rPr>
+          <w:rFonts w:ascii="华文楷体" w:eastAsia="华文楷体" w:hAnsi="华文楷体"/>
+          <w:sz w:val="15"/>
+          <w:szCs w:val="16"/>
+        </w:rPr>
+        <w:t xml:space="preserve"> * </w:t>
+      </w:r>
+      <w:proofErr w:type="spellStart"/>
+      <w:r>
+        <w:rPr>
+          <w:rFonts w:ascii="华文楷体" w:eastAsia="华文楷体" w:hAnsi="华文楷体"/>
+          <w:sz w:val="15"/>
+          <w:szCs w:val="16"/>
+        </w:rPr>
+        <w:t>sizeof</w:t>
+      </w:r>
+      <w:proofErr w:type="spellEnd"/>
+      <w:proofErr w:type="gramStart"/>
+      <w:r>
+        <w:rPr>
+          <w:rFonts w:ascii="华文楷体" w:eastAsia="华文楷体" w:hAnsi="华文楷体"/>
+          <w:sz w:val="15"/>
+          <w:szCs w:val="16"/>
+        </w:rPr>
+        <w:t>(</w:t>
+      </w:r>
+      <w:proofErr w:type="spellStart"/>
+      <w:r>
+        <w:rPr>
+          <w:rFonts w:ascii="华文楷体" w:eastAsia="华文楷体" w:hAnsi="华文楷体"/>
+          <w:sz w:val="15"/>
+          <w:szCs w:val="16"/>
+        </w:rPr>
+        <w:t>StackType_t</w:t>
+      </w:r>
+      <w:proofErr w:type="spellEnd"/>
+      <w:r>
+        <w:rPr>
+          <w:rFonts w:ascii="华文楷体" w:eastAsia="华文楷体" w:hAnsi="华文楷体"/>
+          <w:sz w:val="15"/>
+          <w:szCs w:val="16"/>
+        </w:rPr>
+        <w:t>)</w:t>
+      </w:r>
+      <w:proofErr w:type="gramEnd"/>
+      <w:r>
+        <w:rPr>
+          <w:rFonts w:ascii="华文楷体" w:eastAsia="华文楷体" w:hAnsi="华文楷体"/>
+          <w:sz w:val="15"/>
+          <w:szCs w:val="16"/>
+        </w:rPr>
+        <w:t>);</w:t>
+      </w:r>
+      <w:r>
+        <w:rPr>
+          <w:rFonts w:ascii="华文楷体" w:eastAsia="华文楷体" w:hAnsi="华文楷体" w:hint="eastAsia"/>
+          <w:sz w:val="15"/>
+          <w:szCs w:val="16"/>
+        </w:rPr>
+        <w:t>//直接打印即可</w:t>
+      </w:r>
+      <w:r>
+        <w:rPr>
+          <w:rFonts w:ascii="华文楷体" w:eastAsia="华文楷体" w:hAnsi="华文楷体" w:hint="eastAsia"/>
+          <w:sz w:val="15"/>
+          <w:szCs w:val="16"/>
+        </w:rPr>
+        <w:t xml:space="preserve"> </w:t>
+      </w:r>
+      <w:r>
+        <w:rPr>
+          <w:rFonts w:ascii="华文楷体" w:eastAsia="华文楷体" w:hAnsi="华文楷体" w:hint="eastAsia"/>
+          <w:color w:val="EE0000"/>
+          <w:sz w:val="15"/>
+          <w:szCs w:val="16"/>
+          <w:highlight w:val="yellow"/>
+        </w:rPr>
+        <w:t>【</w:t>
+      </w:r>
+      <w:r>
+        <w:rPr>
+          <w:rFonts w:ascii="华文楷体" w:eastAsia="华文楷体" w:hAnsi="华文楷体" w:hint="eastAsia"/>
+          <w:color w:val="EE0000"/>
+          <w:sz w:val="15"/>
+          <w:szCs w:val="16"/>
+          <w:highlight w:val="yellow"/>
+        </w:rPr>
+        <w:t xml:space="preserve"> </w:t>
+      </w:r>
+      <w:r>
+        <w:rPr>
+          <w:rFonts w:ascii="华文楷体" w:eastAsia="华文楷体" w:hAnsi="华文楷体" w:hint="eastAsia"/>
+          <w:b/>
+          <w:bCs/>
+          <w:i/>
+          <w:iCs/>
+          <w:color w:val="EE0000"/>
+          <w:sz w:val="15"/>
+          <w:szCs w:val="16"/>
+          <w:highlight w:val="yellow"/>
+        </w:rPr>
+        <w:t>注意word与byte的换算</w:t>
+      </w:r>
+      <w:proofErr w:type="gramStart"/>
+      <w:r>
+        <w:rPr>
+          <w:rFonts w:ascii="华文楷体" w:eastAsia="华文楷体" w:hAnsi="华文楷体" w:hint="eastAsia"/>
+          <w:color w:val="EE0000"/>
+          <w:sz w:val="15"/>
+          <w:szCs w:val="16"/>
+          <w:highlight w:val="yellow"/>
+        </w:rPr>
+        <w:t xml:space="preserve"> </w:t>
+      </w:r>
+      <w:r>
+        <w:rPr>
+          <w:rFonts w:ascii="华文楷体" w:eastAsia="华文楷体" w:hAnsi="华文楷体" w:hint="eastAsia"/>
+          <w:color w:val="EE0000"/>
+          <w:sz w:val="15"/>
+          <w:szCs w:val="16"/>
+          <w:highlight w:val="yellow"/>
+        </w:rPr>
+        <w:t>】</w:t>
+      </w:r>
+      <w:proofErr w:type="gramEnd"/>
+    </w:p>
+    <w:p>
+      <w:pPr>
+        <w:spacing w:line="260" w:lineRule="exact"/>
+        <w:rPr>
+          <w:rFonts w:ascii="华文楷体" w:eastAsia="华文楷体" w:hAnsi="华文楷体"/>
+          <w:sz w:val="15"/>
+          <w:szCs w:val="16"/>
+        </w:rPr>
+      </w:pPr>
+    </w:p>
+    <w:p>
+      <w:pPr>
+        <w:spacing w:line="260" w:lineRule="exact"/>
+        <w:rPr>
+          <w:rFonts w:ascii="华文楷体" w:eastAsia="华文楷体" w:hAnsi="华文楷体" w:hint="eastAsia"/>
+          <w:sz w:val="15"/>
+          <w:szCs w:val="16"/>
+        </w:rPr>
+      </w:pPr>
+    </w:p>
+    <w:p>
+      <w:pPr>
+        <w:spacing w:line="260" w:lineRule="exact"/>
+        <w:jc w:val="center"/>
+        <w:rPr>
+          <w:rFonts w:ascii="华文楷体" w:eastAsia="华文楷体" w:hAnsi="华文楷体"/>
+          <w:b/>
+          <w:bCs/>
+          <w:i/>
+          <w:iCs/>
+          <w:sz w:val="17"/>
+          <w:szCs w:val="18"/>
+        </w:rPr>
+      </w:pPr>
+      <w:r>
+        <w:rPr>
+          <w:rFonts w:ascii="华文楷体" w:eastAsia="华文楷体" w:hAnsi="华文楷体" w:hint="eastAsia"/>
+          <w:b/>
+          <w:bCs/>
+          <w:i/>
+          <w:iCs/>
+          <w:sz w:val="17"/>
+          <w:szCs w:val="18"/>
+        </w:rPr>
+        <w:t>一般栈空间至少保留最高水位以上30~60word（也就是120-240字节）</w:t>
+      </w:r>
+    </w:p>
+    <w:p>
+      <w:pPr>
+        <w:spacing w:line="260" w:lineRule="exact"/>
+        <w:jc w:val="center"/>
+        <w:rPr>
+          <w:rFonts w:ascii="华文楷体" w:eastAsia="华文楷体" w:hAnsi="华文楷体" w:hint="eastAsia"/>
+          <w:b/>
+          <w:bCs/>
+          <w:i/>
+          <w:iCs/>
+          <w:sz w:val="17"/>
+          <w:szCs w:val="18"/>
+        </w:rPr>
+      </w:pPr>
+    </w:p>
+    <w:p>
+      <w:pPr>
+        <w:widowControl/>
+        <w:jc w:val="center"/>
+        <w:rPr>
+          <w:rFonts w:ascii="华文楷体" w:eastAsia="华文楷体" w:hAnsi="华文楷体" w:hint="eastAsia"/>
+          <w:b/>
+          <w:bCs/>
+          <w:i/>
+          <w:iCs/>
+          <w:sz w:val="15"/>
+          <w:szCs w:val="16"/>
+        </w:rPr>
+      </w:pPr>
+      <w:r>
+        <w:rPr>
+          <w:rFonts w:ascii="华文楷体" w:eastAsia="华文楷体" w:hAnsi="华文楷体" w:hint="eastAsia"/>
+          <w:b/>
+          <w:bCs/>
+          <w:i/>
+          <w:iCs/>
+          <w:sz w:val="15"/>
+          <w:szCs w:val="16"/>
+        </w:rPr>
+        <w:t>抓取溢出任务时需注意内存分布：有时抓取到的可能并非是当前任务溢出；而是另一个任务溢出到当前任务然后切换到当前任务立刻死机造成误判</w:t>
       </w:r>
     </w:p>
     <w:p>
@@ -5658,7 +7828,8 @@
           <w:ilvl w:val="0"/>
           <w:numId w:val="13"/>
         </w:numPr>
-        <w:spacing w:line="280" w:lineRule="exact"/>
+        <w:spacing w:line="260" w:lineRule="exact"/>
+        <w:ind w:hanging="357"/>
         <w:jc w:val="left"/>
         <w:rPr>
           <w:rFonts w:ascii="华文楷体" w:eastAsia="华文楷体" w:hAnsi="华文楷体" w:hint="eastAsia"/>
@@ -5691,7 +7862,8 @@
           <w:ilvl w:val="0"/>
           <w:numId w:val="13"/>
         </w:numPr>
-        <w:spacing w:line="280" w:lineRule="exact"/>
+        <w:spacing w:line="260" w:lineRule="exact"/>
+        <w:ind w:hanging="357"/>
         <w:jc w:val="left"/>
         <w:rPr>
           <w:rFonts w:ascii="华文楷体" w:eastAsia="华文楷体" w:hAnsi="华文楷体" w:hint="eastAsia"/>
@@ -5742,7 +7914,8 @@
           <w:ilvl w:val="0"/>
           <w:numId w:val="13"/>
         </w:numPr>
-        <w:spacing w:line="280" w:lineRule="exact"/>
+        <w:spacing w:line="260" w:lineRule="exact"/>
+        <w:ind w:hanging="357"/>
         <w:jc w:val="left"/>
         <w:rPr>
           <w:rFonts w:ascii="华文楷体" w:eastAsia="华文楷体" w:hAnsi="华文楷体" w:hint="eastAsia"/>
@@ -5775,7 +7948,8 @@
           <w:ilvl w:val="1"/>
           <w:numId w:val="13"/>
         </w:numPr>
-        <w:spacing w:line="280" w:lineRule="exact"/>
+        <w:spacing w:line="260" w:lineRule="exact"/>
+        <w:ind w:hanging="357"/>
         <w:jc w:val="left"/>
         <w:rPr>
           <w:rFonts w:ascii="华文楷体" w:eastAsia="华文楷体" w:hAnsi="华文楷体" w:hint="eastAsia"/>
@@ -5808,7 +7982,8 @@
           <w:ilvl w:val="1"/>
           <w:numId w:val="13"/>
         </w:numPr>
-        <w:spacing w:line="280" w:lineRule="exact"/>
+        <w:spacing w:line="260" w:lineRule="exact"/>
+        <w:ind w:hanging="357"/>
         <w:jc w:val="left"/>
         <w:rPr>
           <w:rFonts w:ascii="华文楷体" w:eastAsia="华文楷体" w:hAnsi="华文楷体" w:hint="eastAsia"/>
@@ -5859,7 +8034,8 @@
           <w:ilvl w:val="1"/>
           <w:numId w:val="13"/>
         </w:numPr>
-        <w:spacing w:line="280" w:lineRule="exact"/>
+        <w:spacing w:line="260" w:lineRule="exact"/>
+        <w:ind w:hanging="357"/>
         <w:jc w:val="left"/>
         <w:rPr>
           <w:rFonts w:ascii="华文楷体" w:eastAsia="华文楷体" w:hAnsi="华文楷体" w:hint="eastAsia"/>
@@ -5892,7 +8068,8 @@
           <w:ilvl w:val="0"/>
           <w:numId w:val="13"/>
         </w:numPr>
-        <w:spacing w:line="280" w:lineRule="exact"/>
+        <w:spacing w:line="260" w:lineRule="exact"/>
+        <w:ind w:hanging="357"/>
         <w:jc w:val="left"/>
         <w:rPr>
           <w:rFonts w:ascii="华文楷体" w:eastAsia="华文楷体" w:hAnsi="华文楷体" w:hint="eastAsia"/>
@@ -5946,7 +8123,8 @@
           <w:ilvl w:val="0"/>
           <w:numId w:val="14"/>
         </w:numPr>
-        <w:spacing w:line="280" w:lineRule="exact"/>
+        <w:spacing w:line="260" w:lineRule="exact"/>
+        <w:ind w:hanging="357"/>
         <w:jc w:val="left"/>
         <w:rPr>
           <w:rFonts w:ascii="华文楷体" w:eastAsia="华文楷体" w:hAnsi="华文楷体" w:hint="eastAsia"/>
@@ -5979,7 +8157,8 @@
           <w:ilvl w:val="0"/>
           <w:numId w:val="14"/>
         </w:numPr>
-        <w:spacing w:line="280" w:lineRule="exact"/>
+        <w:spacing w:line="260" w:lineRule="exact"/>
+        <w:ind w:hanging="357"/>
         <w:jc w:val="left"/>
         <w:rPr>
           <w:rFonts w:ascii="华文楷体" w:eastAsia="华文楷体" w:hAnsi="华文楷体" w:hint="eastAsia"/>
@@ -6012,7 +8191,8 @@
           <w:ilvl w:val="1"/>
           <w:numId w:val="14"/>
         </w:numPr>
-        <w:spacing w:line="280" w:lineRule="exact"/>
+        <w:spacing w:line="260" w:lineRule="exact"/>
+        <w:ind w:hanging="357"/>
         <w:jc w:val="left"/>
         <w:rPr>
           <w:rFonts w:ascii="华文楷体" w:eastAsia="华文楷体" w:hAnsi="华文楷体" w:hint="eastAsia"/>
@@ -6045,7 +8225,8 @@
           <w:ilvl w:val="1"/>
           <w:numId w:val="14"/>
         </w:numPr>
-        <w:spacing w:line="280" w:lineRule="exact"/>
+        <w:spacing w:line="260" w:lineRule="exact"/>
+        <w:ind w:hanging="357"/>
         <w:jc w:val="left"/>
         <w:rPr>
           <w:rFonts w:ascii="华文楷体" w:eastAsia="华文楷体" w:hAnsi="华文楷体" w:hint="eastAsia"/>
@@ -6078,7 +8259,8 @@
           <w:ilvl w:val="1"/>
           <w:numId w:val="14"/>
         </w:numPr>
-        <w:spacing w:line="280" w:lineRule="exact"/>
+        <w:spacing w:line="260" w:lineRule="exact"/>
+        <w:ind w:hanging="357"/>
         <w:jc w:val="left"/>
         <w:rPr>
           <w:rFonts w:ascii="华文楷体" w:eastAsia="华文楷体" w:hAnsi="华文楷体" w:hint="eastAsia"/>
@@ -6111,7 +8293,8 @@
           <w:ilvl w:val="0"/>
           <w:numId w:val="14"/>
         </w:numPr>
-        <w:spacing w:line="280" w:lineRule="exact"/>
+        <w:spacing w:line="260" w:lineRule="exact"/>
+        <w:ind w:hanging="357"/>
         <w:jc w:val="left"/>
         <w:rPr>
           <w:rFonts w:ascii="华文楷体" w:eastAsia="华文楷体" w:hAnsi="华文楷体" w:hint="eastAsia"/>
@@ -6144,7 +8327,8 @@
           <w:ilvl w:val="1"/>
           <w:numId w:val="14"/>
         </w:numPr>
-        <w:spacing w:line="280" w:lineRule="exact"/>
+        <w:spacing w:line="260" w:lineRule="exact"/>
+        <w:ind w:hanging="357"/>
         <w:jc w:val="left"/>
         <w:rPr>
           <w:rFonts w:ascii="华文楷体" w:eastAsia="华文楷体" w:hAnsi="华文楷体" w:hint="eastAsia"/>
@@ -6167,7 +8351,8 @@
           <w:ilvl w:val="1"/>
           <w:numId w:val="14"/>
         </w:numPr>
-        <w:spacing w:line="280" w:lineRule="exact"/>
+        <w:spacing w:line="260" w:lineRule="exact"/>
+        <w:ind w:hanging="357"/>
         <w:jc w:val="left"/>
         <w:rPr>
           <w:rFonts w:ascii="华文楷体" w:eastAsia="华文楷体" w:hAnsi="华文楷体" w:hint="eastAsia"/>
@@ -6200,7 +8385,8 @@
           <w:ilvl w:val="0"/>
           <w:numId w:val="14"/>
         </w:numPr>
-        <w:spacing w:line="280" w:lineRule="exact"/>
+        <w:spacing w:line="260" w:lineRule="exact"/>
+        <w:ind w:hanging="357"/>
         <w:jc w:val="left"/>
         <w:rPr>
           <w:rFonts w:ascii="华文楷体" w:eastAsia="华文楷体" w:hAnsi="华文楷体" w:hint="eastAsia"/>
@@ -6256,7 +8442,8 @@
           <w:ilvl w:val="0"/>
           <w:numId w:val="15"/>
         </w:numPr>
-        <w:spacing w:line="280" w:lineRule="exact"/>
+        <w:spacing w:line="260" w:lineRule="exact"/>
+        <w:ind w:left="714" w:hanging="357"/>
         <w:jc w:val="left"/>
         <w:rPr>
           <w:rFonts w:ascii="华文楷体" w:eastAsia="华文楷体" w:hAnsi="华文楷体" w:hint="eastAsia"/>
@@ -6325,7 +8512,8 @@
           <w:ilvl w:val="0"/>
           <w:numId w:val="15"/>
         </w:numPr>
-        <w:spacing w:line="280" w:lineRule="exact"/>
+        <w:spacing w:line="260" w:lineRule="exact"/>
+        <w:ind w:left="714" w:hanging="357"/>
         <w:jc w:val="left"/>
         <w:rPr>
           <w:rFonts w:ascii="华文楷体" w:eastAsia="华文楷体" w:hAnsi="华文楷体" w:hint="eastAsia"/>
@@ -6453,6 +8641,7 @@
     </w:p>
     <w:p>
       <w:pPr>
+        <w:spacing w:line="260" w:lineRule="exact"/>
         <w:jc w:val="left"/>
         <w:rPr>
           <w:rFonts w:ascii="华文楷体" w:eastAsia="华文楷体" w:hAnsi="华文楷体" w:hint="eastAsia"/>
@@ -6479,6 +8668,7 @@
     </w:p>
     <w:p>
       <w:pPr>
+        <w:spacing w:line="260" w:lineRule="exact"/>
         <w:jc w:val="left"/>
         <w:rPr>
           <w:rFonts w:ascii="华文楷体" w:eastAsia="华文楷体" w:hAnsi="华文楷体" w:hint="eastAsia"/>
@@ -6569,6 +8759,7 @@
     </w:p>
     <w:p>
       <w:pPr>
+        <w:spacing w:line="260" w:lineRule="exact"/>
         <w:jc w:val="left"/>
         <w:rPr>
           <w:rFonts w:ascii="华文楷体" w:eastAsia="华文楷体" w:hAnsi="华文楷体" w:hint="eastAsia"/>
@@ -6595,6 +8786,7 @@
     </w:p>
     <w:p>
       <w:pPr>
+        <w:spacing w:line="260" w:lineRule="exact"/>
         <w:jc w:val="left"/>
         <w:rPr>
           <w:rFonts w:ascii="华文楷体" w:eastAsia="华文楷体" w:hAnsi="华文楷体" w:hint="eastAsia"/>
@@ -6621,6 +8813,7 @@
     </w:p>
     <w:p>
       <w:pPr>
+        <w:spacing w:line="260" w:lineRule="exact"/>
         <w:jc w:val="left"/>
         <w:rPr>
           <w:rFonts w:ascii="华文楷体" w:eastAsia="华文楷体" w:hAnsi="华文楷体" w:hint="eastAsia"/>
@@ -6657,6 +8850,7 @@
     </w:p>
     <w:p>
       <w:pPr>
+        <w:spacing w:line="240" w:lineRule="exact"/>
         <w:jc w:val="left"/>
         <w:rPr>
           <w:rFonts w:ascii="华文楷体" w:eastAsia="华文楷体" w:hAnsi="华文楷体" w:hint="eastAsia"/>
@@ -6670,7 +8864,7 @@
           <w:sz w:val="17"/>
           <w:szCs w:val="18"/>
         </w:rPr>
-        <w:t xml:space="preserve"> 消息队列也是</w:t>
+        <w:t>消息队列也是</w:t>
       </w:r>
       <w:proofErr w:type="spellStart"/>
       <w:r>
@@ -6693,6 +8887,7 @@
     </w:p>
     <w:p>
       <w:pPr>
+        <w:spacing w:line="240" w:lineRule="exact"/>
         <w:jc w:val="left"/>
         <w:rPr>
           <w:rFonts w:ascii="华文楷体" w:eastAsia="华文楷体" w:hAnsi="华文楷体" w:hint="eastAsia"/>
@@ -6778,9 +8973,9 @@
           <w:szCs w:val="18"/>
         </w:rPr>
         <w:drawing>
-          <wp:inline distT="0" distB="0" distL="0" distR="0" wp14:anchorId="64E6B1AC" wp14:editId="7980BDE6">
+          <wp:inline distT="0" distB="0" distL="0" distR="0" wp14:anchorId="64E6B1AC" wp14:editId="0F6A0625">
             <wp:extent cx="5561462" cy="900408"/>
-            <wp:effectExtent l="0" t="0" r="1270" b="0"/>
+            <wp:effectExtent l="19050" t="19050" r="20320" b="14605"/>
             <wp:docPr id="201686307" name="图片 1"/>
             <wp:cNvGraphicFramePr>
               <a:graphicFrameLocks xmlns:a="http://schemas.openxmlformats.org/drawingml/2006/main" noChangeAspect="1"/>
@@ -6793,7 +8988,7 @@
                     <pic:cNvPicPr/>
                   </pic:nvPicPr>
                   <pic:blipFill>
-                    <a:blip r:embed="rId22"/>
+                    <a:blip r:embed="rId27"/>
                     <a:stretch>
                       <a:fillRect/>
                     </a:stretch>
@@ -6806,6 +9001,11 @@
                     <a:prstGeom prst="rect">
                       <a:avLst/>
                     </a:prstGeom>
+                    <a:ln>
+                      <a:solidFill>
+                        <a:srgbClr val="EE0000"/>
+                      </a:solidFill>
+                    </a:ln>
                   </pic:spPr>
                 </pic:pic>
               </a:graphicData>
@@ -6816,6 +9016,16 @@
     </w:p>
     <w:p>
       <w:pPr>
+        <w:jc w:val="left"/>
+        <w:rPr>
+          <w:rFonts w:ascii="华文楷体" w:eastAsia="华文楷体" w:hAnsi="华文楷体" w:hint="eastAsia"/>
+          <w:sz w:val="17"/>
+          <w:szCs w:val="18"/>
+        </w:rPr>
+      </w:pPr>
+    </w:p>
+    <w:p>
+      <w:pPr>
         <w:tabs>
           <w:tab w:val="left" w:pos="1042"/>
         </w:tabs>
@@ -6834,18 +9044,28 @@
           <w:sz w:val="17"/>
           <w:szCs w:val="18"/>
         </w:rPr>
-        <w:t>超时等待参数的精髓</w:t>
+        <w:t xml:space="preserve">超时参数（Timeout）的本质： </w:t>
+      </w:r>
+      <w:r>
+        <w:rPr>
+          <w:rFonts w:ascii="华文楷体" w:eastAsia="华文楷体" w:hAnsi="华文楷体"/>
+          <w:sz w:val="17"/>
+          <w:szCs w:val="18"/>
+        </w:rPr>
+        <w:t xml:space="preserve">任务等待事件的最长容忍期限。事件就绪立刻唤醒，未就绪则挂起让出 CPU（0% 占用）；仅当超时耗尽仍无事件时才返回失败强制唤醒。 </w:t>
       </w:r>
     </w:p>
     <w:p>
       <w:pPr>
         <w:numPr>
           <w:ilvl w:val="0"/>
-          <w:numId w:val="16"/>
+          <w:numId w:val="22"/>
         </w:numPr>
         <w:tabs>
           <w:tab w:val="left" w:pos="1042"/>
         </w:tabs>
+        <w:spacing w:line="260" w:lineRule="exact"/>
+        <w:ind w:hanging="357"/>
         <w:jc w:val="left"/>
         <w:rPr>
           <w:rFonts w:ascii="华文楷体" w:eastAsia="华文楷体" w:hAnsi="华文楷体" w:hint="eastAsia"/>
@@ -6859,47 +9079,110 @@
           <w:sz w:val="17"/>
           <w:szCs w:val="18"/>
         </w:rPr>
-        <w:t xml:space="preserve">传 </w:t>
-      </w:r>
-      <w:r>
-        <w:rPr>
-          <w:rFonts w:ascii="华文楷体" w:eastAsia="华文楷体" w:hAnsi="华文楷体"/>
-          <w:b/>
-          <w:bCs/>
-          <w:sz w:val="17"/>
-          <w:szCs w:val="18"/>
-        </w:rPr>
-        <w:t>0</w:t>
-      </w:r>
-      <w:r>
-        <w:rPr>
-          <w:rFonts w:ascii="华文楷体" w:eastAsia="华文楷体" w:hAnsi="华文楷体"/>
-          <w:sz w:val="17"/>
-          <w:szCs w:val="18"/>
-        </w:rPr>
-        <w:t>：不等待，拿不到（或发不出）就立刻返回错误码。</w:t>
-      </w:r>
-      <w:r>
-        <w:rPr>
-          <w:rFonts w:ascii="华文楷体" w:eastAsia="华文楷体" w:hAnsi="华文楷体"/>
-          <w:b/>
-          <w:bCs/>
-          <w:color w:val="EE0000"/>
-          <w:sz w:val="17"/>
-          <w:szCs w:val="18"/>
-        </w:rPr>
-        <w:t>中断 ISR 里面只能填 0</w:t>
+        <w:t>传 0（非阻塞抽检）：</w:t>
+      </w:r>
+    </w:p>
+    <w:p>
+      <w:pPr>
+        <w:numPr>
+          <w:ilvl w:val="1"/>
+          <w:numId w:val="22"/>
+        </w:numPr>
+        <w:tabs>
+          <w:tab w:val="left" w:pos="1042"/>
+        </w:tabs>
+        <w:spacing w:line="260" w:lineRule="exact"/>
+        <w:ind w:hanging="357"/>
+        <w:jc w:val="left"/>
+        <w:rPr>
+          <w:rFonts w:ascii="华文楷体" w:eastAsia="华文楷体" w:hAnsi="华文楷体" w:hint="eastAsia"/>
+          <w:sz w:val="17"/>
+          <w:szCs w:val="18"/>
+        </w:rPr>
+      </w:pPr>
+      <w:r>
+        <w:rPr>
+          <w:rFonts w:ascii="华文楷体" w:eastAsia="华文楷体" w:hAnsi="华文楷体"/>
+          <w:sz w:val="17"/>
+          <w:szCs w:val="18"/>
+        </w:rPr>
+        <w:t>场景：高频执行循环内部（如步进电机走步、轮询标志），0 微秒都不耽误原有物理时序。</w:t>
+      </w:r>
+    </w:p>
+    <w:p>
+      <w:pPr>
+        <w:numPr>
+          <w:ilvl w:val="1"/>
+          <w:numId w:val="22"/>
+        </w:numPr>
+        <w:tabs>
+          <w:tab w:val="left" w:pos="1042"/>
+        </w:tabs>
+        <w:spacing w:line="260" w:lineRule="exact"/>
+        <w:ind w:hanging="357"/>
+        <w:jc w:val="left"/>
+        <w:rPr>
+          <w:rFonts w:ascii="华文楷体" w:eastAsia="华文楷体" w:hAnsi="华文楷体" w:hint="eastAsia"/>
+          <w:sz w:val="17"/>
+          <w:szCs w:val="18"/>
+        </w:rPr>
+      </w:pPr>
+      <w:r>
+        <w:rPr>
+          <w:rFonts w:ascii="华文楷体" w:eastAsia="华文楷体" w:hAnsi="华文楷体"/>
+          <w:sz w:val="17"/>
+          <w:szCs w:val="18"/>
+        </w:rPr>
+        <w:t>注意：CMSIS-RTOS 中断里调用只允许填 0（</w:t>
+      </w:r>
+      <w:proofErr w:type="spellStart"/>
+      <w:r>
+        <w:rPr>
+          <w:rFonts w:ascii="华文楷体" w:eastAsia="华文楷体" w:hAnsi="华文楷体"/>
+          <w:sz w:val="17"/>
+          <w:szCs w:val="18"/>
+        </w:rPr>
+        <w:t>FreeRTOS</w:t>
+      </w:r>
+      <w:proofErr w:type="spellEnd"/>
+      <w:r>
+        <w:rPr>
+          <w:rFonts w:ascii="华文楷体" w:eastAsia="华文楷体" w:hAnsi="华文楷体"/>
+          <w:sz w:val="17"/>
+          <w:szCs w:val="18"/>
+        </w:rPr>
+        <w:t xml:space="preserve"> 原生 </w:t>
+      </w:r>
+      <w:proofErr w:type="spellStart"/>
+      <w:r>
+        <w:rPr>
+          <w:rFonts w:ascii="华文楷体" w:eastAsia="华文楷体" w:hAnsi="华文楷体"/>
+          <w:sz w:val="17"/>
+          <w:szCs w:val="18"/>
+        </w:rPr>
+        <w:t>FromISR</w:t>
+      </w:r>
+      <w:proofErr w:type="spellEnd"/>
+      <w:r>
+        <w:rPr>
+          <w:rFonts w:ascii="华文楷体" w:eastAsia="华文楷体" w:hAnsi="华文楷体"/>
+          <w:sz w:val="17"/>
+          <w:szCs w:val="18"/>
+        </w:rPr>
+        <w:t xml:space="preserve"> 无此参数）。 </w:t>
       </w:r>
     </w:p>
     <w:p>
       <w:pPr>
         <w:numPr>
           <w:ilvl w:val="0"/>
-          <w:numId w:val="16"/>
+          <w:numId w:val="22"/>
         </w:numPr>
         <w:tabs>
           <w:tab w:val="left" w:pos="1042"/>
         </w:tabs>
+        <w:spacing w:line="260" w:lineRule="exact"/>
+        <w:ind w:hanging="357"/>
         <w:jc w:val="left"/>
         <w:rPr>
           <w:rFonts w:ascii="华文楷体" w:eastAsia="华文楷体" w:hAnsi="华文楷体" w:hint="eastAsia"/>
@@ -6913,14 +9196,66 @@
           <w:sz w:val="17"/>
           <w:szCs w:val="18"/>
         </w:rPr>
+        <w:t>传 固定延时（容错防死锁）：</w:t>
+      </w:r>
+    </w:p>
+    <w:p>
+      <w:pPr>
+        <w:numPr>
+          <w:ilvl w:val="1"/>
+          <w:numId w:val="22"/>
+        </w:numPr>
+        <w:tabs>
+          <w:tab w:val="left" w:pos="1042"/>
+        </w:tabs>
+        <w:spacing w:line="260" w:lineRule="exact"/>
+        <w:ind w:hanging="357"/>
+        <w:jc w:val="left"/>
+        <w:rPr>
+          <w:rFonts w:ascii="华文楷体" w:eastAsia="华文楷体" w:hAnsi="华文楷体" w:hint="eastAsia"/>
+          <w:sz w:val="17"/>
+          <w:szCs w:val="18"/>
+        </w:rPr>
+      </w:pPr>
+      <w:r>
+        <w:rPr>
+          <w:rFonts w:ascii="华文楷体" w:eastAsia="华文楷体" w:hAnsi="华文楷体"/>
+          <w:sz w:val="17"/>
+          <w:szCs w:val="18"/>
+        </w:rPr>
+        <w:t>场景：等待硬件通信响应（I2C/SPI ACK、传感器应答）。正常几毫秒即走，万一硬件断线、总线死锁，100ms 强制超时退出，防止系统永久卡死。</w:t>
+      </w:r>
+    </w:p>
+    <w:p>
+      <w:pPr>
+        <w:numPr>
+          <w:ilvl w:val="0"/>
+          <w:numId w:val="22"/>
+        </w:numPr>
+        <w:tabs>
+          <w:tab w:val="left" w:pos="1042"/>
+        </w:tabs>
+        <w:spacing w:line="260" w:lineRule="exact"/>
+        <w:ind w:hanging="357"/>
+        <w:jc w:val="left"/>
+        <w:rPr>
+          <w:rFonts w:ascii="华文楷体" w:eastAsia="华文楷体" w:hAnsi="华文楷体" w:hint="eastAsia"/>
+          <w:sz w:val="17"/>
+          <w:szCs w:val="18"/>
+        </w:rPr>
+      </w:pPr>
+      <w:r>
+        <w:rPr>
+          <w:rFonts w:ascii="华文楷体" w:eastAsia="华文楷体" w:hAnsi="华文楷体"/>
+          <w:sz w:val="17"/>
+          <w:szCs w:val="18"/>
+        </w:rPr>
         <w:t xml:space="preserve">传 </w:t>
       </w:r>
       <w:proofErr w:type="spellStart"/>
       <w:r>
         <w:rPr>
           <w:rFonts w:ascii="华文楷体" w:eastAsia="华文楷体" w:hAnsi="华文楷体"/>
-          <w:b/>
-          <w:bCs/>
           <w:sz w:val="17"/>
           <w:szCs w:val="18"/>
         </w:rPr>
@@ -6933,7 +9268,61 @@
           <w:sz w:val="17"/>
           <w:szCs w:val="18"/>
         </w:rPr>
-        <w:t>：死等。接收端没数据时直接进入休眠态让出 CPU，直到有新消息塞入才被内核唤醒，这是彻底干掉裸机 while</w:t>
+        <w:t>（无限休眠，纯事件驱动）：</w:t>
+      </w:r>
+    </w:p>
+    <w:p>
+      <w:pPr>
+        <w:numPr>
+          <w:ilvl w:val="1"/>
+          <w:numId w:val="22"/>
+        </w:numPr>
+        <w:tabs>
+          <w:tab w:val="left" w:pos="1042"/>
+        </w:tabs>
+        <w:spacing w:line="260" w:lineRule="exact"/>
+        <w:ind w:hanging="357"/>
+        <w:jc w:val="left"/>
+        <w:rPr>
+          <w:rFonts w:ascii="华文楷体" w:eastAsia="华文楷体" w:hAnsi="华文楷体" w:hint="eastAsia"/>
+          <w:sz w:val="17"/>
+          <w:szCs w:val="18"/>
+        </w:rPr>
+      </w:pPr>
+      <w:r>
+        <w:rPr>
+          <w:rFonts w:ascii="华文楷体" w:eastAsia="华文楷体" w:hAnsi="华文楷体"/>
+          <w:sz w:val="17"/>
+          <w:szCs w:val="18"/>
+        </w:rPr>
+        <w:t xml:space="preserve">场景：任务最外层入口（如电机任务、协议解包任务）。 </w:t>
+      </w:r>
+    </w:p>
+    <w:p>
+      <w:pPr>
+        <w:numPr>
+          <w:ilvl w:val="1"/>
+          <w:numId w:val="22"/>
+        </w:numPr>
+        <w:tabs>
+          <w:tab w:val="left" w:pos="1042"/>
+        </w:tabs>
+        <w:spacing w:line="260" w:lineRule="exact"/>
+        <w:ind w:hanging="357"/>
+        <w:jc w:val="left"/>
+        <w:rPr>
+          <w:rFonts w:ascii="华文楷体" w:eastAsia="华文楷体" w:hAnsi="华文楷体" w:hint="eastAsia"/>
+          <w:sz w:val="17"/>
+          <w:szCs w:val="18"/>
+        </w:rPr>
+      </w:pPr>
+      <w:r>
+        <w:rPr>
+          <w:rFonts w:ascii="华文楷体" w:eastAsia="华文楷体" w:hAnsi="华文楷体"/>
+          <w:sz w:val="17"/>
+          <w:szCs w:val="18"/>
+        </w:rPr>
+        <w:t>价值：彻底干掉裸机 while</w:t>
       </w:r>
       <w:proofErr w:type="gramStart"/>
       <w:r>
@@ -6951,7 +9340,7 @@
           <w:sz w:val="17"/>
           <w:szCs w:val="18"/>
         </w:rPr>
-        <w:t xml:space="preserve"> 轮询的关键</w:t>
+        <w:t xml:space="preserve"> 空转轮询，实现无事休眠、有事干活。</w:t>
       </w:r>
     </w:p>
     <w:p>
@@ -7036,26 +9425,38 @@
         <w:tabs>
           <w:tab w:val="left" w:pos="1042"/>
         </w:tabs>
-        <w:jc w:val="left"/>
-        <w:rPr>
-          <w:rFonts w:ascii="华文楷体" w:eastAsia="华文楷体" w:hAnsi="华文楷体" w:hint="eastAsia"/>
-          <w:sz w:val="17"/>
-          <w:szCs w:val="18"/>
+        <w:jc w:val="center"/>
+        <w:rPr>
+          <w:rFonts w:ascii="华文楷体" w:eastAsia="华文楷体" w:hAnsi="华文楷体" w:hint="eastAsia"/>
+          <w:b/>
+          <w:bCs/>
+          <w:color w:val="EE0000"/>
+          <w:sz w:val="17"/>
+          <w:szCs w:val="18"/>
+          <w:u w:val="single"/>
         </w:rPr>
       </w:pPr>
       <w:r>
         <w:rPr>
           <w:rFonts w:ascii="Segoe UI Emoji" w:eastAsia="华文楷体" w:hAnsi="Segoe UI Emoji" w:cs="Segoe UI Emoji" w:hint="eastAsia"/>
-          <w:sz w:val="17"/>
-          <w:szCs w:val="18"/>
+          <w:b/>
+          <w:bCs/>
+          <w:color w:val="EE0000"/>
+          <w:sz w:val="17"/>
+          <w:szCs w:val="18"/>
+          <w:u w:val="single"/>
         </w:rPr>
         <w:t>⭐</w:t>
       </w:r>
       <w:r>
         <w:rPr>
           <w:rFonts w:ascii="Segoe UI Emoji" w:eastAsia="华文楷体" w:hAnsi="Segoe UI Emoji" w:cs="Segoe UI Emoji" w:hint="eastAsia"/>
-          <w:sz w:val="17"/>
-          <w:szCs w:val="18"/>
+          <w:b/>
+          <w:bCs/>
+          <w:color w:val="EE0000"/>
+          <w:sz w:val="17"/>
+          <w:szCs w:val="18"/>
+          <w:u w:val="single"/>
         </w:rPr>
         <w:t>在</w:t>
       </w:r>
@@ -7063,8 +9464,12 @@
       <w:r>
         <w:rPr>
           <w:rFonts w:ascii="Segoe UI Emoji" w:eastAsia="华文楷体" w:hAnsi="Segoe UI Emoji" w:cs="Segoe UI Emoji" w:hint="eastAsia"/>
-          <w:sz w:val="17"/>
-          <w:szCs w:val="18"/>
+          <w:b/>
+          <w:bCs/>
+          <w:color w:val="EE0000"/>
+          <w:sz w:val="17"/>
+          <w:szCs w:val="18"/>
+          <w:u w:val="single"/>
         </w:rPr>
         <w:t>cubemx</w:t>
       </w:r>
@@ -7072,40 +9477,60 @@
       <w:r>
         <w:rPr>
           <w:rFonts w:ascii="Segoe UI Emoji" w:eastAsia="华文楷体" w:hAnsi="Segoe UI Emoji" w:cs="Segoe UI Emoji" w:hint="eastAsia"/>
-          <w:sz w:val="17"/>
-          <w:szCs w:val="18"/>
+          <w:b/>
+          <w:bCs/>
+          <w:color w:val="EE0000"/>
+          <w:sz w:val="17"/>
+          <w:szCs w:val="18"/>
+          <w:u w:val="single"/>
         </w:rPr>
         <w:t>里面修改了原本</w:t>
       </w:r>
       <w:r>
         <w:rPr>
           <w:rFonts w:ascii="Segoe UI Emoji" w:eastAsia="华文楷体" w:hAnsi="Segoe UI Emoji" w:cs="Segoe UI Emoji" w:hint="eastAsia"/>
-          <w:sz w:val="17"/>
-          <w:szCs w:val="18"/>
+          <w:b/>
+          <w:bCs/>
+          <w:color w:val="EE0000"/>
+          <w:sz w:val="17"/>
+          <w:szCs w:val="18"/>
+          <w:u w:val="single"/>
         </w:rPr>
         <w:t>Task</w:t>
       </w:r>
       <w:r>
         <w:rPr>
           <w:rFonts w:ascii="Segoe UI Emoji" w:eastAsia="华文楷体" w:hAnsi="Segoe UI Emoji" w:cs="Segoe UI Emoji" w:hint="eastAsia"/>
-          <w:sz w:val="17"/>
-          <w:szCs w:val="18"/>
+          <w:b/>
+          <w:bCs/>
+          <w:color w:val="EE0000"/>
+          <w:sz w:val="17"/>
+          <w:szCs w:val="18"/>
+          <w:u w:val="single"/>
         </w:rPr>
         <w:t>的任务名</w:t>
       </w:r>
       <w:r>
         <w:rPr>
           <w:rFonts w:ascii="Segoe UI Emoji" w:eastAsia="华文楷体" w:hAnsi="Segoe UI Emoji" w:cs="Segoe UI Emoji" w:hint="eastAsia"/>
-          <w:sz w:val="17"/>
-          <w:szCs w:val="18"/>
+          <w:b/>
+          <w:bCs/>
+          <w:color w:val="EE0000"/>
+          <w:sz w:val="17"/>
+          <w:szCs w:val="18"/>
+          <w:u w:val="single"/>
         </w:rPr>
         <w:t xml:space="preserve"> </w:t>
       </w:r>
       <w:r>
         <w:rPr>
           <w:rFonts w:ascii="Segoe UI Emoji" w:eastAsia="华文楷体" w:hAnsi="Segoe UI Emoji" w:cs="Segoe UI Emoji" w:hint="eastAsia"/>
-          <w:sz w:val="17"/>
-          <w:szCs w:val="18"/>
+          <w:b/>
+          <w:bCs/>
+          <w:color w:val="EE0000"/>
+          <w:sz w:val="17"/>
+          <w:szCs w:val="18"/>
+          <w:u w:val="single"/>
         </w:rPr>
         <w:t>里面的东西会清空</w:t>
       </w:r>
@@ -7188,6 +9613,103 @@
           <w:szCs w:val="18"/>
         </w:rPr>
       </w:pPr>
+      <w:r>
+        <w:rPr>
+          <w:rFonts w:ascii="华文楷体" w:eastAsia="华文楷体" w:hAnsi="华文楷体" w:hint="eastAsia"/>
+          <w:sz w:val="17"/>
+          <w:szCs w:val="18"/>
+        </w:rPr>
+        <w:br w:type="page"/>
+      </w:r>
+    </w:p>
+    <w:p>
+      <w:pPr>
+        <w:widowControl/>
+        <w:jc w:val="center"/>
+        <w:rPr>
+          <w:rFonts w:ascii="华文楷体" w:eastAsia="华文楷体" w:hAnsi="华文楷体" w:hint="eastAsia"/>
+          <w:b/>
+          <w:bCs/>
+          <w:shd w:val="pct15" w:color="auto" w:fill="FFFFFF"/>
+        </w:rPr>
+      </w:pPr>
+      <w:r>
+        <w:rPr>
+          <w:rFonts w:ascii="华文楷体" w:eastAsia="华文楷体" w:hAnsi="华文楷体" w:hint="eastAsia"/>
+          <w:b/>
+          <w:bCs/>
+          <w:shd w:val="pct15" w:color="auto" w:fill="FFFFFF"/>
+        </w:rPr>
+        <w:lastRenderedPageBreak/>
+        <w:t>信号量</w:t>
+      </w:r>
+    </w:p>
+    <w:p>
+      <w:pPr>
+        <w:widowControl/>
+        <w:jc w:val="center"/>
+        <w:rPr>
+          <w:rFonts w:ascii="华文楷体" w:eastAsia="华文楷体" w:hAnsi="华文楷体" w:hint="eastAsia"/>
+          <w:sz w:val="17"/>
+          <w:szCs w:val="18"/>
+        </w:rPr>
+      </w:pPr>
+      <w:r>
+        <w:rPr>
+          <w:rFonts w:ascii="华文楷体" w:eastAsia="华文楷体" w:hAnsi="华文楷体" w:hint="eastAsia"/>
+          <w:sz w:val="17"/>
+          <w:szCs w:val="18"/>
+        </w:rPr>
+        <w:t>“</w:t>
+      </w:r>
+      <w:r>
+        <w:rPr>
+          <w:rFonts w:ascii="华文楷体" w:eastAsia="华文楷体" w:hAnsi="华文楷体"/>
+          <w:sz w:val="17"/>
+          <w:szCs w:val="18"/>
+        </w:rPr>
+        <w:t>项”（Item）就是队列用来传输的单个数据载体（单个包裹/实体）</w:t>
+      </w:r>
+      <w:r>
+        <w:rPr>
+          <w:rFonts w:ascii="华文楷体" w:eastAsia="华文楷体" w:hAnsi="华文楷体" w:hint="eastAsia"/>
+          <w:sz w:val="17"/>
+          <w:szCs w:val="18"/>
+        </w:rPr>
+        <w:t>【项可以是</w:t>
+      </w:r>
+      <w:r>
+        <w:rPr>
+          <w:rFonts w:ascii="华文楷体" w:eastAsia="华文楷体" w:hAnsi="华文楷体" w:hint="eastAsia"/>
+          <w:sz w:val="17"/>
+          <w:szCs w:val="18"/>
+        </w:rPr>
+        <w:t>“引用传递”即</w:t>
+      </w:r>
+      <w:r>
+        <w:rPr>
+          <w:rFonts w:ascii="华文楷体" w:eastAsia="华文楷体" w:hAnsi="华文楷体" w:hint="eastAsia"/>
+          <w:sz w:val="17"/>
+          <w:szCs w:val="18"/>
+        </w:rPr>
+        <w:t>指针，也可以是</w:t>
+      </w:r>
+      <w:r>
+        <w:rPr>
+          <w:rFonts w:ascii="华文楷体" w:eastAsia="华文楷体" w:hAnsi="华文楷体" w:hint="eastAsia"/>
+          <w:sz w:val="17"/>
+          <w:szCs w:val="18"/>
+        </w:rPr>
+        <w:t>“值传递”</w:t>
+      </w:r>
+      <w:r>
+        <w:rPr>
+          <w:rFonts w:ascii="华文楷体" w:eastAsia="华文楷体" w:hAnsi="华文楷体" w:hint="eastAsia"/>
+          <w:sz w:val="17"/>
+          <w:szCs w:val="18"/>
+        </w:rPr>
+        <w:t>…】</w:t>
+      </w:r>
     </w:p>
     <w:p>
       <w:pPr>
@@ -7205,96 +9727,31 @@
           <w:sz w:val="17"/>
           <w:szCs w:val="18"/>
         </w:rPr>
-        <w:br w:type="page"/>
-      </w:r>
-    </w:p>
-    <w:p>
-      <w:pPr>
-        <w:widowControl/>
-        <w:jc w:val="center"/>
-        <w:rPr>
-          <w:rFonts w:ascii="华文楷体" w:eastAsia="华文楷体" w:hAnsi="华文楷体"/>
-          <w:b/>
-          <w:bCs/>
-          <w:shd w:val="pct15" w:color="auto" w:fill="FFFFFF"/>
-        </w:rPr>
-      </w:pPr>
-      <w:r>
-        <w:rPr>
-          <w:rFonts w:ascii="华文楷体" w:eastAsia="华文楷体" w:hAnsi="华文楷体" w:hint="eastAsia"/>
-          <w:b/>
-          <w:bCs/>
-          <w:shd w:val="pct15" w:color="auto" w:fill="FFFFFF"/>
-        </w:rPr>
-        <w:lastRenderedPageBreak/>
-        <w:t>信号量</w:t>
-      </w:r>
-    </w:p>
-    <w:p>
-      <w:pPr>
-        <w:widowControl/>
-        <w:jc w:val="center"/>
-        <w:rPr>
-          <w:rFonts w:ascii="华文楷体" w:eastAsia="华文楷体" w:hAnsi="华文楷体"/>
-          <w:sz w:val="17"/>
-          <w:szCs w:val="18"/>
-        </w:rPr>
-      </w:pPr>
-      <w:r>
-        <w:rPr>
-          <w:rFonts w:ascii="华文楷体" w:eastAsia="华文楷体" w:hAnsi="华文楷体" w:hint="eastAsia"/>
-          <w:sz w:val="17"/>
-          <w:szCs w:val="18"/>
-        </w:rPr>
-        <w:t>“</w:t>
-      </w:r>
-      <w:r>
-        <w:rPr>
-          <w:rFonts w:ascii="华文楷体" w:eastAsia="华文楷体" w:hAnsi="华文楷体"/>
-          <w:sz w:val="17"/>
-          <w:szCs w:val="18"/>
-        </w:rPr>
-        <w:t>项”（Item）就是队列用来传输的单个数据载体（单个包裹/实体）</w:t>
-      </w:r>
-      <w:r>
-        <w:rPr>
-          <w:rFonts w:ascii="华文楷体" w:eastAsia="华文楷体" w:hAnsi="华文楷体" w:hint="eastAsia"/>
-          <w:sz w:val="17"/>
-          <w:szCs w:val="18"/>
-        </w:rPr>
-        <w:t>【项可以是</w:t>
-      </w:r>
-      <w:r>
-        <w:rPr>
-          <w:rFonts w:ascii="华文楷体" w:eastAsia="华文楷体" w:hAnsi="华文楷体" w:hint="eastAsia"/>
-          <w:sz w:val="17"/>
-          <w:szCs w:val="18"/>
-        </w:rPr>
-        <w:t>“引用传递”即</w:t>
-      </w:r>
-      <w:r>
-        <w:rPr>
-          <w:rFonts w:ascii="华文楷体" w:eastAsia="华文楷体" w:hAnsi="华文楷体" w:hint="eastAsia"/>
-          <w:sz w:val="17"/>
-          <w:szCs w:val="18"/>
-        </w:rPr>
-        <w:t>指针，也可以是</w:t>
-      </w:r>
-      <w:r>
-        <w:rPr>
-          <w:rFonts w:ascii="华文楷体" w:eastAsia="华文楷体" w:hAnsi="华文楷体" w:hint="eastAsia"/>
-          <w:sz w:val="17"/>
-          <w:szCs w:val="18"/>
-        </w:rPr>
-        <w:t>“值传递”</w:t>
-      </w:r>
-      <w:r>
-        <w:rPr>
-          <w:rFonts w:ascii="华文楷体" w:eastAsia="华文楷体" w:hAnsi="华文楷体" w:hint="eastAsia"/>
-          <w:sz w:val="17"/>
-          <w:szCs w:val="18"/>
-        </w:rPr>
-        <w:t>…】</w:t>
+        <w:t>1、二值信号量</w:t>
+      </w:r>
+      <w:r>
+        <w:rPr>
+          <w:rFonts w:ascii="华文楷体" w:eastAsia="华文楷体" w:hAnsi="华文楷体" w:hint="eastAsia"/>
+          <w:sz w:val="17"/>
+          <w:szCs w:val="18"/>
+        </w:rPr>
+        <w:t>【一个不用轮询的全局Flag</w:t>
+      </w:r>
+      <w:r>
+        <w:rPr>
+          <w:rFonts w:ascii="华文楷体" w:eastAsia="华文楷体" w:hAnsi="华文楷体" w:hint="eastAsia"/>
+          <w:sz w:val="17"/>
+          <w:szCs w:val="18"/>
+        </w:rPr>
+        <w:t>且需要一对一</w:t>
+      </w:r>
+      <w:r>
+        <w:rPr>
+          <w:rFonts w:ascii="华文楷体" w:eastAsia="华文楷体" w:hAnsi="华文楷体" w:hint="eastAsia"/>
+          <w:sz w:val="17"/>
+          <w:szCs w:val="18"/>
+        </w:rPr>
+        <w:t>】</w:t>
       </w:r>
     </w:p>
     <w:p>
@@ -7302,26 +9759,68 @@
         <w:widowControl/>
         <w:jc w:val="left"/>
         <w:rPr>
-          <w:rFonts w:ascii="华文楷体" w:eastAsia="华文楷体" w:hAnsi="华文楷体"/>
-          <w:sz w:val="17"/>
-          <w:szCs w:val="18"/>
-        </w:rPr>
-      </w:pPr>
-      <w:r>
-        <w:rPr>
-          <w:rFonts w:ascii="华文楷体" w:eastAsia="华文楷体" w:hAnsi="华文楷体" w:hint="eastAsia"/>
-          <w:sz w:val="17"/>
-          <w:szCs w:val="18"/>
-        </w:rPr>
-        <w:t>1、二值信号量</w:t>
-      </w:r>
-      <w:r>
-        <w:rPr>
-          <w:rFonts w:ascii="华文楷体" w:eastAsia="华文楷体" w:hAnsi="华文楷体" w:hint="eastAsia"/>
-          <w:sz w:val="17"/>
-          <w:szCs w:val="18"/>
-        </w:rPr>
-        <w:t>【一个不用轮询的全局Flag】</w:t>
+          <w:rFonts w:ascii="华文楷体" w:eastAsia="华文楷体" w:hAnsi="华文楷体" w:hint="eastAsia"/>
+          <w:sz w:val="17"/>
+          <w:szCs w:val="18"/>
+        </w:rPr>
+      </w:pPr>
+      <w:r>
+        <w:rPr>
+          <w:rFonts w:ascii="华文楷体" w:eastAsia="华文楷体" w:hAnsi="华文楷体"/>
+          <w:sz w:val="17"/>
+          <w:szCs w:val="18"/>
+        </w:rPr>
+        <w:tab/>
+      </w:r>
+      <w:r>
+        <w:rPr>
+          <w:rFonts w:ascii="华文楷体" w:eastAsia="华文楷体" w:hAnsi="华文楷体" w:hint="eastAsia"/>
+          <w:sz w:val="17"/>
+          <w:szCs w:val="18"/>
+        </w:rPr>
+        <w:t>本质为长度为1的队列，但项大小为0 — 故队列只有两种状态“满”“空”</w:t>
+      </w:r>
+      <w:r>
+        <w:rPr>
+          <w:rFonts w:ascii="华文楷体" w:eastAsia="华文楷体" w:hAnsi="华文楷体" w:hint="eastAsia"/>
+          <w:sz w:val="17"/>
+          <w:szCs w:val="18"/>
+        </w:rPr>
+        <w:t>；初始默认为0（空）；</w:t>
+      </w:r>
+      <w:r>
+        <w:rPr>
+          <w:rFonts w:ascii="华文楷体" w:eastAsia="华文楷体" w:hAnsi="华文楷体" w:hint="eastAsia"/>
+          <w:sz w:val="17"/>
+          <w:szCs w:val="18"/>
+        </w:rPr>
+        <w:t xml:space="preserve">— </w:t>
+      </w:r>
+      <w:r>
+        <w:rPr>
+          <w:rFonts w:ascii="华文楷体" w:eastAsia="华文楷体" w:hAnsi="华文楷体" w:hint="eastAsia"/>
+          <w:b/>
+          <w:bCs/>
+          <w:i/>
+          <w:iCs/>
+          <w:color w:val="EE0000"/>
+          <w:sz w:val="17"/>
+          <w:szCs w:val="18"/>
+        </w:rPr>
+        <w:t>可用于</w:t>
+      </w:r>
+      <w:r>
+        <w:rPr>
+          <w:rFonts w:ascii="华文楷体" w:eastAsia="华文楷体" w:hAnsi="华文楷体"/>
+          <w:b/>
+          <w:bCs/>
+          <w:i/>
+          <w:iCs/>
+          <w:color w:val="EE0000"/>
+          <w:sz w:val="17"/>
+          <w:szCs w:val="18"/>
+        </w:rPr>
+        <w:t>驱动层与业务层解耦</w:t>
       </w:r>
     </w:p>
     <w:p>
@@ -7336,27 +9835,27 @@
       </w:pPr>
       <w:r>
         <w:rPr>
+          <w:rFonts w:ascii="华文楷体" w:eastAsia="华文楷体" w:hAnsi="华文楷体" w:hint="eastAsia"/>
+          <w:sz w:val="17"/>
+          <w:szCs w:val="18"/>
+        </w:rPr>
+        <w:t>2、计数信号量</w:t>
+      </w:r>
+      <w:r>
+        <w:rPr>
+          <w:rFonts w:ascii="华文楷体" w:eastAsia="华文楷体" w:hAnsi="华文楷体" w:hint="eastAsia"/>
+          <w:sz w:val="17"/>
+          <w:szCs w:val="18"/>
+        </w:rPr>
+        <w:t>【普通变量即使为0 也会继续轮询】</w:t>
+      </w:r>
+      <w:r>
+        <w:rPr>
           <w:rFonts w:ascii="华文楷体" w:eastAsia="华文楷体" w:hAnsi="华文楷体"/>
           <w:sz w:val="17"/>
           <w:szCs w:val="18"/>
         </w:rPr>
         <w:tab/>
-      </w:r>
-      <w:r>
-        <w:rPr>
-          <w:rFonts w:ascii="华文楷体" w:eastAsia="华文楷体" w:hAnsi="华文楷体" w:hint="eastAsia"/>
-          <w:sz w:val="17"/>
-          <w:szCs w:val="18"/>
-        </w:rPr>
-        <w:t>本质为长度为1的队列，但项大小为0 — 故队列只有两种状态“满”“空”</w:t>
-      </w:r>
-      <w:r>
-        <w:rPr>
-          <w:rFonts w:ascii="华文楷体" w:eastAsia="华文楷体" w:hAnsi="华文楷体" w:hint="eastAsia"/>
-          <w:sz w:val="17"/>
-          <w:szCs w:val="18"/>
-        </w:rPr>
-        <w:t>；初始默认为0（空）；</w:t>
       </w:r>
     </w:p>
     <w:p>
@@ -7364,27 +9863,11 @@
         <w:widowControl/>
         <w:jc w:val="left"/>
         <w:rPr>
-          <w:rFonts w:ascii="华文楷体" w:eastAsia="华文楷体" w:hAnsi="华文楷体"/>
-          <w:sz w:val="17"/>
-          <w:szCs w:val="18"/>
-        </w:rPr>
-      </w:pPr>
-      <w:r>
-        <w:rPr>
-          <w:rFonts w:ascii="华文楷体" w:eastAsia="华文楷体" w:hAnsi="华文楷体" w:hint="eastAsia"/>
-          <w:sz w:val="17"/>
-          <w:szCs w:val="18"/>
-        </w:rPr>
-        <w:t>2、计数信号量</w:t>
-      </w:r>
-      <w:r>
-        <w:rPr>
-          <w:rFonts w:ascii="华文楷体" w:eastAsia="华文楷体" w:hAnsi="华文楷体" w:hint="eastAsia"/>
-          <w:sz w:val="17"/>
-          <w:szCs w:val="18"/>
-        </w:rPr>
-        <w:t>【普通变量即使为0 也会继续轮询】</w:t>
-      </w:r>
+          <w:rFonts w:ascii="华文楷体" w:eastAsia="华文楷体" w:hAnsi="华文楷体" w:hint="eastAsia"/>
+          <w:sz w:val="17"/>
+          <w:szCs w:val="18"/>
+        </w:rPr>
+      </w:pPr>
       <w:r>
         <w:rPr>
           <w:rFonts w:ascii="华文楷体" w:eastAsia="华文楷体" w:hAnsi="华文楷体"/>
@@ -7392,6 +9875,14 @@
           <w:szCs w:val="18"/>
         </w:rPr>
         <w:tab/>
+      </w:r>
+      <w:r>
+        <w:rPr>
+          <w:rFonts w:ascii="华文楷体" w:eastAsia="华文楷体" w:hAnsi="华文楷体"/>
+          <w:sz w:val="17"/>
+          <w:szCs w:val="18"/>
+        </w:rPr>
+        <w:t>计数信号量就是一个“减到 0 就会自动休眠”的安全计数器：事件来了给一张（Give 加一），任务办完收一张（Take 减一）</w:t>
       </w:r>
     </w:p>
     <w:p>
@@ -7406,19 +9897,19 @@
       </w:pPr>
       <w:r>
         <w:rPr>
-          <w:rFonts w:ascii="华文楷体" w:eastAsia="华文楷体" w:hAnsi="华文楷体"/>
-          <w:sz w:val="17"/>
-          <w:szCs w:val="18"/>
-        </w:rPr>
-        <w:tab/>
-      </w:r>
-      <w:r>
-        <w:rPr>
-          <w:rFonts w:ascii="华文楷体" w:eastAsia="华文楷体" w:hAnsi="华文楷体"/>
-          <w:sz w:val="17"/>
-          <w:szCs w:val="18"/>
-        </w:rPr>
-        <w:t>计数信号量就是一个“减到 0 就会自动休眠”的安全计数器：事件来了给一张（Give 加一），任务办完收一张（Take 减一）</w:t>
+          <w:rFonts w:ascii="华文楷体" w:eastAsia="华文楷体" w:hAnsi="华文楷体" w:hint="eastAsia"/>
+          <w:sz w:val="17"/>
+          <w:szCs w:val="18"/>
+        </w:rPr>
+        <w:t>3、互斥</w:t>
+      </w:r>
+      <w:r>
+        <w:rPr>
+          <w:rFonts w:ascii="华文楷体" w:eastAsia="华文楷体" w:hAnsi="华文楷体" w:hint="eastAsia"/>
+          <w:sz w:val="17"/>
+          <w:szCs w:val="18"/>
+        </w:rPr>
+        <w:t>信号量</w:t>
       </w:r>
     </w:p>
     <w:p>
@@ -7426,26 +9917,42 @@
         <w:widowControl/>
         <w:jc w:val="left"/>
         <w:rPr>
-          <w:rFonts w:ascii="华文楷体" w:eastAsia="华文楷体" w:hAnsi="华文楷体"/>
-          <w:sz w:val="17"/>
-          <w:szCs w:val="18"/>
-        </w:rPr>
-      </w:pPr>
-      <w:r>
-        <w:rPr>
-          <w:rFonts w:ascii="华文楷体" w:eastAsia="华文楷体" w:hAnsi="华文楷体" w:hint="eastAsia"/>
-          <w:sz w:val="17"/>
-          <w:szCs w:val="18"/>
-        </w:rPr>
-        <w:t>3、互斥</w:t>
-      </w:r>
-      <w:r>
-        <w:rPr>
-          <w:rFonts w:ascii="华文楷体" w:eastAsia="华文楷体" w:hAnsi="华文楷体" w:hint="eastAsia"/>
-          <w:sz w:val="17"/>
-          <w:szCs w:val="18"/>
-        </w:rPr>
-        <w:t>信号量</w:t>
+          <w:rFonts w:ascii="华文楷体" w:eastAsia="华文楷体" w:hAnsi="华文楷体" w:hint="eastAsia"/>
+          <w:sz w:val="17"/>
+          <w:szCs w:val="18"/>
+        </w:rPr>
+      </w:pPr>
+      <w:r>
+        <w:rPr>
+          <w:rFonts w:ascii="华文楷体" w:eastAsia="华文楷体" w:hAnsi="华文楷体"/>
+          <w:sz w:val="17"/>
+          <w:szCs w:val="18"/>
+        </w:rPr>
+        <w:tab/>
+      </w:r>
+      <w:r>
+        <w:rPr>
+          <w:rFonts w:ascii="华文楷体" w:eastAsia="华文楷体" w:hAnsi="华文楷体" w:hint="eastAsia"/>
+          <w:sz w:val="17"/>
+          <w:szCs w:val="18"/>
+        </w:rPr>
+        <w:t>避免一个资源被同时使用</w:t>
+      </w:r>
+      <w:r>
+        <w:rPr>
+          <w:rFonts w:ascii="华文楷体" w:eastAsia="华文楷体" w:hAnsi="华文楷体" w:hint="eastAsia"/>
+          <w:sz w:val="17"/>
+          <w:szCs w:val="18"/>
+        </w:rPr>
+        <w:t>；</w:t>
+      </w:r>
+      <w:r>
+        <w:rPr>
+          <w:rFonts w:ascii="华文楷体" w:eastAsia="华文楷体" w:hAnsi="华文楷体" w:hint="eastAsia"/>
+          <w:sz w:val="17"/>
+          <w:szCs w:val="18"/>
+        </w:rPr>
+        <w:t>相当于二值信号量的升级 — 拥有优先级继承，以及“所有权”</w:t>
       </w:r>
     </w:p>
     <w:p>
@@ -7453,42 +9960,18 @@
         <w:widowControl/>
         <w:jc w:val="left"/>
         <w:rPr>
-          <w:rFonts w:ascii="华文楷体" w:eastAsia="华文楷体" w:hAnsi="华文楷体"/>
-          <w:sz w:val="17"/>
-          <w:szCs w:val="18"/>
-        </w:rPr>
-      </w:pPr>
-      <w:r>
-        <w:rPr>
-          <w:rFonts w:ascii="华文楷体" w:eastAsia="华文楷体" w:hAnsi="华文楷体"/>
-          <w:sz w:val="17"/>
-          <w:szCs w:val="18"/>
-        </w:rPr>
-        <w:tab/>
-      </w:r>
-      <w:r>
-        <w:rPr>
-          <w:rFonts w:ascii="华文楷体" w:eastAsia="华文楷体" w:hAnsi="华文楷体" w:hint="eastAsia"/>
-          <w:sz w:val="17"/>
-          <w:szCs w:val="18"/>
-        </w:rPr>
-        <w:t>避免一个资源被同时使用</w:t>
-      </w:r>
-      <w:r>
-        <w:rPr>
-          <w:rFonts w:ascii="华文楷体" w:eastAsia="华文楷体" w:hAnsi="华文楷体" w:hint="eastAsia"/>
-          <w:sz w:val="17"/>
-          <w:szCs w:val="18"/>
-        </w:rPr>
-        <w:t>；</w:t>
-      </w:r>
-      <w:r>
-        <w:rPr>
-          <w:rFonts w:ascii="华文楷体" w:eastAsia="华文楷体" w:hAnsi="华文楷体" w:hint="eastAsia"/>
-          <w:sz w:val="17"/>
-          <w:szCs w:val="18"/>
-        </w:rPr>
-        <w:t>相当于二值信号量的升级 — 拥有优先级继承，以及“所有权”</w:t>
+          <w:rFonts w:ascii="华文楷体" w:eastAsia="华文楷体" w:hAnsi="华文楷体" w:hint="eastAsia"/>
+          <w:sz w:val="17"/>
+          <w:szCs w:val="18"/>
+        </w:rPr>
+      </w:pPr>
+      <w:r>
+        <w:rPr>
+          <w:rFonts w:ascii="华文楷体" w:eastAsia="华文楷体" w:hAnsi="华文楷体" w:hint="eastAsia"/>
+          <w:sz w:val="17"/>
+          <w:szCs w:val="18"/>
+        </w:rPr>
+        <w:t>4、递归互斥锁</w:t>
       </w:r>
     </w:p>
     <w:p>
@@ -7496,18 +9979,80 @@
         <w:widowControl/>
         <w:jc w:val="left"/>
         <w:rPr>
-          <w:rFonts w:ascii="华文楷体" w:eastAsia="华文楷体" w:hAnsi="华文楷体"/>
-          <w:sz w:val="17"/>
-          <w:szCs w:val="18"/>
-        </w:rPr>
-      </w:pPr>
-      <w:r>
-        <w:rPr>
-          <w:rFonts w:ascii="华文楷体" w:eastAsia="华文楷体" w:hAnsi="华文楷体" w:hint="eastAsia"/>
-          <w:sz w:val="17"/>
-          <w:szCs w:val="18"/>
-        </w:rPr>
-        <w:t>4、递归互斥锁</w:t>
+          <w:rFonts w:ascii="华文楷体" w:eastAsia="华文楷体" w:hAnsi="华文楷体" w:hint="eastAsia"/>
+          <w:sz w:val="17"/>
+          <w:szCs w:val="18"/>
+        </w:rPr>
+      </w:pPr>
+      <w:r>
+        <w:rPr>
+          <w:rFonts w:ascii="华文楷体" w:eastAsia="华文楷体" w:hAnsi="华文楷体"/>
+          <w:sz w:val="17"/>
+          <w:szCs w:val="18"/>
+        </w:rPr>
+        <w:tab/>
+      </w:r>
+      <w:r>
+        <w:rPr>
+          <w:rFonts w:ascii="华文楷体" w:eastAsia="华文楷体" w:hAnsi="华文楷体" w:hint="eastAsia"/>
+          <w:sz w:val="17"/>
+          <w:szCs w:val="18"/>
+        </w:rPr>
+        <w:t>与互斥信号量一样 — “但允许一个任务多次获取</w:t>
+      </w:r>
+      <w:r>
+        <w:rPr>
+          <w:rFonts w:ascii="华文楷体" w:eastAsia="华文楷体" w:hAnsi="华文楷体" w:hint="eastAsia"/>
+          <w:sz w:val="17"/>
+          <w:szCs w:val="18"/>
+        </w:rPr>
+        <w:t xml:space="preserve"> </w:t>
+      </w:r>
+      <w:r>
+        <w:rPr>
+          <w:rFonts w:ascii="华文楷体" w:eastAsia="华文楷体" w:hAnsi="华文楷体" w:hint="eastAsia"/>
+          <w:sz w:val="17"/>
+          <w:szCs w:val="18"/>
+        </w:rPr>
+        <w:t>—</w:t>
+      </w:r>
+      <w:r>
+        <w:rPr>
+          <w:rFonts w:ascii="华文楷体" w:eastAsia="华文楷体" w:hAnsi="华文楷体" w:hint="eastAsia"/>
+          <w:sz w:val="17"/>
+          <w:szCs w:val="18"/>
+        </w:rPr>
+        <w:t xml:space="preserve"> </w:t>
+      </w:r>
+      <w:r>
+        <w:rPr>
+          <w:rFonts w:ascii="华文楷体" w:eastAsia="华文楷体" w:hAnsi="华文楷体" w:hint="eastAsia"/>
+          <w:sz w:val="17"/>
+          <w:szCs w:val="18"/>
+        </w:rPr>
+        <w:t>对应这个任务也需要多次释放才能</w:t>
+      </w:r>
+      <w:r>
+        <w:rPr>
+          <w:rFonts w:ascii="华文楷体" w:eastAsia="华文楷体" w:hAnsi="华文楷体" w:hint="eastAsia"/>
+          <w:b/>
+          <w:bCs/>
+          <w:i/>
+          <w:iCs/>
+          <w:sz w:val="17"/>
+          <w:szCs w:val="18"/>
+        </w:rPr>
+        <w:t>解锁</w:t>
+      </w:r>
+      <w:r>
+        <w:rPr>
+          <w:rFonts w:ascii="华文楷体" w:eastAsia="华文楷体" w:hAnsi="华文楷体" w:hint="eastAsia"/>
+          <w:i/>
+          <w:iCs/>
+          <w:sz w:val="17"/>
+          <w:szCs w:val="18"/>
+        </w:rPr>
+        <w:t>”</w:t>
       </w:r>
     </w:p>
     <w:p>
@@ -7516,79 +10061,70 @@
         <w:jc w:val="left"/>
         <w:rPr>
           <w:rFonts w:ascii="华文楷体" w:eastAsia="华文楷体" w:hAnsi="华文楷体" w:hint="eastAsia"/>
-          <w:sz w:val="17"/>
-          <w:szCs w:val="18"/>
-        </w:rPr>
-      </w:pPr>
-      <w:r>
-        <w:rPr>
-          <w:rFonts w:ascii="华文楷体" w:eastAsia="华文楷体" w:hAnsi="华文楷体"/>
-          <w:sz w:val="17"/>
-          <w:szCs w:val="18"/>
-        </w:rPr>
-        <w:tab/>
-      </w:r>
-      <w:r>
-        <w:rPr>
-          <w:rFonts w:ascii="华文楷体" w:eastAsia="华文楷体" w:hAnsi="华文楷体" w:hint="eastAsia"/>
-          <w:sz w:val="17"/>
-          <w:szCs w:val="18"/>
-        </w:rPr>
-        <w:t>与互斥信号量一样 — “但允许一个任务多次获取</w:t>
-      </w:r>
-      <w:r>
-        <w:rPr>
-          <w:rFonts w:ascii="华文楷体" w:eastAsia="华文楷体" w:hAnsi="华文楷体" w:hint="eastAsia"/>
-          <w:sz w:val="17"/>
-          <w:szCs w:val="18"/>
-        </w:rPr>
-        <w:t xml:space="preserve"> </w:t>
-      </w:r>
-      <w:r>
-        <w:rPr>
-          <w:rFonts w:ascii="华文楷体" w:eastAsia="华文楷体" w:hAnsi="华文楷体" w:hint="eastAsia"/>
-          <w:sz w:val="17"/>
-          <w:szCs w:val="18"/>
-        </w:rPr>
-        <w:t>—</w:t>
-      </w:r>
-      <w:r>
-        <w:rPr>
-          <w:rFonts w:ascii="华文楷体" w:eastAsia="华文楷体" w:hAnsi="华文楷体" w:hint="eastAsia"/>
-          <w:sz w:val="17"/>
-          <w:szCs w:val="18"/>
-        </w:rPr>
-        <w:t xml:space="preserve"> </w:t>
-      </w:r>
-      <w:r>
-        <w:rPr>
-          <w:rFonts w:ascii="华文楷体" w:eastAsia="华文楷体" w:hAnsi="华文楷体" w:hint="eastAsia"/>
-          <w:sz w:val="17"/>
-          <w:szCs w:val="18"/>
-        </w:rPr>
-        <w:t>对应这个任务也需要多次释放才能</w:t>
-      </w:r>
-      <w:r>
-        <w:rPr>
-          <w:rFonts w:ascii="华文楷体" w:eastAsia="华文楷体" w:hAnsi="华文楷体" w:hint="eastAsia"/>
-          <w:b/>
-          <w:bCs/>
           <w:i/>
           <w:iCs/>
           <w:sz w:val="17"/>
           <w:szCs w:val="18"/>
-        </w:rPr>
-        <w:t>解锁</w:t>
-      </w:r>
-      <w:r>
-        <w:rPr>
-          <w:rFonts w:ascii="华文楷体" w:eastAsia="华文楷体" w:hAnsi="华文楷体" w:hint="eastAsia"/>
+          <w:u w:val="single"/>
+        </w:rPr>
+      </w:pPr>
+      <w:r>
+        <w:rPr>
+          <w:rFonts w:ascii="华文楷体" w:eastAsia="华文楷体" w:hAnsi="华文楷体"/>
+          <w:b/>
+          <w:bCs/>
+          <w:sz w:val="17"/>
+          <w:szCs w:val="18"/>
+        </w:rPr>
+        <w:tab/>
+      </w:r>
+      <w:r>
+        <w:rPr>
+          <w:rFonts w:ascii="华文楷体" w:eastAsia="华文楷体" w:hAnsi="华文楷体"/>
+          <w:b/>
+          <w:bCs/>
           <w:i/>
           <w:iCs/>
           <w:sz w:val="17"/>
           <w:szCs w:val="18"/>
-        </w:rPr>
-        <w:t>”</w:t>
+          <w:u w:val="single"/>
+        </w:rPr>
+        <w:t>注意</w:t>
+      </w:r>
+      <w:r>
+        <w:rPr>
+          <w:rFonts w:ascii="华文楷体" w:eastAsia="华文楷体" w:hAnsi="华文楷体"/>
+          <w:i/>
+          <w:iCs/>
+          <w:sz w:val="17"/>
+          <w:szCs w:val="18"/>
+          <w:u w:val="single"/>
+        </w:rPr>
+        <w:t>：互斥锁</w:t>
+      </w:r>
+      <w:r>
+        <w:rPr>
+          <w:rFonts w:ascii="华文楷体" w:eastAsia="华文楷体" w:hAnsi="华文楷体"/>
+          <w:b/>
+          <w:bCs/>
+          <w:i/>
+          <w:iCs/>
+          <w:sz w:val="17"/>
+          <w:szCs w:val="18"/>
+          <w:u w:val="single"/>
+        </w:rPr>
+        <w:t>严禁在中断（ISR）中使用</w:t>
+      </w:r>
+      <w:r>
+        <w:rPr>
+          <w:rFonts w:ascii="华文楷体" w:eastAsia="华文楷体" w:hAnsi="华文楷体"/>
+          <w:i/>
+          <w:iCs/>
+          <w:sz w:val="17"/>
+          <w:szCs w:val="18"/>
+          <w:u w:val="single"/>
+        </w:rPr>
+        <w:t>，因为中断没有任务上下文，无法执行优先级继承</w:t>
       </w:r>
     </w:p>
     <w:p>
@@ -7596,18 +10132,7 @@
         <w:widowControl/>
         <w:jc w:val="left"/>
         <w:rPr>
-          <w:rFonts w:ascii="华文楷体" w:eastAsia="华文楷体" w:hAnsi="华文楷体"/>
-          <w:sz w:val="17"/>
-          <w:szCs w:val="18"/>
-        </w:rPr>
-      </w:pPr>
-    </w:p>
-    <w:p>
-      <w:pPr>
-        <w:widowControl/>
-        <w:jc w:val="left"/>
-        <w:rPr>
-          <w:rFonts w:ascii="华文楷体" w:eastAsia="华文楷体" w:hAnsi="华文楷体"/>
+          <w:rFonts w:ascii="华文楷体" w:eastAsia="华文楷体" w:hAnsi="华文楷体" w:hint="eastAsia"/>
           <w:sz w:val="17"/>
           <w:szCs w:val="18"/>
         </w:rPr>
@@ -7632,7 +10157,7 @@
         </w:numPr>
         <w:jc w:val="left"/>
         <w:rPr>
-          <w:rFonts w:ascii="华文楷体" w:eastAsia="华文楷体" w:hAnsi="华文楷体"/>
+          <w:rFonts w:ascii="华文楷体" w:eastAsia="华文楷体" w:hAnsi="华文楷体" w:hint="eastAsia"/>
           <w:sz w:val="17"/>
           <w:szCs w:val="18"/>
         </w:rPr>
@@ -7683,7 +10208,7 @@
         </w:numPr>
         <w:jc w:val="left"/>
         <w:rPr>
-          <w:rFonts w:ascii="华文楷体" w:eastAsia="华文楷体" w:hAnsi="华文楷体"/>
+          <w:rFonts w:ascii="华文楷体" w:eastAsia="华文楷体" w:hAnsi="华文楷体" w:hint="eastAsia"/>
           <w:sz w:val="17"/>
           <w:szCs w:val="18"/>
         </w:rPr>
@@ -7716,7 +10241,7 @@
         </w:numPr>
         <w:jc w:val="left"/>
         <w:rPr>
-          <w:rFonts w:ascii="华文楷体" w:eastAsia="华文楷体" w:hAnsi="华文楷体"/>
+          <w:rFonts w:ascii="华文楷体" w:eastAsia="华文楷体" w:hAnsi="华文楷体" w:hint="eastAsia"/>
           <w:sz w:val="17"/>
           <w:szCs w:val="18"/>
         </w:rPr>
@@ -7763,7 +10288,7 @@
         <w:widowControl/>
         <w:jc w:val="left"/>
         <w:rPr>
-          <w:rFonts w:ascii="华文楷体" w:eastAsia="华文楷体" w:hAnsi="华文楷体"/>
+          <w:rFonts w:ascii="华文楷体" w:eastAsia="华文楷体" w:hAnsi="华文楷体" w:hint="eastAsia"/>
           <w:b/>
           <w:bCs/>
           <w:sz w:val="17"/>
@@ -7790,7 +10315,7 @@
         </w:numPr>
         <w:jc w:val="left"/>
         <w:rPr>
-          <w:rFonts w:ascii="华文楷体" w:eastAsia="华文楷体" w:hAnsi="华文楷体"/>
+          <w:rFonts w:ascii="华文楷体" w:eastAsia="华文楷体" w:hAnsi="华文楷体" w:hint="eastAsia"/>
           <w:sz w:val="17"/>
           <w:szCs w:val="18"/>
         </w:rPr>
@@ -7841,7 +10366,7 @@
         </w:numPr>
         <w:jc w:val="left"/>
         <w:rPr>
-          <w:rFonts w:ascii="华文楷体" w:eastAsia="华文楷体" w:hAnsi="华文楷体"/>
+          <w:rFonts w:ascii="华文楷体" w:eastAsia="华文楷体" w:hAnsi="华文楷体" w:hint="eastAsia"/>
           <w:sz w:val="17"/>
           <w:szCs w:val="18"/>
         </w:rPr>
@@ -7874,7 +10399,7 @@
         </w:numPr>
         <w:jc w:val="left"/>
         <w:rPr>
-          <w:rFonts w:ascii="华文楷体" w:eastAsia="华文楷体" w:hAnsi="华文楷体"/>
+          <w:rFonts w:ascii="华文楷体" w:eastAsia="华文楷体" w:hAnsi="华文楷体" w:hint="eastAsia"/>
           <w:sz w:val="17"/>
           <w:szCs w:val="18"/>
         </w:rPr>
@@ -7903,7 +10428,7 @@
         <w:widowControl/>
         <w:jc w:val="left"/>
         <w:rPr>
-          <w:rFonts w:ascii="华文楷体" w:eastAsia="华文楷体" w:hAnsi="华文楷体"/>
+          <w:rFonts w:ascii="华文楷体" w:eastAsia="华文楷体" w:hAnsi="华文楷体" w:hint="eastAsia"/>
           <w:b/>
           <w:bCs/>
           <w:sz w:val="17"/>
@@ -7930,7 +10455,7 @@
         </w:numPr>
         <w:jc w:val="left"/>
         <w:rPr>
-          <w:rFonts w:ascii="华文楷体" w:eastAsia="华文楷体" w:hAnsi="华文楷体"/>
+          <w:rFonts w:ascii="华文楷体" w:eastAsia="华文楷体" w:hAnsi="华文楷体" w:hint="eastAsia"/>
           <w:sz w:val="17"/>
           <w:szCs w:val="18"/>
         </w:rPr>
@@ -7963,7 +10488,7 @@
         </w:numPr>
         <w:jc w:val="left"/>
         <w:rPr>
-          <w:rFonts w:ascii="华文楷体" w:eastAsia="华文楷体" w:hAnsi="华文楷体"/>
+          <w:rFonts w:ascii="华文楷体" w:eastAsia="华文楷体" w:hAnsi="华文楷体" w:hint="eastAsia"/>
           <w:sz w:val="17"/>
           <w:szCs w:val="18"/>
         </w:rPr>
@@ -8039,7 +10564,7 @@
                     <pic:cNvPicPr/>
                   </pic:nvPicPr>
                   <pic:blipFill rotWithShape="1">
-                    <a:blip r:embed="rId23"/>
+                    <a:blip r:embed="rId28"/>
                     <a:srcRect t="20486"/>
                     <a:stretch>
                       <a:fillRect/>
@@ -8074,7 +10599,7 @@
         <w:widowControl/>
         <w:jc w:val="left"/>
         <w:rPr>
-          <w:rFonts w:ascii="华文楷体" w:eastAsia="华文楷体" w:hAnsi="华文楷体"/>
+          <w:rFonts w:ascii="华文楷体" w:eastAsia="华文楷体" w:hAnsi="华文楷体" w:hint="eastAsia"/>
           <w:sz w:val="17"/>
           <w:szCs w:val="18"/>
         </w:rPr>
@@ -8110,7 +10635,7 @@
                     <pic:cNvPicPr/>
                   </pic:nvPicPr>
                   <pic:blipFill>
-                    <a:blip r:embed="rId24"/>
+                    <a:blip r:embed="rId29"/>
                     <a:stretch>
                       <a:fillRect/>
                     </a:stretch>
@@ -8136,7 +10661,7 @@
         <w:widowControl/>
         <w:jc w:val="left"/>
         <w:rPr>
-          <w:rFonts w:ascii="华文楷体" w:eastAsia="华文楷体" w:hAnsi="华文楷体"/>
+          <w:rFonts w:ascii="华文楷体" w:eastAsia="华文楷体" w:hAnsi="华文楷体" w:hint="eastAsia"/>
           <w:sz w:val="17"/>
           <w:szCs w:val="18"/>
         </w:rPr>
@@ -8222,7 +10747,7 @@
         <w:widowControl/>
         <w:jc w:val="left"/>
         <w:rPr>
-          <w:rFonts w:ascii="华文楷体" w:eastAsia="华文楷体" w:hAnsi="华文楷体"/>
+          <w:rFonts w:ascii="华文楷体" w:eastAsia="华文楷体" w:hAnsi="华文楷体" w:hint="eastAsia"/>
           <w:sz w:val="17"/>
           <w:szCs w:val="18"/>
         </w:rPr>
@@ -8265,7 +10790,7 @@
         </w:numPr>
         <w:jc w:val="left"/>
         <w:rPr>
-          <w:rFonts w:ascii="华文楷体" w:eastAsia="华文楷体" w:hAnsi="华文楷体"/>
+          <w:rFonts w:ascii="华文楷体" w:eastAsia="华文楷体" w:hAnsi="华文楷体" w:hint="eastAsia"/>
           <w:sz w:val="17"/>
           <w:szCs w:val="18"/>
         </w:rPr>
@@ -8316,7 +10841,7 @@
         </w:numPr>
         <w:jc w:val="left"/>
         <w:rPr>
-          <w:rFonts w:ascii="华文楷体" w:eastAsia="华文楷体" w:hAnsi="华文楷体"/>
+          <w:rFonts w:ascii="华文楷体" w:eastAsia="华文楷体" w:hAnsi="华文楷体" w:hint="eastAsia"/>
           <w:sz w:val="17"/>
           <w:szCs w:val="18"/>
         </w:rPr>
@@ -8445,6 +10970,3180 @@
         </w:rPr>
         <w:t>把卡顿严格限定在低任务放锁的那极短几微秒内</w:t>
       </w:r>
+    </w:p>
+    <w:p>
+      <w:pPr>
+        <w:widowControl/>
+        <w:jc w:val="left"/>
+        <w:rPr>
+          <w:rFonts w:ascii="华文楷体" w:eastAsia="华文楷体" w:hAnsi="华文楷体" w:hint="eastAsia"/>
+          <w:sz w:val="17"/>
+          <w:szCs w:val="18"/>
+        </w:rPr>
+      </w:pPr>
+    </w:p>
+    <w:p>
+      <w:pPr>
+        <w:widowControl/>
+        <w:jc w:val="left"/>
+        <w:rPr>
+          <w:rFonts w:ascii="华文楷体" w:eastAsia="华文楷体" w:hAnsi="华文楷体" w:hint="eastAsia"/>
+          <w:sz w:val="17"/>
+          <w:szCs w:val="18"/>
+        </w:rPr>
+      </w:pPr>
+    </w:p>
+    <w:p>
+      <w:pPr>
+        <w:widowControl/>
+        <w:jc w:val="left"/>
+        <w:rPr>
+          <w:rFonts w:ascii="华文楷体" w:eastAsia="华文楷体" w:hAnsi="华文楷体" w:hint="eastAsia"/>
+          <w:sz w:val="17"/>
+          <w:szCs w:val="18"/>
+        </w:rPr>
+      </w:pPr>
+      <w:r>
+        <w:rPr>
+          <w:rFonts w:ascii="华文楷体" w:eastAsia="华文楷体" w:hAnsi="华文楷体" w:hint="eastAsia"/>
+          <w:sz w:val="17"/>
+          <w:szCs w:val="18"/>
+        </w:rPr>
+        <w:br w:type="page"/>
+      </w:r>
+    </w:p>
+    <w:p>
+      <w:pPr>
+        <w:widowControl/>
+        <w:jc w:val="left"/>
+        <w:rPr>
+          <w:rFonts w:ascii="华文楷体" w:eastAsia="华文楷体" w:hAnsi="华文楷体" w:hint="eastAsia"/>
+          <w:sz w:val="17"/>
+          <w:szCs w:val="18"/>
+        </w:rPr>
+      </w:pPr>
+      <w:proofErr w:type="spellStart"/>
+      <w:r>
+        <w:rPr>
+          <w:rFonts w:ascii="华文楷体" w:eastAsia="华文楷体" w:hAnsi="华文楷体"/>
+          <w:b/>
+          <w:bCs/>
+          <w:sz w:val="17"/>
+          <w:szCs w:val="18"/>
+        </w:rPr>
+        <w:lastRenderedPageBreak/>
+        <w:t>FreeRTOS</w:t>
+      </w:r>
+      <w:proofErr w:type="spellEnd"/>
+      <w:r>
+        <w:rPr>
+          <w:rFonts w:ascii="华文楷体" w:eastAsia="华文楷体" w:hAnsi="华文楷体"/>
+          <w:b/>
+          <w:bCs/>
+          <w:sz w:val="17"/>
+          <w:szCs w:val="18"/>
+        </w:rPr>
+        <w:t xml:space="preserve"> 任务执行机制：</w:t>
+      </w:r>
+    </w:p>
+    <w:p>
+      <w:pPr>
+        <w:widowControl/>
+        <w:jc w:val="left"/>
+        <w:rPr>
+          <w:rFonts w:ascii="华文楷体" w:eastAsia="华文楷体" w:hAnsi="华文楷体" w:hint="eastAsia"/>
+          <w:i/>
+          <w:iCs/>
+          <w:sz w:val="17"/>
+          <w:szCs w:val="18"/>
+          <w:u w:val="single"/>
+        </w:rPr>
+      </w:pPr>
+      <w:r>
+        <w:rPr>
+          <w:rFonts w:ascii="华文楷体" w:eastAsia="华文楷体" w:hAnsi="华文楷体" w:hint="eastAsia"/>
+          <w:i/>
+          <w:iCs/>
+          <w:sz w:val="17"/>
+          <w:szCs w:val="18"/>
+        </w:rPr>
+        <w:t xml:space="preserve">   </w:t>
+      </w:r>
+      <w:r>
+        <w:rPr>
+          <w:rFonts w:ascii="华文楷体" w:eastAsia="华文楷体" w:hAnsi="华文楷体"/>
+          <w:i/>
+          <w:iCs/>
+          <w:sz w:val="17"/>
+          <w:szCs w:val="18"/>
+          <w:u w:val="single"/>
+        </w:rPr>
+        <w:t>任务仅在初次启动时执行一次for(;;)外的初始化；一旦进入死循环，后续任务切换的PC指针将永久在for(;;)内部断点挂起与恢复，绝不回退</w:t>
+      </w:r>
+    </w:p>
+    <w:p>
+      <w:pPr>
+        <w:widowControl/>
+        <w:jc w:val="left"/>
+        <w:rPr>
+          <w:rFonts w:ascii="华文楷体" w:eastAsia="华文楷体" w:hAnsi="华文楷体" w:hint="eastAsia"/>
+          <w:sz w:val="17"/>
+          <w:szCs w:val="18"/>
+        </w:rPr>
+      </w:pPr>
+    </w:p>
+    <w:p>
+      <w:pPr>
+        <w:widowControl/>
+        <w:jc w:val="left"/>
+        <w:rPr>
+          <w:rFonts w:ascii="华文楷体" w:eastAsia="华文楷体" w:hAnsi="华文楷体" w:hint="eastAsia"/>
+          <w:sz w:val="17"/>
+          <w:szCs w:val="18"/>
+        </w:rPr>
+      </w:pPr>
+      <w:r>
+        <w:rPr>
+          <w:rFonts w:ascii="华文楷体" w:eastAsia="华文楷体" w:hAnsi="华文楷体"/>
+          <w:noProof/>
+          <w:sz w:val="17"/>
+          <w:szCs w:val="18"/>
+        </w:rPr>
+        <w:drawing>
+          <wp:inline distT="0" distB="0" distL="0" distR="0" wp14:anchorId="418F391B" wp14:editId="5E43821B">
+            <wp:extent cx="3806982" cy="711777"/>
+            <wp:effectExtent l="0" t="0" r="3175" b="0"/>
+            <wp:docPr id="958811359" name="图片 1"/>
+            <wp:cNvGraphicFramePr>
+              <a:graphicFrameLocks xmlns:a="http://schemas.openxmlformats.org/drawingml/2006/main" noChangeAspect="1"/>
+            </wp:cNvGraphicFramePr>
+            <a:graphic xmlns:a="http://schemas.openxmlformats.org/drawingml/2006/main">
+              <a:graphicData uri="http://schemas.openxmlformats.org/drawingml/2006/picture">
+                <pic:pic xmlns:pic="http://schemas.openxmlformats.org/drawingml/2006/picture">
+                  <pic:nvPicPr>
+                    <pic:cNvPr id="958811359" name=""/>
+                    <pic:cNvPicPr/>
+                  </pic:nvPicPr>
+                  <pic:blipFill>
+                    <a:blip r:embed="rId30"/>
+                    <a:stretch>
+                      <a:fillRect/>
+                    </a:stretch>
+                  </pic:blipFill>
+                  <pic:spPr>
+                    <a:xfrm>
+                      <a:off x="0" y="0"/>
+                      <a:ext cx="3854173" cy="720600"/>
+                    </a:xfrm>
+                    <a:prstGeom prst="rect">
+                      <a:avLst/>
+                    </a:prstGeom>
+                  </pic:spPr>
+                </pic:pic>
+              </a:graphicData>
+            </a:graphic>
+          </wp:inline>
+        </w:drawing>
+      </w:r>
+    </w:p>
+    <w:p>
+      <w:pPr>
+        <w:widowControl/>
+        <w:jc w:val="left"/>
+        <w:rPr>
+          <w:rFonts w:ascii="华文楷体" w:eastAsia="华文楷体" w:hAnsi="华文楷体" w:hint="eastAsia"/>
+          <w:sz w:val="17"/>
+          <w:szCs w:val="18"/>
+        </w:rPr>
+      </w:pPr>
+    </w:p>
+    <w:p>
+      <w:pPr>
+        <w:widowControl/>
+        <w:jc w:val="left"/>
+        <w:rPr>
+          <w:rFonts w:ascii="华文楷体" w:eastAsia="华文楷体" w:hAnsi="华文楷体" w:hint="eastAsia"/>
+          <w:sz w:val="17"/>
+          <w:szCs w:val="18"/>
+        </w:rPr>
+      </w:pPr>
+    </w:p>
+    <w:p>
+      <w:pPr>
+        <w:widowControl/>
+        <w:jc w:val="left"/>
+        <w:rPr>
+          <w:rFonts w:ascii="华文楷体" w:eastAsia="华文楷体" w:hAnsi="华文楷体" w:hint="eastAsia"/>
+          <w:sz w:val="17"/>
+          <w:szCs w:val="18"/>
+        </w:rPr>
+      </w:pPr>
+      <w:r>
+        <w:rPr>
+          <w:rFonts w:ascii="华文楷体" w:eastAsia="华文楷体" w:hAnsi="华文楷体"/>
+          <w:noProof/>
+          <w:sz w:val="17"/>
+          <w:szCs w:val="18"/>
+        </w:rPr>
+        <w:drawing>
+          <wp:anchor distT="0" distB="0" distL="114300" distR="114300" simplePos="0" relativeHeight="251658240" behindDoc="0" locked="0" layoutInCell="1" allowOverlap="1" wp14:anchorId="095F7ACC" wp14:editId="0A0103FC">
+            <wp:simplePos x="0" y="0"/>
+            <wp:positionH relativeFrom="column">
+              <wp:posOffset>-3070</wp:posOffset>
+            </wp:positionH>
+            <wp:positionV relativeFrom="paragraph">
+              <wp:posOffset>389890</wp:posOffset>
+            </wp:positionV>
+            <wp:extent cx="3185795" cy="383540"/>
+            <wp:effectExtent l="0" t="0" r="0" b="0"/>
+            <wp:wrapSquare wrapText="bothSides"/>
+            <wp:docPr id="1782097716" name="图片 1"/>
+            <wp:cNvGraphicFramePr>
+              <a:graphicFrameLocks xmlns:a="http://schemas.openxmlformats.org/drawingml/2006/main" noChangeAspect="1"/>
+            </wp:cNvGraphicFramePr>
+            <a:graphic xmlns:a="http://schemas.openxmlformats.org/drawingml/2006/main">
+              <a:graphicData uri="http://schemas.openxmlformats.org/drawingml/2006/picture">
+                <pic:pic xmlns:pic="http://schemas.openxmlformats.org/drawingml/2006/picture">
+                  <pic:nvPicPr>
+                    <pic:cNvPr id="1782097716" name=""/>
+                    <pic:cNvPicPr/>
+                  </pic:nvPicPr>
+                  <pic:blipFill>
+                    <a:blip r:embed="rId31">
+                      <a:extLst>
+                        <a:ext uri="{28A0092B-C50C-407E-A947-70E740481C1C}">
+                          <a14:useLocalDpi xmlns:a14="http://schemas.microsoft.com/office/drawing/2010/main" val="0"/>
+                        </a:ext>
+                      </a:extLst>
+                    </a:blip>
+                    <a:stretch>
+                      <a:fillRect/>
+                    </a:stretch>
+                  </pic:blipFill>
+                  <pic:spPr>
+                    <a:xfrm>
+                      <a:off x="0" y="0"/>
+                      <a:ext cx="3185795" cy="383540"/>
+                    </a:xfrm>
+                    <a:prstGeom prst="rect">
+                      <a:avLst/>
+                    </a:prstGeom>
+                  </pic:spPr>
+                </pic:pic>
+              </a:graphicData>
+            </a:graphic>
+            <wp14:sizeRelH relativeFrom="margin">
+              <wp14:pctWidth>0</wp14:pctWidth>
+            </wp14:sizeRelH>
+            <wp14:sizeRelV relativeFrom="margin">
+              <wp14:pctHeight>0</wp14:pctHeight>
+            </wp14:sizeRelV>
+          </wp:anchor>
+        </w:drawing>
+      </w:r>
+      <w:r>
+        <w:rPr>
+          <w:rFonts w:ascii="华文楷体" w:eastAsia="华文楷体" w:hAnsi="华文楷体"/>
+          <w:noProof/>
+          <w:sz w:val="17"/>
+          <w:szCs w:val="18"/>
+        </w:rPr>
+        <w:drawing>
+          <wp:inline distT="0" distB="0" distL="0" distR="0" wp14:anchorId="574A01A2" wp14:editId="02D7CB34">
+            <wp:extent cx="2260756" cy="174150"/>
+            <wp:effectExtent l="0" t="0" r="6350" b="0"/>
+            <wp:docPr id="2108805356" name="图片 1"/>
+            <wp:cNvGraphicFramePr>
+              <a:graphicFrameLocks xmlns:a="http://schemas.openxmlformats.org/drawingml/2006/main" noChangeAspect="1"/>
+            </wp:cNvGraphicFramePr>
+            <a:graphic xmlns:a="http://schemas.openxmlformats.org/drawingml/2006/main">
+              <a:graphicData uri="http://schemas.openxmlformats.org/drawingml/2006/picture">
+                <pic:pic xmlns:pic="http://schemas.openxmlformats.org/drawingml/2006/picture">
+                  <pic:nvPicPr>
+                    <pic:cNvPr id="2108805356" name=""/>
+                    <pic:cNvPicPr/>
+                  </pic:nvPicPr>
+                  <pic:blipFill rotWithShape="1">
+                    <a:blip r:embed="rId32"/>
+                    <a:srcRect t="23559" r="2452" b="9262"/>
+                    <a:stretch>
+                      <a:fillRect/>
+                    </a:stretch>
+                  </pic:blipFill>
+                  <pic:spPr bwMode="auto">
+                    <a:xfrm>
+                      <a:off x="0" y="0"/>
+                      <a:ext cx="2471538" cy="190387"/>
+                    </a:xfrm>
+                    <a:prstGeom prst="rect">
+                      <a:avLst/>
+                    </a:prstGeom>
+                    <a:ln>
+                      <a:noFill/>
+                    </a:ln>
+                    <a:extLst>
+                      <a:ext uri="{53640926-AAD7-44D8-BBD7-CCE9431645EC}">
+                        <a14:shadowObscured xmlns:a14="http://schemas.microsoft.com/office/drawing/2010/main"/>
+                      </a:ext>
+                    </a:extLst>
+                  </pic:spPr>
+                </pic:pic>
+              </a:graphicData>
+            </a:graphic>
+          </wp:inline>
+        </w:drawing>
+      </w:r>
+      <w:r>
+        <w:rPr>
+          <w:rFonts w:ascii="华文楷体" w:eastAsia="华文楷体" w:hAnsi="华文楷体" w:hint="eastAsia"/>
+          <w:sz w:val="17"/>
+          <w:szCs w:val="18"/>
+        </w:rPr>
+        <w:t xml:space="preserve">  </w:t>
+      </w:r>
+      <w:r>
+        <w:rPr>
+          <w:rFonts w:ascii="华文楷体" w:eastAsia="华文楷体" w:hAnsi="华文楷体"/>
+          <w:sz w:val="17"/>
+          <w:szCs w:val="18"/>
+        </w:rPr>
+        <w:t xml:space="preserve">获取 </w:t>
+      </w:r>
+      <w:proofErr w:type="spellStart"/>
+      <w:r>
+        <w:rPr>
+          <w:rFonts w:ascii="华文楷体" w:eastAsia="华文楷体" w:hAnsi="华文楷体"/>
+          <w:b/>
+          <w:bCs/>
+          <w:sz w:val="17"/>
+          <w:szCs w:val="18"/>
+        </w:rPr>
+        <w:t>FreeRTOS</w:t>
+      </w:r>
+      <w:proofErr w:type="spellEnd"/>
+      <w:r>
+        <w:rPr>
+          <w:rFonts w:ascii="华文楷体" w:eastAsia="华文楷体" w:hAnsi="华文楷体"/>
+          <w:b/>
+          <w:bCs/>
+          <w:sz w:val="17"/>
+          <w:szCs w:val="18"/>
+        </w:rPr>
+        <w:t xml:space="preserve"> 当前 Tick 数</w:t>
+      </w:r>
+      <w:r>
+        <w:rPr>
+          <w:rFonts w:ascii="华文楷体" w:eastAsia="华文楷体" w:hAnsi="华文楷体"/>
+          <w:sz w:val="17"/>
+          <w:szCs w:val="18"/>
+        </w:rPr>
+        <w:t xml:space="preserve"> </w:t>
+      </w:r>
+    </w:p>
+    <w:p>
+      <w:pPr>
+        <w:widowControl/>
+        <w:jc w:val="left"/>
+        <w:rPr>
+          <w:rFonts w:ascii="华文楷体" w:eastAsia="华文楷体" w:hAnsi="华文楷体" w:hint="eastAsia"/>
+          <w:sz w:val="17"/>
+          <w:szCs w:val="18"/>
+        </w:rPr>
+      </w:pPr>
+      <w:r>
+        <w:rPr>
+          <w:rFonts w:ascii="华文楷体" w:eastAsia="华文楷体" w:hAnsi="华文楷体"/>
+          <w:sz w:val="17"/>
+          <w:szCs w:val="18"/>
+        </w:rPr>
+        <w:t>当前Tick - 起始Tick → 得到经过的 Tick 数</w:t>
+      </w:r>
+    </w:p>
+    <w:p>
+      <w:pPr>
+        <w:widowControl/>
+        <w:jc w:val="left"/>
+        <w:rPr>
+          <w:rFonts w:ascii="华文楷体" w:eastAsia="华文楷体" w:hAnsi="华文楷体" w:hint="eastAsia"/>
+          <w:sz w:val="17"/>
+          <w:szCs w:val="18"/>
+        </w:rPr>
+      </w:pPr>
+      <w:r>
+        <w:rPr>
+          <w:rFonts w:ascii="华文楷体" w:eastAsia="华文楷体" w:hAnsi="华文楷体"/>
+          <w:sz w:val="17"/>
+          <w:szCs w:val="18"/>
+        </w:rPr>
+        <w:t xml:space="preserve">Tick数 × </w:t>
+      </w:r>
+      <w:proofErr w:type="spellStart"/>
+      <w:r>
+        <w:rPr>
+          <w:rFonts w:ascii="华文楷体" w:eastAsia="华文楷体" w:hAnsi="华文楷体"/>
+          <w:sz w:val="17"/>
+          <w:szCs w:val="18"/>
+        </w:rPr>
+        <w:t>portTICK_PERIOD_MS</w:t>
+      </w:r>
+      <w:proofErr w:type="spellEnd"/>
+      <w:r>
+        <w:rPr>
+          <w:rFonts w:ascii="华文楷体" w:eastAsia="华文楷体" w:hAnsi="华文楷体"/>
+          <w:sz w:val="17"/>
+          <w:szCs w:val="18"/>
+        </w:rPr>
+        <w:t xml:space="preserve"> → 换算成 </w:t>
+      </w:r>
+      <w:proofErr w:type="spellStart"/>
+      <w:r>
+        <w:rPr>
+          <w:rFonts w:ascii="华文楷体" w:eastAsia="华文楷体" w:hAnsi="华文楷体"/>
+          <w:sz w:val="17"/>
+          <w:szCs w:val="18"/>
+        </w:rPr>
+        <w:t>ms</w:t>
+      </w:r>
+      <w:proofErr w:type="spellEnd"/>
+    </w:p>
+    <w:p>
+      <w:pPr>
+        <w:widowControl/>
+        <w:jc w:val="left"/>
+        <w:rPr>
+          <w:rFonts w:ascii="华文楷体" w:eastAsia="华文楷体" w:hAnsi="华文楷体" w:hint="eastAsia"/>
+          <w:sz w:val="17"/>
+          <w:szCs w:val="18"/>
+        </w:rPr>
+      </w:pPr>
+    </w:p>
+    <w:p>
+      <w:pPr>
+        <w:widowControl/>
+        <w:jc w:val="left"/>
+        <w:rPr>
+          <w:rFonts w:ascii="华文楷体" w:eastAsia="华文楷体" w:hAnsi="华文楷体" w:hint="eastAsia"/>
+          <w:sz w:val="17"/>
+          <w:szCs w:val="18"/>
+        </w:rPr>
+      </w:pPr>
+    </w:p>
+    <w:p>
+      <w:pPr>
+        <w:widowControl/>
+        <w:jc w:val="center"/>
+        <w:rPr>
+          <w:rFonts w:ascii="华文楷体" w:eastAsia="华文楷体" w:hAnsi="华文楷体" w:hint="eastAsia"/>
+          <w:b/>
+          <w:bCs/>
+          <w:shd w:val="pct15" w:color="auto" w:fill="FFFFFF"/>
+        </w:rPr>
+      </w:pPr>
+      <w:r>
+        <w:rPr>
+          <w:rFonts w:ascii="华文楷体" w:eastAsia="华文楷体" w:hAnsi="华文楷体" w:hint="eastAsia"/>
+          <w:b/>
+          <w:bCs/>
+          <w:shd w:val="pct15" w:color="auto" w:fill="FFFFFF"/>
+        </w:rPr>
+        <w:t>任务通知</w:t>
+      </w:r>
+    </w:p>
+    <w:p>
+      <w:pPr>
+        <w:widowControl/>
+        <w:jc w:val="left"/>
+        <w:rPr>
+          <w:rFonts w:ascii="华文楷体" w:eastAsia="华文楷体" w:hAnsi="华文楷体" w:hint="eastAsia"/>
+          <w:sz w:val="17"/>
+          <w:szCs w:val="18"/>
+        </w:rPr>
+      </w:pPr>
+      <w:proofErr w:type="spellStart"/>
+      <w:r>
+        <w:rPr>
+          <w:rFonts w:ascii="华文楷体" w:eastAsia="华文楷体" w:hAnsi="华文楷体"/>
+          <w:sz w:val="17"/>
+          <w:szCs w:val="18"/>
+        </w:rPr>
+        <w:t>FreeRTOS</w:t>
+      </w:r>
+      <w:proofErr w:type="spellEnd"/>
+      <w:r>
+        <w:rPr>
+          <w:rFonts w:ascii="华文楷体" w:eastAsia="华文楷体" w:hAnsi="华文楷体"/>
+          <w:sz w:val="17"/>
+          <w:szCs w:val="18"/>
+        </w:rPr>
+        <w:t xml:space="preserve"> 中，</w:t>
+      </w:r>
+      <w:r>
+        <w:rPr>
+          <w:rFonts w:ascii="华文楷体" w:eastAsia="华文楷体" w:hAnsi="华文楷体"/>
+          <w:b/>
+          <w:bCs/>
+          <w:sz w:val="17"/>
+          <w:szCs w:val="18"/>
+        </w:rPr>
+        <w:t>每个任务都有一个自己的 Notification Value</w:t>
+      </w:r>
+      <w:r>
+        <w:rPr>
+          <w:rFonts w:ascii="华文楷体" w:eastAsia="华文楷体" w:hAnsi="华文楷体"/>
+          <w:sz w:val="17"/>
+          <w:szCs w:val="18"/>
+        </w:rPr>
+        <w:t xml:space="preserve">，可以理解成一个 </w:t>
+      </w:r>
+      <w:r>
+        <w:rPr>
+          <w:rFonts w:ascii="华文楷体" w:eastAsia="华文楷体" w:hAnsi="华文楷体"/>
+          <w:b/>
+          <w:bCs/>
+          <w:sz w:val="17"/>
+          <w:szCs w:val="18"/>
+        </w:rPr>
+        <w:t>32 位的通知值</w:t>
+      </w:r>
+    </w:p>
+    <w:p>
+      <w:pPr>
+        <w:widowControl/>
+        <w:jc w:val="left"/>
+        <w:rPr>
+          <w:rFonts w:ascii="华文楷体" w:eastAsia="华文楷体" w:hAnsi="华文楷体" w:hint="eastAsia"/>
+          <w:sz w:val="15"/>
+          <w:szCs w:val="16"/>
+        </w:rPr>
+      </w:pPr>
+      <w:r>
+        <w:rPr>
+          <w:rFonts w:ascii="华文楷体" w:eastAsia="华文楷体" w:hAnsi="华文楷体"/>
+          <w:noProof/>
+          <w:sz w:val="15"/>
+          <w:szCs w:val="16"/>
+        </w:rPr>
+        <w:drawing>
+          <wp:anchor distT="0" distB="0" distL="114300" distR="114300" simplePos="0" relativeHeight="251659264" behindDoc="0" locked="0" layoutInCell="1" allowOverlap="1" wp14:anchorId="2497A225" wp14:editId="64029A62">
+            <wp:simplePos x="0" y="0"/>
+            <wp:positionH relativeFrom="column">
+              <wp:posOffset>635</wp:posOffset>
+            </wp:positionH>
+            <wp:positionV relativeFrom="paragraph">
+              <wp:posOffset>49530</wp:posOffset>
+            </wp:positionV>
+            <wp:extent cx="2771140" cy="447040"/>
+            <wp:effectExtent l="19050" t="19050" r="10160" b="10160"/>
+            <wp:wrapSquare wrapText="bothSides"/>
+            <wp:docPr id="1394482762" name="图片 1"/>
+            <wp:cNvGraphicFramePr>
+              <a:graphicFrameLocks xmlns:a="http://schemas.openxmlformats.org/drawingml/2006/main" noChangeAspect="1"/>
+            </wp:cNvGraphicFramePr>
+            <a:graphic xmlns:a="http://schemas.openxmlformats.org/drawingml/2006/main">
+              <a:graphicData uri="http://schemas.openxmlformats.org/drawingml/2006/picture">
+                <pic:pic xmlns:pic="http://schemas.openxmlformats.org/drawingml/2006/picture">
+                  <pic:nvPicPr>
+                    <pic:cNvPr id="1394482762" name=""/>
+                    <pic:cNvPicPr/>
+                  </pic:nvPicPr>
+                  <pic:blipFill rotWithShape="1">
+                    <a:blip r:embed="rId33">
+                      <a:extLst>
+                        <a:ext uri="{28A0092B-C50C-407E-A947-70E740481C1C}">
+                          <a14:useLocalDpi xmlns:a14="http://schemas.microsoft.com/office/drawing/2010/main" val="0"/>
+                        </a:ext>
+                      </a:extLst>
+                    </a:blip>
+                    <a:srcRect l="1232" r="3680"/>
+                    <a:stretch>
+                      <a:fillRect/>
+                    </a:stretch>
+                  </pic:blipFill>
+                  <pic:spPr bwMode="auto">
+                    <a:xfrm>
+                      <a:off x="0" y="0"/>
+                      <a:ext cx="2771140" cy="447040"/>
+                    </a:xfrm>
+                    <a:prstGeom prst="rect">
+                      <a:avLst/>
+                    </a:prstGeom>
+                    <a:ln>
+                      <a:solidFill>
+                        <a:schemeClr val="tx1"/>
+                      </a:solidFill>
+                    </a:ln>
+                    <a:extLst>
+                      <a:ext uri="{53640926-AAD7-44D8-BBD7-CCE9431645EC}">
+                        <a14:shadowObscured xmlns:a14="http://schemas.microsoft.com/office/drawing/2010/main"/>
+                      </a:ext>
+                    </a:extLst>
+                  </pic:spPr>
+                </pic:pic>
+              </a:graphicData>
+            </a:graphic>
+            <wp14:sizeRelH relativeFrom="margin">
+              <wp14:pctWidth>0</wp14:pctWidth>
+            </wp14:sizeRelH>
+            <wp14:sizeRelV relativeFrom="margin">
+              <wp14:pctHeight>0</wp14:pctHeight>
+            </wp14:sizeRelV>
+          </wp:anchor>
+        </w:drawing>
+      </w:r>
+      <w:r>
+        <w:rPr>
+          <w:rFonts w:ascii="华文楷体" w:eastAsia="华文楷体" w:hAnsi="华文楷体" w:hint="eastAsia"/>
+          <w:sz w:val="15"/>
+          <w:szCs w:val="16"/>
+        </w:rPr>
+        <w:t>写代码时可以定义宏变量使用</w:t>
+      </w:r>
+      <w:proofErr w:type="spellStart"/>
+      <w:r>
+        <w:rPr>
+          <w:rFonts w:ascii="华文楷体" w:eastAsia="华文楷体" w:hAnsi="华文楷体"/>
+          <w:b/>
+          <w:bCs/>
+          <w:i/>
+          <w:iCs/>
+          <w:color w:val="EE0000"/>
+          <w:sz w:val="15"/>
+          <w:szCs w:val="16"/>
+          <w:highlight w:val="yellow"/>
+        </w:rPr>
+        <w:t>xTaskNotify</w:t>
+      </w:r>
+      <w:proofErr w:type="spellEnd"/>
+      <w:proofErr w:type="gramStart"/>
+      <w:r>
+        <w:rPr>
+          <w:rFonts w:ascii="华文楷体" w:eastAsia="华文楷体" w:hAnsi="华文楷体" w:hint="eastAsia"/>
+          <w:b/>
+          <w:bCs/>
+          <w:i/>
+          <w:iCs/>
+          <w:color w:val="EE0000"/>
+          <w:sz w:val="15"/>
+          <w:szCs w:val="16"/>
+          <w:highlight w:val="yellow"/>
+        </w:rPr>
+        <w:t xml:space="preserve">( </w:t>
+      </w:r>
+      <w:proofErr w:type="gramEnd"/>
+      <w:r>
+        <w:rPr>
+          <w:rFonts w:ascii="华文楷体" w:eastAsia="华文楷体" w:hAnsi="华文楷体" w:hint="eastAsia"/>
+          <w:b/>
+          <w:bCs/>
+          <w:i/>
+          <w:iCs/>
+          <w:color w:val="EE0000"/>
+          <w:sz w:val="15"/>
+          <w:szCs w:val="16"/>
+          <w:highlight w:val="yellow"/>
+        </w:rPr>
+        <w:t>)</w:t>
+      </w:r>
+      <w:r>
+        <w:rPr>
+          <w:rFonts w:ascii="华文楷体" w:eastAsia="华文楷体" w:hAnsi="华文楷体" w:hint="eastAsia"/>
+          <w:sz w:val="15"/>
+          <w:szCs w:val="16"/>
+        </w:rPr>
+        <w:t>函数将事件标志打入指定Task的Notification value</w:t>
+      </w:r>
+    </w:p>
+    <w:p>
+      <w:pPr>
+        <w:widowControl/>
+        <w:jc w:val="left"/>
+        <w:rPr>
+          <w:rFonts w:ascii="华文楷体" w:eastAsia="华文楷体" w:hAnsi="华文楷体" w:hint="eastAsia"/>
+          <w:sz w:val="15"/>
+          <w:szCs w:val="16"/>
+        </w:rPr>
+      </w:pPr>
+      <w:r>
+        <w:rPr>
+          <w:rFonts w:ascii="华文楷体" w:eastAsia="华文楷体" w:hAnsi="华文楷体" w:hint="eastAsia"/>
+          <w:sz w:val="15"/>
+          <w:szCs w:val="16"/>
+        </w:rPr>
+        <w:t xml:space="preserve">【 </w:t>
+      </w:r>
+      <w:proofErr w:type="spellStart"/>
+      <w:r>
+        <w:rPr>
+          <w:rFonts w:ascii="华文楷体" w:eastAsia="华文楷体" w:hAnsi="华文楷体"/>
+          <w:sz w:val="15"/>
+          <w:szCs w:val="16"/>
+        </w:rPr>
+        <w:t>eSetBits</w:t>
+      </w:r>
+      <w:proofErr w:type="spellEnd"/>
+      <w:r>
+        <w:rPr>
+          <w:rFonts w:ascii="华文楷体" w:eastAsia="华文楷体" w:hAnsi="华文楷体"/>
+          <w:sz w:val="15"/>
+          <w:szCs w:val="16"/>
+        </w:rPr>
+        <w:t xml:space="preserve"> 把指定事件对应的 bit 置 1，同时保留其他事件</w:t>
+      </w:r>
+      <w:proofErr w:type="gramStart"/>
+      <w:r>
+        <w:rPr>
+          <w:rFonts w:ascii="华文楷体" w:eastAsia="华文楷体" w:hAnsi="华文楷体" w:hint="eastAsia"/>
+          <w:sz w:val="15"/>
+          <w:szCs w:val="16"/>
+        </w:rPr>
+        <w:t xml:space="preserve"> 】</w:t>
+      </w:r>
+      <w:proofErr w:type="gramEnd"/>
+    </w:p>
+    <w:p>
+      <w:pPr>
+        <w:widowControl/>
+        <w:jc w:val="left"/>
+        <w:rPr>
+          <w:rFonts w:ascii="华文楷体" w:eastAsia="华文楷体" w:hAnsi="华文楷体" w:hint="eastAsia"/>
+          <w:sz w:val="15"/>
+          <w:szCs w:val="16"/>
+        </w:rPr>
+      </w:pPr>
+      <w:proofErr w:type="spellStart"/>
+      <w:r>
+        <w:rPr>
+          <w:rFonts w:ascii="华文楷体" w:eastAsia="华文楷体" w:hAnsi="华文楷体"/>
+          <w:b/>
+          <w:bCs/>
+          <w:i/>
+          <w:iCs/>
+          <w:color w:val="EE0000"/>
+          <w:sz w:val="15"/>
+          <w:szCs w:val="16"/>
+          <w:highlight w:val="yellow"/>
+        </w:rPr>
+        <w:t>xTaskNotifyWait</w:t>
+      </w:r>
+      <w:proofErr w:type="spellEnd"/>
+      <w:proofErr w:type="gramStart"/>
+      <w:r>
+        <w:rPr>
+          <w:rFonts w:ascii="华文楷体" w:eastAsia="华文楷体" w:hAnsi="华文楷体"/>
+          <w:b/>
+          <w:bCs/>
+          <w:i/>
+          <w:iCs/>
+          <w:color w:val="EE0000"/>
+          <w:sz w:val="15"/>
+          <w:szCs w:val="16"/>
+          <w:highlight w:val="yellow"/>
+        </w:rPr>
+        <w:t>(</w:t>
+      </w:r>
+      <w:r>
+        <w:rPr>
+          <w:rFonts w:ascii="华文楷体" w:eastAsia="华文楷体" w:hAnsi="华文楷体" w:hint="eastAsia"/>
+          <w:b/>
+          <w:bCs/>
+          <w:i/>
+          <w:iCs/>
+          <w:color w:val="EE0000"/>
+          <w:sz w:val="15"/>
+          <w:szCs w:val="16"/>
+          <w:highlight w:val="yellow"/>
+        </w:rPr>
+        <w:t xml:space="preserve"> </w:t>
+      </w:r>
+      <w:proofErr w:type="gramEnd"/>
+      <w:r>
+        <w:rPr>
+          <w:rFonts w:ascii="华文楷体" w:eastAsia="华文楷体" w:hAnsi="华文楷体"/>
+          <w:b/>
+          <w:bCs/>
+          <w:i/>
+          <w:iCs/>
+          <w:color w:val="EE0000"/>
+          <w:sz w:val="15"/>
+          <w:szCs w:val="16"/>
+          <w:highlight w:val="yellow"/>
+        </w:rPr>
+        <w:t>)</w:t>
+      </w:r>
+      <w:r>
+        <w:rPr>
+          <w:rFonts w:ascii="华文楷体" w:eastAsia="华文楷体" w:hAnsi="华文楷体"/>
+          <w:sz w:val="15"/>
+          <w:szCs w:val="16"/>
+        </w:rPr>
+        <w:t xml:space="preserve"> </w:t>
+      </w:r>
+      <w:r>
+        <w:rPr>
+          <w:rFonts w:ascii="华文楷体" w:eastAsia="华文楷体" w:hAnsi="华文楷体" w:hint="eastAsia"/>
+          <w:sz w:val="15"/>
+          <w:szCs w:val="16"/>
+        </w:rPr>
+        <w:t>放入对应Task中-可以</w:t>
+      </w:r>
+      <w:r>
+        <w:rPr>
+          <w:rFonts w:ascii="华文楷体" w:eastAsia="华文楷体" w:hAnsi="华文楷体"/>
+          <w:sz w:val="15"/>
+          <w:szCs w:val="16"/>
+        </w:rPr>
+        <w:t>获取“当前执行的任务”的 Notification Value</w:t>
+      </w:r>
+    </w:p>
+    <w:p>
+      <w:pPr>
+        <w:widowControl/>
+        <w:jc w:val="center"/>
+        <w:rPr>
+          <w:rFonts w:ascii="华文楷体" w:eastAsia="华文楷体" w:hAnsi="华文楷体" w:hint="eastAsia"/>
+          <w:i/>
+          <w:iCs/>
+          <w:sz w:val="17"/>
+          <w:szCs w:val="18"/>
+          <w:u w:val="single"/>
+        </w:rPr>
+      </w:pPr>
+      <w:proofErr w:type="spellStart"/>
+      <w:r>
+        <w:rPr>
+          <w:rFonts w:ascii="华文楷体" w:eastAsia="华文楷体" w:hAnsi="华文楷体"/>
+          <w:i/>
+          <w:iCs/>
+          <w:sz w:val="17"/>
+          <w:szCs w:val="18"/>
+          <w:u w:val="single"/>
+        </w:rPr>
+        <w:t>xTaskNotifyWait</w:t>
+      </w:r>
+      <w:proofErr w:type="spellEnd"/>
+      <w:r>
+        <w:rPr>
+          <w:rFonts w:ascii="华文楷体" w:eastAsia="华文楷体" w:hAnsi="华文楷体"/>
+          <w:i/>
+          <w:iCs/>
+          <w:sz w:val="17"/>
+          <w:szCs w:val="18"/>
+          <w:u w:val="single"/>
+        </w:rPr>
+        <w:t>() 的四个参数分别控制：进入前清除、退出后清除、保存位置、等待时间</w:t>
+      </w:r>
+      <w:r>
+        <w:rPr>
+          <w:rFonts w:ascii="华文楷体" w:eastAsia="华文楷体" w:hAnsi="华文楷体" w:hint="eastAsia"/>
+          <w:i/>
+          <w:iCs/>
+          <w:sz w:val="17"/>
+          <w:szCs w:val="18"/>
+          <w:u w:val="single"/>
+        </w:rPr>
+        <w:t>【等待时间会阻塞程序】</w:t>
+      </w:r>
+    </w:p>
+    <w:p>
+      <w:pPr>
+        <w:widowControl/>
+        <w:jc w:val="left"/>
+        <w:rPr>
+          <w:rFonts w:ascii="华文楷体" w:eastAsia="华文楷体" w:hAnsi="华文楷体" w:hint="eastAsia"/>
+          <w:sz w:val="17"/>
+          <w:szCs w:val="18"/>
+        </w:rPr>
+      </w:pPr>
+    </w:p>
+    <w:p>
+      <w:pPr>
+        <w:widowControl/>
+        <w:jc w:val="left"/>
+        <w:rPr>
+          <w:rFonts w:ascii="华文楷体" w:eastAsia="华文楷体" w:hAnsi="华文楷体" w:hint="eastAsia"/>
+          <w:sz w:val="17"/>
+          <w:szCs w:val="18"/>
+        </w:rPr>
+      </w:pPr>
+      <w:r>
+        <w:rPr>
+          <w:rFonts w:ascii="华文楷体" w:eastAsia="华文楷体" w:hAnsi="华文楷体"/>
+          <w:noProof/>
+          <w:sz w:val="17"/>
+          <w:szCs w:val="18"/>
+        </w:rPr>
+        <w:drawing>
+          <wp:anchor distT="0" distB="0" distL="114300" distR="114300" simplePos="0" relativeHeight="251660288" behindDoc="0" locked="0" layoutInCell="1" allowOverlap="1" wp14:anchorId="60E9C24B" wp14:editId="52E99883">
+            <wp:simplePos x="0" y="0"/>
+            <wp:positionH relativeFrom="column">
+              <wp:posOffset>-635</wp:posOffset>
+            </wp:positionH>
+            <wp:positionV relativeFrom="paragraph">
+              <wp:posOffset>13865</wp:posOffset>
+            </wp:positionV>
+            <wp:extent cx="2922270" cy="875665"/>
+            <wp:effectExtent l="0" t="0" r="0" b="635"/>
+            <wp:wrapSquare wrapText="bothSides"/>
+            <wp:docPr id="89181092" name="图片 1"/>
+            <wp:cNvGraphicFramePr>
+              <a:graphicFrameLocks xmlns:a="http://schemas.openxmlformats.org/drawingml/2006/main" noChangeAspect="1"/>
+            </wp:cNvGraphicFramePr>
+            <a:graphic xmlns:a="http://schemas.openxmlformats.org/drawingml/2006/main">
+              <a:graphicData uri="http://schemas.openxmlformats.org/drawingml/2006/picture">
+                <pic:pic xmlns:pic="http://schemas.openxmlformats.org/drawingml/2006/picture">
+                  <pic:nvPicPr>
+                    <pic:cNvPr id="89181092" name=""/>
+                    <pic:cNvPicPr/>
+                  </pic:nvPicPr>
+                  <pic:blipFill>
+                    <a:blip r:embed="rId34" cstate="print">
+                      <a:extLst>
+                        <a:ext uri="{28A0092B-C50C-407E-A947-70E740481C1C}">
+                          <a14:useLocalDpi xmlns:a14="http://schemas.microsoft.com/office/drawing/2010/main" val="0"/>
+                        </a:ext>
+                      </a:extLst>
+                    </a:blip>
+                    <a:stretch>
+                      <a:fillRect/>
+                    </a:stretch>
+                  </pic:blipFill>
+                  <pic:spPr>
+                    <a:xfrm>
+                      <a:off x="0" y="0"/>
+                      <a:ext cx="2922270" cy="875665"/>
+                    </a:xfrm>
+                    <a:prstGeom prst="rect">
+                      <a:avLst/>
+                    </a:prstGeom>
+                  </pic:spPr>
+                </pic:pic>
+              </a:graphicData>
+            </a:graphic>
+          </wp:anchor>
+        </w:drawing>
+      </w:r>
+      <w:r>
+        <w:rPr>
+          <w:rFonts w:ascii="华文楷体" w:eastAsia="华文楷体" w:hAnsi="华文楷体" w:hint="eastAsia"/>
+          <w:sz w:val="17"/>
+          <w:szCs w:val="18"/>
+        </w:rPr>
+        <w:t>其中</w:t>
+      </w:r>
+      <w:proofErr w:type="spellStart"/>
+      <w:r>
+        <w:rPr>
+          <w:rFonts w:ascii="华文楷体" w:eastAsia="华文楷体" w:hAnsi="华文楷体" w:hint="eastAsia"/>
+          <w:sz w:val="17"/>
+          <w:szCs w:val="18"/>
+        </w:rPr>
+        <w:t>Setbits</w:t>
+      </w:r>
+      <w:proofErr w:type="spellEnd"/>
+      <w:r>
+        <w:rPr>
+          <w:rFonts w:ascii="华文楷体" w:eastAsia="华文楷体" w:hAnsi="华文楷体" w:hint="eastAsia"/>
+          <w:sz w:val="17"/>
+          <w:szCs w:val="18"/>
+        </w:rPr>
+        <w:t>和</w:t>
+      </w:r>
+      <w:proofErr w:type="spellStart"/>
+      <w:r>
+        <w:rPr>
+          <w:rFonts w:ascii="华文楷体" w:eastAsia="华文楷体" w:hAnsi="华文楷体" w:hint="eastAsia"/>
+          <w:sz w:val="17"/>
+          <w:szCs w:val="18"/>
+        </w:rPr>
+        <w:t>eIncrement</w:t>
+      </w:r>
+      <w:proofErr w:type="spellEnd"/>
+      <w:r>
+        <w:rPr>
+          <w:rFonts w:ascii="华文楷体" w:eastAsia="华文楷体" w:hAnsi="华文楷体" w:hint="eastAsia"/>
+          <w:sz w:val="17"/>
+          <w:szCs w:val="18"/>
+        </w:rPr>
+        <w:t>最常用</w:t>
+      </w:r>
+    </w:p>
+    <w:p>
+      <w:pPr>
+        <w:widowControl/>
+        <w:jc w:val="left"/>
+        <w:rPr>
+          <w:rFonts w:ascii="华文楷体" w:eastAsia="华文楷体" w:hAnsi="华文楷体" w:hint="eastAsia"/>
+          <w:sz w:val="17"/>
+          <w:szCs w:val="18"/>
+        </w:rPr>
+      </w:pPr>
+    </w:p>
+    <w:p>
+      <w:pPr>
+        <w:widowControl/>
+        <w:jc w:val="left"/>
+        <w:rPr>
+          <w:rFonts w:ascii="华文楷体" w:eastAsia="华文楷体" w:hAnsi="华文楷体" w:hint="eastAsia"/>
+          <w:sz w:val="17"/>
+          <w:szCs w:val="18"/>
+        </w:rPr>
+      </w:pPr>
+    </w:p>
+    <w:p>
+      <w:pPr>
+        <w:widowControl/>
+        <w:spacing w:line="240" w:lineRule="exact"/>
+        <w:jc w:val="left"/>
+        <w:rPr>
+          <w:rFonts w:ascii="华文楷体" w:eastAsia="华文楷体" w:hAnsi="华文楷体" w:hint="eastAsia"/>
+          <w:sz w:val="17"/>
+          <w:szCs w:val="18"/>
+        </w:rPr>
+      </w:pPr>
+    </w:p>
+    <w:p>
+      <w:pPr>
+        <w:widowControl/>
+        <w:spacing w:line="240" w:lineRule="exact"/>
+        <w:jc w:val="left"/>
+        <w:rPr>
+          <w:rFonts w:ascii="华文楷体" w:eastAsia="华文楷体" w:hAnsi="华文楷体" w:hint="eastAsia"/>
+          <w:sz w:val="17"/>
+          <w:szCs w:val="18"/>
+        </w:rPr>
+      </w:pPr>
+    </w:p>
+    <w:p>
+      <w:pPr>
+        <w:widowControl/>
+        <w:spacing w:line="240" w:lineRule="exact"/>
+        <w:jc w:val="left"/>
+        <w:rPr>
+          <w:rFonts w:ascii="华文楷体" w:eastAsia="华文楷体" w:hAnsi="华文楷体" w:hint="eastAsia"/>
+          <w:sz w:val="17"/>
+          <w:szCs w:val="18"/>
+        </w:rPr>
+      </w:pPr>
+    </w:p>
+    <w:p>
+      <w:pPr>
+        <w:widowControl/>
+        <w:spacing w:line="240" w:lineRule="exact"/>
+        <w:jc w:val="left"/>
+        <w:rPr>
+          <w:rFonts w:ascii="华文楷体" w:eastAsia="华文楷体" w:hAnsi="华文楷体" w:hint="eastAsia"/>
+          <w:i/>
+          <w:iCs/>
+          <w:sz w:val="15"/>
+          <w:szCs w:val="16"/>
+        </w:rPr>
+      </w:pPr>
+      <w:proofErr w:type="spellStart"/>
+      <w:r>
+        <w:rPr>
+          <w:rFonts w:ascii="华文楷体" w:eastAsia="华文楷体" w:hAnsi="华文楷体"/>
+          <w:i/>
+          <w:iCs/>
+          <w:sz w:val="15"/>
+          <w:szCs w:val="16"/>
+        </w:rPr>
+        <w:t>xTaskNotifyWait</w:t>
+      </w:r>
+      <w:proofErr w:type="spellEnd"/>
+      <w:r>
+        <w:rPr>
+          <w:rFonts w:ascii="华文楷体" w:eastAsia="华文楷体" w:hAnsi="华文楷体"/>
+          <w:i/>
+          <w:iCs/>
+          <w:sz w:val="15"/>
+          <w:szCs w:val="16"/>
+        </w:rPr>
+        <w:t xml:space="preserve">() 的返回值用于判断本次调用时是否存在 pending notification；有则返回 </w:t>
+      </w:r>
+      <w:proofErr w:type="spellStart"/>
+      <w:r>
+        <w:rPr>
+          <w:rFonts w:ascii="华文楷体" w:eastAsia="华文楷体" w:hAnsi="华文楷体"/>
+          <w:i/>
+          <w:iCs/>
+          <w:sz w:val="15"/>
+          <w:szCs w:val="16"/>
+        </w:rPr>
+        <w:t>pdPASS</w:t>
+      </w:r>
+      <w:proofErr w:type="spellEnd"/>
+      <w:r>
+        <w:rPr>
+          <w:rFonts w:ascii="华文楷体" w:eastAsia="华文楷体" w:hAnsi="华文楷体"/>
+          <w:i/>
+          <w:iCs/>
+          <w:sz w:val="15"/>
+          <w:szCs w:val="16"/>
+        </w:rPr>
+        <w:t xml:space="preserve">，否则返回 </w:t>
+      </w:r>
+      <w:proofErr w:type="spellStart"/>
+      <w:r>
+        <w:rPr>
+          <w:rFonts w:ascii="华文楷体" w:eastAsia="华文楷体" w:hAnsi="华文楷体"/>
+          <w:i/>
+          <w:iCs/>
+          <w:sz w:val="15"/>
+          <w:szCs w:val="16"/>
+        </w:rPr>
+        <w:t>pdFAIL</w:t>
+      </w:r>
+      <w:proofErr w:type="spellEnd"/>
+      <w:r>
+        <w:rPr>
+          <w:rFonts w:ascii="华文楷体" w:eastAsia="华文楷体" w:hAnsi="华文楷体" w:hint="eastAsia"/>
+          <w:i/>
+          <w:iCs/>
+          <w:sz w:val="15"/>
+          <w:szCs w:val="16"/>
+        </w:rPr>
+        <w:t>【执行逻辑如下图】</w:t>
+      </w:r>
+    </w:p>
+    <w:p>
+      <w:pPr>
+        <w:widowControl/>
+        <w:jc w:val="left"/>
+        <w:rPr>
+          <w:rFonts w:ascii="华文楷体" w:eastAsia="华文楷体" w:hAnsi="华文楷体" w:hint="eastAsia"/>
+          <w:sz w:val="17"/>
+          <w:szCs w:val="18"/>
+        </w:rPr>
+      </w:pPr>
+      <w:r>
+        <w:rPr>
+          <w:rFonts w:ascii="华文楷体" w:eastAsia="华文楷体" w:hAnsi="华文楷体"/>
+          <w:noProof/>
+          <w:sz w:val="17"/>
+          <w:szCs w:val="18"/>
+        </w:rPr>
+        <mc:AlternateContent>
+          <mc:Choice Requires="wpg">
+            <w:drawing>
+              <wp:anchor distT="0" distB="0" distL="114300" distR="114300" simplePos="0" relativeHeight="251666432" behindDoc="0" locked="0" layoutInCell="1" allowOverlap="1" wp14:anchorId="45E1691A" wp14:editId="3BCE38E8">
+                <wp:simplePos x="0" y="0"/>
+                <wp:positionH relativeFrom="column">
+                  <wp:posOffset>4104829</wp:posOffset>
+                </wp:positionH>
+                <wp:positionV relativeFrom="paragraph">
+                  <wp:posOffset>126100</wp:posOffset>
+                </wp:positionV>
+                <wp:extent cx="2607310" cy="2049208"/>
+                <wp:effectExtent l="19050" t="19050" r="21590" b="27305"/>
+                <wp:wrapNone/>
+                <wp:docPr id="1509659091" name="组合 1"/>
+                <wp:cNvGraphicFramePr/>
+                <a:graphic xmlns:a="http://schemas.openxmlformats.org/drawingml/2006/main">
+                  <a:graphicData uri="http://schemas.microsoft.com/office/word/2010/wordprocessingGroup">
+                    <wpg:wgp>
+                      <wpg:cNvGrpSpPr/>
+                      <wpg:grpSpPr>
+                        <a:xfrm>
+                          <a:off x="0" y="0"/>
+                          <a:ext cx="2607310" cy="2049208"/>
+                          <a:chOff x="0" y="0"/>
+                          <a:chExt cx="2607310" cy="2049208"/>
+                        </a:xfrm>
+                      </wpg:grpSpPr>
+                      <pic:pic xmlns:pic="http://schemas.openxmlformats.org/drawingml/2006/picture">
+                        <pic:nvPicPr>
+                          <pic:cNvPr id="1051344655" name="图片 1"/>
+                          <pic:cNvPicPr>
+                            <a:picLocks noChangeAspect="1"/>
+                          </pic:cNvPicPr>
+                        </pic:nvPicPr>
+                        <pic:blipFill>
+                          <a:blip r:embed="rId35">
+                            <a:extLst>
+                              <a:ext uri="{28A0092B-C50C-407E-A947-70E740481C1C}">
+                                <a14:useLocalDpi xmlns:a14="http://schemas.microsoft.com/office/drawing/2010/main" val="0"/>
+                              </a:ext>
+                            </a:extLst>
+                          </a:blip>
+                          <a:stretch>
+                            <a:fillRect/>
+                          </a:stretch>
+                        </pic:blipFill>
+                        <pic:spPr>
+                          <a:xfrm>
+                            <a:off x="0" y="0"/>
+                            <a:ext cx="2224405" cy="512445"/>
+                          </a:xfrm>
+                          <a:prstGeom prst="rect">
+                            <a:avLst/>
+                          </a:prstGeom>
+                          <a:ln>
+                            <a:solidFill>
+                              <a:schemeClr val="tx1"/>
+                            </a:solidFill>
+                          </a:ln>
+                        </pic:spPr>
+                      </pic:pic>
+                      <pic:pic xmlns:pic="http://schemas.openxmlformats.org/drawingml/2006/picture">
+                        <pic:nvPicPr>
+                          <pic:cNvPr id="947030002" name="图片 1"/>
+                          <pic:cNvPicPr>
+                            <a:picLocks noChangeAspect="1"/>
+                          </pic:cNvPicPr>
+                        </pic:nvPicPr>
+                        <pic:blipFill rotWithShape="1">
+                          <a:blip r:embed="rId36">
+                            <a:extLst>
+                              <a:ext uri="{28A0092B-C50C-407E-A947-70E740481C1C}">
+                                <a14:useLocalDpi xmlns:a14="http://schemas.microsoft.com/office/drawing/2010/main" val="0"/>
+                              </a:ext>
+                            </a:extLst>
+                          </a:blip>
+                          <a:srcRect l="1" t="1963" r="684" b="2589"/>
+                          <a:stretch>
+                            <a:fillRect/>
+                          </a:stretch>
+                        </pic:blipFill>
+                        <pic:spPr bwMode="auto">
+                          <a:xfrm>
+                            <a:off x="0" y="512466"/>
+                            <a:ext cx="2546985" cy="597535"/>
+                          </a:xfrm>
+                          <a:prstGeom prst="rect">
+                            <a:avLst/>
+                          </a:prstGeom>
+                          <a:ln>
+                            <a:solidFill>
+                              <a:schemeClr val="tx1"/>
+                            </a:solidFill>
+                          </a:ln>
+                          <a:extLst>
+                            <a:ext uri="{53640926-AAD7-44D8-BBD7-CCE9431645EC}">
+                              <a14:shadowObscured xmlns:a14="http://schemas.microsoft.com/office/drawing/2010/main"/>
+                            </a:ext>
+                          </a:extLst>
+                        </pic:spPr>
+                      </pic:pic>
+                      <pic:pic xmlns:pic="http://schemas.openxmlformats.org/drawingml/2006/picture">
+                        <pic:nvPicPr>
+                          <pic:cNvPr id="381499247" name="图片 1"/>
+                          <pic:cNvPicPr>
+                            <a:picLocks noChangeAspect="1"/>
+                          </pic:cNvPicPr>
+                        </pic:nvPicPr>
+                        <pic:blipFill>
+                          <a:blip r:embed="rId37">
+                            <a:extLst>
+                              <a:ext uri="{28A0092B-C50C-407E-A947-70E740481C1C}">
+                                <a14:useLocalDpi xmlns:a14="http://schemas.microsoft.com/office/drawing/2010/main" val="0"/>
+                              </a:ext>
+                            </a:extLst>
+                          </a:blip>
+                          <a:stretch>
+                            <a:fillRect/>
+                          </a:stretch>
+                        </pic:blipFill>
+                        <pic:spPr>
+                          <a:xfrm>
+                            <a:off x="0" y="1537398"/>
+                            <a:ext cx="2322195" cy="511810"/>
+                          </a:xfrm>
+                          <a:prstGeom prst="rect">
+                            <a:avLst/>
+                          </a:prstGeom>
+                          <a:ln>
+                            <a:solidFill>
+                              <a:schemeClr val="tx1"/>
+                            </a:solidFill>
+                          </a:ln>
+                        </pic:spPr>
+                      </pic:pic>
+                      <pic:pic xmlns:pic="http://schemas.openxmlformats.org/drawingml/2006/picture">
+                        <pic:nvPicPr>
+                          <pic:cNvPr id="1711954900" name="图片 1"/>
+                          <pic:cNvPicPr>
+                            <a:picLocks noChangeAspect="1"/>
+                          </pic:cNvPicPr>
+                        </pic:nvPicPr>
+                        <pic:blipFill>
+                          <a:blip r:embed="rId38">
+                            <a:extLst>
+                              <a:ext uri="{28A0092B-C50C-407E-A947-70E740481C1C}">
+                                <a14:useLocalDpi xmlns:a14="http://schemas.microsoft.com/office/drawing/2010/main" val="0"/>
+                              </a:ext>
+                            </a:extLst>
+                          </a:blip>
+                          <a:stretch>
+                            <a:fillRect/>
+                          </a:stretch>
+                        </pic:blipFill>
+                        <pic:spPr>
+                          <a:xfrm>
+                            <a:off x="0" y="1110343"/>
+                            <a:ext cx="2607310" cy="427990"/>
+                          </a:xfrm>
+                          <a:prstGeom prst="rect">
+                            <a:avLst/>
+                          </a:prstGeom>
+                          <a:ln>
+                            <a:solidFill>
+                              <a:schemeClr val="tx1"/>
+                            </a:solidFill>
+                          </a:ln>
+                        </pic:spPr>
+                      </pic:pic>
+                    </wpg:wgp>
+                  </a:graphicData>
+                </a:graphic>
+              </wp:anchor>
+            </w:drawing>
+          </mc:Choice>
+          <mc:Fallback>
+            <w:pict>
+              <v:group w14:anchorId="4426B680" id="组合 1" o:spid="_x0000_s1026" style="position:absolute;margin-left:323.2pt;margin-top:9.95pt;width:205.3pt;height:161.35pt;z-index:251666432" coordsize="26073,20492" o:gfxdata="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">
+                <v:shapetype id="_x0000_t75" coordsize="21600,21600" o:spt="75" o:preferrelative="t" path="m@4@5l@4@11@9@11@9@5xe" filled="f" stroked="f">
+                  <v:stroke joinstyle="miter"/>
+                  <v:formulas>
+                    <v:f eqn="if lineDrawn pixelLineWidth 0"/>
+                    <v:f eqn="sum @0 1 0"/>
+                    <v:f eqn="sum 0 0 @1"/>
+                    <v:f eqn="prod @2 1 2"/>
+                    <v:f eqn="prod @3 21600 pixelWidth"/>
+                    <v:f eqn="prod @3 21600 pixelHeight"/>
+                    <v:f eqn="sum @0 0 1"/>
+                    <v:f eqn="prod @6 1 2"/>
+                    <v:f eqn="prod @7 21600 pixelWidth"/>
+                    <v:f eqn="sum @8 21600 0"/>
+                    <v:f eqn="prod @7 21600 pixelHeight"/>
+                    <v:f eqn="sum @10 21600 0"/>
+                  </v:formulas>
+                  <v:path o:extrusionok="f" gradientshapeok="t" o:connecttype="rect"/>
+                  <o:lock v:ext="edit" aspectratio="t"/>
+                </v:shapetype>
+                <v:shape id="图片 1" o:spid="_x0000_s1027" type="#_x0000_t75" style="position:absolute;width:22244;height:5124;visibility:visible;mso-wrap-style:square" o:gfxdata="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" stroked="t" strokecolor="black [3213]">
+                  <v:imagedata r:id="rId39" o:title=""/>
+                  <v:path arrowok="t"/>
+                </v:shape>
+                <v:shape id="图片 1" o:spid="_x0000_s1028" type="#_x0000_t75" style="position:absolute;top:5124;width:25469;height:5976;visibility:visible;mso-wrap-style:square" o:gfxdata="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" stroked="t" strokecolor="black [3213]">
+                  <v:imagedata r:id="rId40" o:title="" croptop="1286f" cropbottom="1697f" cropleft="1f" cropright="448f"/>
+                  <v:path arrowok="t"/>
+                </v:shape>
+                <v:shape id="图片 1" o:spid="_x0000_s1029" type="#_x0000_t75" style="position:absolute;top:15373;width:23221;height:5119;visibility:visible;mso-wrap-style:square" o:gfxdata="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" stroked="t" strokecolor="black [3213]">
+                  <v:imagedata r:id="rId41" o:title=""/>
+                  <v:path arrowok="t"/>
+                </v:shape>
+                <v:shape id="图片 1" o:spid="_x0000_s1030" type="#_x0000_t75" style="position:absolute;top:11103;width:26073;height:4280;visibility:visible;mso-wrap-style:square" o:gfxdata="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" stroked="t" strokecolor="black [3213]">
+                  <v:imagedata r:id="rId42" o:title=""/>
+                  <v:path arrowok="t"/>
+                </v:shape>
+              </v:group>
+            </w:pict>
+          </mc:Fallback>
+        </mc:AlternateContent>
+      </w:r>
+      <w:r>
+        <w:rPr>
+          <w:rFonts w:ascii="华文楷体" w:eastAsia="华文楷体" w:hAnsi="华文楷体"/>
+          <w:noProof/>
+          <w:sz w:val="17"/>
+          <w:szCs w:val="18"/>
+        </w:rPr>
+        <w:drawing>
+          <wp:anchor distT="0" distB="0" distL="114300" distR="114300" simplePos="0" relativeHeight="251661312" behindDoc="0" locked="0" layoutInCell="1" allowOverlap="1" wp14:anchorId="52601A18" wp14:editId="01D25908">
+            <wp:simplePos x="0" y="0"/>
+            <wp:positionH relativeFrom="column">
+              <wp:posOffset>-118</wp:posOffset>
+            </wp:positionH>
+            <wp:positionV relativeFrom="paragraph">
+              <wp:posOffset>23627</wp:posOffset>
+            </wp:positionV>
+            <wp:extent cx="3338195" cy="2155190"/>
+            <wp:effectExtent l="0" t="0" r="0" b="0"/>
+            <wp:wrapSquare wrapText="bothSides"/>
+            <wp:docPr id="457252400" name="图片 1"/>
+            <wp:cNvGraphicFramePr>
+              <a:graphicFrameLocks xmlns:a="http://schemas.openxmlformats.org/drawingml/2006/main" noChangeAspect="1"/>
+            </wp:cNvGraphicFramePr>
+            <a:graphic xmlns:a="http://schemas.openxmlformats.org/drawingml/2006/main">
+              <a:graphicData uri="http://schemas.openxmlformats.org/drawingml/2006/picture">
+                <pic:pic xmlns:pic="http://schemas.openxmlformats.org/drawingml/2006/picture">
+                  <pic:nvPicPr>
+                    <pic:cNvPr id="457252400" name=""/>
+                    <pic:cNvPicPr/>
+                  </pic:nvPicPr>
+                  <pic:blipFill>
+                    <a:blip r:embed="rId43" cstate="print">
+                      <a:extLst>
+                        <a:ext uri="{28A0092B-C50C-407E-A947-70E740481C1C}">
+                          <a14:useLocalDpi xmlns:a14="http://schemas.microsoft.com/office/drawing/2010/main" val="0"/>
+                        </a:ext>
+                      </a:extLst>
+                    </a:blip>
+                    <a:stretch>
+                      <a:fillRect/>
+                    </a:stretch>
+                  </pic:blipFill>
+                  <pic:spPr>
+                    <a:xfrm>
+                      <a:off x="0" y="0"/>
+                      <a:ext cx="3338195" cy="2155190"/>
+                    </a:xfrm>
+                    <a:prstGeom prst="rect">
+                      <a:avLst/>
+                    </a:prstGeom>
+                  </pic:spPr>
+                </pic:pic>
+              </a:graphicData>
+            </a:graphic>
+            <wp14:sizeRelH relativeFrom="margin">
+              <wp14:pctWidth>0</wp14:pctWidth>
+            </wp14:sizeRelH>
+            <wp14:sizeRelV relativeFrom="margin">
+              <wp14:pctHeight>0</wp14:pctHeight>
+            </wp14:sizeRelV>
+          </wp:anchor>
+        </w:drawing>
+      </w:r>
+    </w:p>
+    <w:p>
+      <w:pPr>
+        <w:widowControl/>
+        <w:jc w:val="left"/>
+        <w:rPr>
+          <w:rFonts w:hint="eastAsia"/>
+          <w:noProof/>
+        </w:rPr>
+      </w:pPr>
+    </w:p>
+    <w:p>
+      <w:pPr>
+        <w:widowControl/>
+        <w:jc w:val="left"/>
+        <w:rPr>
+          <w:rFonts w:hint="eastAsia"/>
+          <w:noProof/>
+        </w:rPr>
+      </w:pPr>
+    </w:p>
+    <w:p>
+      <w:pPr>
+        <w:widowControl/>
+        <w:jc w:val="left"/>
+        <w:rPr>
+          <w:rFonts w:ascii="华文楷体" w:eastAsia="华文楷体" w:hAnsi="华文楷体" w:hint="eastAsia"/>
+          <w:noProof/>
+          <w:sz w:val="17"/>
+          <w:szCs w:val="18"/>
+        </w:rPr>
+      </w:pPr>
+    </w:p>
+    <w:p>
+      <w:pPr>
+        <w:widowControl/>
+        <w:jc w:val="left"/>
+        <w:rPr>
+          <w:rFonts w:ascii="华文楷体" w:eastAsia="华文楷体" w:hAnsi="华文楷体" w:hint="eastAsia"/>
+          <w:noProof/>
+          <w:sz w:val="17"/>
+          <w:szCs w:val="18"/>
+        </w:rPr>
+      </w:pPr>
+    </w:p>
+    <w:p>
+      <w:pPr>
+        <w:widowControl/>
+        <w:jc w:val="left"/>
+        <w:rPr>
+          <w:rFonts w:ascii="华文楷体" w:eastAsia="华文楷体" w:hAnsi="华文楷体" w:hint="eastAsia"/>
+          <w:noProof/>
+          <w:sz w:val="17"/>
+          <w:szCs w:val="18"/>
+        </w:rPr>
+      </w:pPr>
+    </w:p>
+    <w:p>
+      <w:pPr>
+        <w:widowControl/>
+        <w:jc w:val="left"/>
+        <w:rPr>
+          <w:rFonts w:ascii="华文楷体" w:eastAsia="华文楷体" w:hAnsi="华文楷体" w:hint="eastAsia"/>
+          <w:noProof/>
+          <w:sz w:val="17"/>
+          <w:szCs w:val="18"/>
+        </w:rPr>
+      </w:pPr>
+    </w:p>
+    <w:p>
+      <w:pPr>
+        <w:widowControl/>
+        <w:jc w:val="left"/>
+        <w:rPr>
+          <w:rFonts w:ascii="华文楷体" w:eastAsia="华文楷体" w:hAnsi="华文楷体" w:hint="eastAsia"/>
+          <w:noProof/>
+          <w:sz w:val="17"/>
+          <w:szCs w:val="18"/>
+        </w:rPr>
+      </w:pPr>
+    </w:p>
+    <w:p>
+      <w:pPr>
+        <w:widowControl/>
+        <w:jc w:val="left"/>
+        <w:rPr>
+          <w:rFonts w:ascii="华文楷体" w:eastAsia="华文楷体" w:hAnsi="华文楷体" w:hint="eastAsia"/>
+          <w:noProof/>
+          <w:sz w:val="17"/>
+          <w:szCs w:val="18"/>
+        </w:rPr>
+      </w:pPr>
+    </w:p>
+    <w:p>
+      <w:pPr>
+        <w:widowControl/>
+        <w:jc w:val="left"/>
+        <w:rPr>
+          <w:rFonts w:ascii="华文楷体" w:eastAsia="华文楷体" w:hAnsi="华文楷体" w:hint="eastAsia"/>
+          <w:noProof/>
+          <w:sz w:val="17"/>
+          <w:szCs w:val="18"/>
+        </w:rPr>
+      </w:pPr>
+    </w:p>
+    <w:p>
+      <w:pPr>
+        <w:widowControl/>
+        <w:jc w:val="left"/>
+        <w:rPr>
+          <w:rFonts w:ascii="华文楷体" w:eastAsia="华文楷体" w:hAnsi="华文楷体" w:hint="eastAsia"/>
+          <w:noProof/>
+          <w:sz w:val="17"/>
+          <w:szCs w:val="18"/>
+        </w:rPr>
+      </w:pPr>
+    </w:p>
+    <w:p>
+      <w:pPr>
+        <w:widowControl/>
+        <w:jc w:val="left"/>
+        <w:rPr>
+          <w:rFonts w:ascii="华文楷体" w:eastAsia="华文楷体" w:hAnsi="华文楷体" w:hint="eastAsia"/>
+          <w:noProof/>
+          <w:sz w:val="17"/>
+          <w:szCs w:val="18"/>
+        </w:rPr>
+      </w:pPr>
+    </w:p>
+    <w:p>
+      <w:pPr>
+        <w:widowControl/>
+        <w:jc w:val="left"/>
+        <w:rPr>
+          <w:rFonts w:ascii="华文楷体" w:eastAsia="华文楷体" w:hAnsi="华文楷体" w:hint="eastAsia"/>
+          <w:noProof/>
+          <w:sz w:val="17"/>
+          <w:szCs w:val="18"/>
+        </w:rPr>
+      </w:pPr>
+    </w:p>
+    <w:p>
+      <w:pPr>
+        <w:widowControl/>
+        <w:jc w:val="left"/>
+        <w:rPr>
+          <w:rFonts w:ascii="华文楷体" w:eastAsia="华文楷体" w:hAnsi="华文楷体" w:hint="eastAsia"/>
+          <w:noProof/>
+          <w:sz w:val="17"/>
+          <w:szCs w:val="18"/>
+        </w:rPr>
+      </w:pPr>
+    </w:p>
+    <w:p>
+      <w:pPr>
+        <w:widowControl/>
+        <w:jc w:val="left"/>
+        <w:rPr>
+          <w:rFonts w:ascii="华文楷体" w:eastAsia="华文楷体" w:hAnsi="华文楷体" w:hint="eastAsia"/>
+          <w:noProof/>
+          <w:sz w:val="17"/>
+          <w:szCs w:val="18"/>
+        </w:rPr>
+      </w:pPr>
+      <w:r>
+        <w:rPr>
+          <w:rFonts w:ascii="华文楷体" w:eastAsia="华文楷体" w:hAnsi="华文楷体" w:hint="eastAsia"/>
+          <w:noProof/>
+          <w:sz w:val="17"/>
+          <w:szCs w:val="18"/>
+        </w:rPr>
+        <w:br w:type="page"/>
+      </w:r>
+    </w:p>
+    <w:p>
+      <w:pPr>
+        <w:widowControl/>
+        <w:jc w:val="left"/>
+        <w:rPr>
+          <w:rFonts w:ascii="华文楷体" w:eastAsia="华文楷体" w:hAnsi="华文楷体" w:hint="eastAsia"/>
+          <w:noProof/>
+          <w:sz w:val="17"/>
+          <w:szCs w:val="18"/>
+        </w:rPr>
+      </w:pPr>
+      <w:r>
+        <w:rPr>
+          <w:rFonts w:ascii="华文楷体" w:eastAsia="华文楷体" w:hAnsi="华文楷体" w:hint="eastAsia"/>
+          <w:noProof/>
+          <w:sz w:val="17"/>
+          <w:szCs w:val="18"/>
+        </w:rPr>
+        <w:lastRenderedPageBreak/>
+        <w:t>创建互斥锁需要</w:t>
+      </w:r>
+      <w:r>
+        <w:rPr>
+          <w:rFonts w:ascii="华文楷体" w:eastAsia="华文楷体" w:hAnsi="华文楷体"/>
+          <w:noProof/>
+          <w:sz w:val="17"/>
+          <w:szCs w:val="18"/>
+        </w:rPr>
+        <w:t>#include "semphr.h"</w:t>
+      </w:r>
+      <w:r>
+        <w:rPr>
+          <w:rFonts w:ascii="华文楷体" w:eastAsia="华文楷体" w:hAnsi="华文楷体" w:hint="eastAsia"/>
+          <w:noProof/>
+          <w:sz w:val="17"/>
+          <w:szCs w:val="18"/>
+        </w:rPr>
+        <w:t>头文件</w:t>
+      </w:r>
+    </w:p>
+    <w:p>
+      <w:pPr>
+        <w:widowControl/>
+        <w:jc w:val="left"/>
+        <w:rPr>
+          <w:rFonts w:ascii="华文楷体" w:eastAsia="华文楷体" w:hAnsi="华文楷体" w:hint="eastAsia"/>
+          <w:noProof/>
+          <w:sz w:val="17"/>
+          <w:szCs w:val="18"/>
+        </w:rPr>
+      </w:pPr>
+      <w:r>
+        <w:rPr>
+          <w:rFonts w:ascii="华文楷体" w:eastAsia="华文楷体" w:hAnsi="华文楷体"/>
+          <w:noProof/>
+          <w:sz w:val="17"/>
+          <w:szCs w:val="18"/>
+        </w:rPr>
+        <w:t>SemaphoreHandle_t</w:t>
+      </w:r>
+      <w:r>
+        <w:rPr>
+          <w:rFonts w:ascii="华文楷体" w:eastAsia="华文楷体" w:hAnsi="华文楷体"/>
+          <w:noProof/>
+          <w:sz w:val="17"/>
+          <w:szCs w:val="18"/>
+        </w:rPr>
+        <w:tab/>
+      </w:r>
+      <w:r>
+        <w:rPr>
+          <w:rFonts w:ascii="华文楷体" w:eastAsia="华文楷体" w:hAnsi="华文楷体" w:hint="eastAsia"/>
+          <w:noProof/>
+          <w:sz w:val="17"/>
+          <w:szCs w:val="18"/>
+        </w:rPr>
+        <w:t>为</w:t>
+      </w:r>
+      <w:r>
+        <w:rPr>
+          <w:rFonts w:ascii="华文楷体" w:eastAsia="华文楷体" w:hAnsi="华文楷体"/>
+          <w:noProof/>
+          <w:sz w:val="17"/>
+          <w:szCs w:val="18"/>
+        </w:rPr>
+        <w:t>信号量/互斥锁对象的句柄类型</w:t>
+      </w:r>
+      <w:r>
+        <w:rPr>
+          <w:rFonts w:ascii="华文楷体" w:eastAsia="华文楷体" w:hAnsi="华文楷体" w:hint="eastAsia"/>
+          <w:noProof/>
+          <w:sz w:val="17"/>
+          <w:szCs w:val="18"/>
+        </w:rPr>
+        <w:t>（通过下方的typedef就能看出信号量本质就是队列）</w:t>
+      </w:r>
+    </w:p>
+    <w:p>
+      <w:pPr>
+        <w:widowControl/>
+        <w:jc w:val="left"/>
+        <w:rPr>
+          <w:rFonts w:ascii="华文楷体" w:eastAsia="华文楷体" w:hAnsi="华文楷体" w:hint="eastAsia"/>
+          <w:noProof/>
+          <w:sz w:val="17"/>
+          <w:szCs w:val="18"/>
+        </w:rPr>
+      </w:pPr>
+      <w:r>
+        <w:rPr>
+          <w:noProof/>
+        </w:rPr>
+        <w:drawing>
+          <wp:inline distT="0" distB="0" distL="0" distR="0" wp14:anchorId="6931D264" wp14:editId="37613599">
+            <wp:extent cx="2406650" cy="181633"/>
+            <wp:effectExtent l="0" t="0" r="0" b="8890"/>
+            <wp:docPr id="795881766" name="图片 1"/>
+            <wp:cNvGraphicFramePr>
+              <a:graphicFrameLocks xmlns:a="http://schemas.openxmlformats.org/drawingml/2006/main" noChangeAspect="1"/>
+            </wp:cNvGraphicFramePr>
+            <a:graphic xmlns:a="http://schemas.openxmlformats.org/drawingml/2006/main">
+              <a:graphicData uri="http://schemas.openxmlformats.org/drawingml/2006/picture">
+                <pic:pic xmlns:pic="http://schemas.openxmlformats.org/drawingml/2006/picture">
+                  <pic:nvPicPr>
+                    <pic:cNvPr id="795881766" name=""/>
+                    <pic:cNvPicPr/>
+                  </pic:nvPicPr>
+                  <pic:blipFill>
+                    <a:blip r:embed="rId44"/>
+                    <a:stretch>
+                      <a:fillRect/>
+                    </a:stretch>
+                  </pic:blipFill>
+                  <pic:spPr>
+                    <a:xfrm>
+                      <a:off x="0" y="0"/>
+                      <a:ext cx="2512982" cy="189658"/>
+                    </a:xfrm>
+                    <a:prstGeom prst="rect">
+                      <a:avLst/>
+                    </a:prstGeom>
+                  </pic:spPr>
+                </pic:pic>
+              </a:graphicData>
+            </a:graphic>
+          </wp:inline>
+        </w:drawing>
+      </w:r>
+    </w:p>
+    <w:p>
+      <w:pPr>
+        <w:widowControl/>
+        <w:jc w:val="left"/>
+        <w:rPr>
+          <w:rFonts w:ascii="华文楷体" w:eastAsia="华文楷体" w:hAnsi="华文楷体" w:hint="eastAsia"/>
+          <w:noProof/>
+          <w:sz w:val="17"/>
+          <w:szCs w:val="18"/>
+        </w:rPr>
+      </w:pPr>
+    </w:p>
+    <w:p>
+      <w:pPr>
+        <w:widowControl/>
+        <w:jc w:val="left"/>
+        <w:rPr>
+          <w:rFonts w:ascii="华文楷体" w:eastAsia="华文楷体" w:hAnsi="华文楷体" w:hint="eastAsia"/>
+          <w:noProof/>
+          <w:sz w:val="17"/>
+          <w:szCs w:val="18"/>
+        </w:rPr>
+      </w:pPr>
+      <w:r>
+        <w:rPr>
+          <w:rFonts w:ascii="华文楷体" w:eastAsia="华文楷体" w:hAnsi="华文楷体"/>
+          <w:noProof/>
+          <w:sz w:val="17"/>
+          <w:szCs w:val="18"/>
+        </w:rPr>
+        <w:drawing>
+          <wp:inline distT="0" distB="0" distL="0" distR="0" wp14:anchorId="1E4C7CA1" wp14:editId="406EFE35">
+            <wp:extent cx="2799537" cy="272274"/>
+            <wp:effectExtent l="0" t="0" r="1270" b="0"/>
+            <wp:docPr id="1087640371" name="图片 1"/>
+            <wp:cNvGraphicFramePr>
+              <a:graphicFrameLocks xmlns:a="http://schemas.openxmlformats.org/drawingml/2006/main" noChangeAspect="1"/>
+            </wp:cNvGraphicFramePr>
+            <a:graphic xmlns:a="http://schemas.openxmlformats.org/drawingml/2006/main">
+              <a:graphicData uri="http://schemas.openxmlformats.org/drawingml/2006/picture">
+                <pic:pic xmlns:pic="http://schemas.openxmlformats.org/drawingml/2006/picture">
+                  <pic:nvPicPr>
+                    <pic:cNvPr id="1087640371" name=""/>
+                    <pic:cNvPicPr/>
+                  </pic:nvPicPr>
+                  <pic:blipFill>
+                    <a:blip r:embed="rId45"/>
+                    <a:stretch>
+                      <a:fillRect/>
+                    </a:stretch>
+                  </pic:blipFill>
+                  <pic:spPr>
+                    <a:xfrm>
+                      <a:off x="0" y="0"/>
+                      <a:ext cx="2866234" cy="278761"/>
+                    </a:xfrm>
+                    <a:prstGeom prst="rect">
+                      <a:avLst/>
+                    </a:prstGeom>
+                  </pic:spPr>
+                </pic:pic>
+              </a:graphicData>
+            </a:graphic>
+          </wp:inline>
+        </w:drawing>
+      </w:r>
+    </w:p>
+    <w:p>
+      <w:pPr>
+        <w:widowControl/>
+        <w:jc w:val="left"/>
+        <w:rPr>
+          <w:rFonts w:ascii="华文楷体" w:eastAsia="华文楷体" w:hAnsi="华文楷体" w:hint="eastAsia"/>
+          <w:noProof/>
+          <w:sz w:val="17"/>
+          <w:szCs w:val="18"/>
+        </w:rPr>
+      </w:pPr>
+    </w:p>
+    <w:p>
+      <w:pPr>
+        <w:widowControl/>
+        <w:jc w:val="left"/>
+        <w:rPr>
+          <w:rFonts w:ascii="华文楷体" w:eastAsia="华文楷体" w:hAnsi="华文楷体" w:hint="eastAsia"/>
+          <w:b/>
+          <w:bCs/>
+          <w:noProof/>
+          <w:sz w:val="17"/>
+          <w:szCs w:val="18"/>
+        </w:rPr>
+      </w:pPr>
+      <w:r>
+        <w:rPr>
+          <w:rFonts w:ascii="华文楷体" w:eastAsia="华文楷体" w:hAnsi="华文楷体" w:hint="eastAsia"/>
+          <w:b/>
+          <w:bCs/>
+          <w:noProof/>
+          <w:sz w:val="17"/>
+          <w:szCs w:val="18"/>
+        </w:rPr>
+        <w:t>二值信号量/计数信号量/互斥锁…同一使用以下两个函数获取和释放</w:t>
+      </w:r>
+      <w:r>
+        <w:rPr>
+          <w:rFonts w:ascii="华文楷体" w:eastAsia="华文楷体" w:hAnsi="华文楷体" w:hint="eastAsia"/>
+          <w:b/>
+          <w:bCs/>
+          <w:noProof/>
+          <w:sz w:val="17"/>
+          <w:szCs w:val="18"/>
+        </w:rPr>
+        <w:t>【不包括递归互斥锁】</w:t>
+      </w:r>
+    </w:p>
+    <w:p>
+      <w:pPr>
+        <w:widowControl/>
+        <w:jc w:val="left"/>
+        <w:rPr>
+          <w:rFonts w:ascii="华文楷体" w:eastAsia="华文楷体" w:hAnsi="华文楷体" w:hint="eastAsia"/>
+          <w:sz w:val="17"/>
+          <w:szCs w:val="18"/>
+        </w:rPr>
+      </w:pPr>
+      <w:r>
+        <w:rPr>
+          <w:rFonts w:ascii="华文楷体" w:eastAsia="华文楷体" w:hAnsi="华文楷体"/>
+          <w:b/>
+          <w:bCs/>
+          <w:i/>
+          <w:iCs/>
+          <w:color w:val="EE0000"/>
+          <w:sz w:val="17"/>
+          <w:szCs w:val="18"/>
+        </w:rPr>
+        <w:tab/>
+      </w:r>
+      <w:proofErr w:type="spellStart"/>
+      <w:r>
+        <w:rPr>
+          <w:rFonts w:ascii="华文楷体" w:eastAsia="华文楷体" w:hAnsi="华文楷体"/>
+          <w:b/>
+          <w:bCs/>
+          <w:i/>
+          <w:iCs/>
+          <w:color w:val="EE0000"/>
+          <w:sz w:val="17"/>
+          <w:szCs w:val="18"/>
+          <w:highlight w:val="yellow"/>
+        </w:rPr>
+        <w:t>xSemaphoreTake</w:t>
+      </w:r>
+      <w:proofErr w:type="spellEnd"/>
+      <w:r>
+        <w:rPr>
+          <w:rFonts w:ascii="华文楷体" w:eastAsia="华文楷体" w:hAnsi="华文楷体"/>
+          <w:b/>
+          <w:bCs/>
+          <w:i/>
+          <w:iCs/>
+          <w:color w:val="EE0000"/>
+          <w:sz w:val="17"/>
+          <w:szCs w:val="18"/>
+          <w:highlight w:val="yellow"/>
+        </w:rPr>
+        <w:t>(</w:t>
+      </w:r>
+      <w:proofErr w:type="spellStart"/>
+      <w:r>
+        <w:rPr>
+          <w:rFonts w:ascii="华文楷体" w:eastAsia="华文楷体" w:hAnsi="华文楷体"/>
+          <w:b/>
+          <w:bCs/>
+          <w:i/>
+          <w:iCs/>
+          <w:color w:val="EE0000"/>
+          <w:sz w:val="17"/>
+          <w:szCs w:val="18"/>
+          <w:highlight w:val="yellow"/>
+        </w:rPr>
+        <w:t>uart_mutex</w:t>
+      </w:r>
+      <w:proofErr w:type="spellEnd"/>
+      <w:r>
+        <w:rPr>
+          <w:rFonts w:ascii="华文楷体" w:eastAsia="华文楷体" w:hAnsi="华文楷体"/>
+          <w:b/>
+          <w:bCs/>
+          <w:i/>
+          <w:iCs/>
+          <w:color w:val="EE0000"/>
+          <w:sz w:val="17"/>
+          <w:szCs w:val="18"/>
+          <w:highlight w:val="yellow"/>
+        </w:rPr>
+        <w:t xml:space="preserve">, </w:t>
+      </w:r>
+      <w:proofErr w:type="spellStart"/>
+      <w:r>
+        <w:rPr>
+          <w:rFonts w:ascii="华文楷体" w:eastAsia="华文楷体" w:hAnsi="华文楷体"/>
+          <w:b/>
+          <w:bCs/>
+          <w:i/>
+          <w:iCs/>
+          <w:color w:val="EE0000"/>
+          <w:sz w:val="17"/>
+          <w:szCs w:val="18"/>
+          <w:highlight w:val="yellow"/>
+        </w:rPr>
+        <w:t>portMAX_DELAY</w:t>
+      </w:r>
+      <w:proofErr w:type="spellEnd"/>
+      <w:proofErr w:type="gramStart"/>
+      <w:r>
+        <w:rPr>
+          <w:rFonts w:ascii="华文楷体" w:eastAsia="华文楷体" w:hAnsi="华文楷体"/>
+          <w:b/>
+          <w:bCs/>
+          <w:i/>
+          <w:iCs/>
+          <w:color w:val="EE0000"/>
+          <w:sz w:val="17"/>
+          <w:szCs w:val="18"/>
+          <w:highlight w:val="yellow"/>
+        </w:rPr>
+        <w:t>)</w:t>
+      </w:r>
+      <w:r>
+        <w:rPr>
+          <w:rFonts w:ascii="华文楷体" w:eastAsia="华文楷体" w:hAnsi="华文楷体" w:hint="eastAsia"/>
+          <w:sz w:val="17"/>
+          <w:szCs w:val="18"/>
+        </w:rPr>
+        <w:t xml:space="preserve">  取</w:t>
+      </w:r>
+      <w:r>
+        <w:rPr>
+          <w:rFonts w:ascii="华文楷体" w:eastAsia="华文楷体" w:hAnsi="华文楷体" w:hint="eastAsia"/>
+          <w:sz w:val="17"/>
+          <w:szCs w:val="18"/>
+        </w:rPr>
+        <w:t>锁函数</w:t>
+      </w:r>
+      <w:proofErr w:type="gramEnd"/>
+    </w:p>
+    <w:p>
+      <w:pPr>
+        <w:widowControl/>
+        <w:jc w:val="left"/>
+        <w:rPr>
+          <w:rFonts w:ascii="华文楷体" w:eastAsia="华文楷体" w:hAnsi="华文楷体" w:hint="eastAsia"/>
+          <w:sz w:val="17"/>
+          <w:szCs w:val="18"/>
+        </w:rPr>
+      </w:pPr>
+      <w:r>
+        <w:rPr>
+          <w:rFonts w:ascii="华文楷体" w:eastAsia="华文楷体" w:hAnsi="华文楷体"/>
+          <w:b/>
+          <w:bCs/>
+          <w:i/>
+          <w:iCs/>
+          <w:color w:val="EE0000"/>
+          <w:sz w:val="17"/>
+          <w:szCs w:val="18"/>
+        </w:rPr>
+        <w:tab/>
+      </w:r>
+      <w:proofErr w:type="spellStart"/>
+      <w:r>
+        <w:rPr>
+          <w:rFonts w:ascii="华文楷体" w:eastAsia="华文楷体" w:hAnsi="华文楷体"/>
+          <w:b/>
+          <w:bCs/>
+          <w:i/>
+          <w:iCs/>
+          <w:color w:val="EE0000"/>
+          <w:sz w:val="17"/>
+          <w:szCs w:val="18"/>
+          <w:highlight w:val="yellow"/>
+        </w:rPr>
+        <w:t>xSemaphoreGive</w:t>
+      </w:r>
+      <w:proofErr w:type="spellEnd"/>
+      <w:proofErr w:type="gramStart"/>
+      <w:r>
+        <w:rPr>
+          <w:rFonts w:ascii="华文楷体" w:eastAsia="华文楷体" w:hAnsi="华文楷体"/>
+          <w:b/>
+          <w:bCs/>
+          <w:i/>
+          <w:iCs/>
+          <w:color w:val="EE0000"/>
+          <w:sz w:val="17"/>
+          <w:szCs w:val="18"/>
+          <w:highlight w:val="yellow"/>
+        </w:rPr>
+        <w:t>(</w:t>
+      </w:r>
+      <w:proofErr w:type="spellStart"/>
+      <w:r>
+        <w:rPr>
+          <w:rFonts w:ascii="华文楷体" w:eastAsia="华文楷体" w:hAnsi="华文楷体"/>
+          <w:b/>
+          <w:bCs/>
+          <w:i/>
+          <w:iCs/>
+          <w:color w:val="EE0000"/>
+          <w:sz w:val="17"/>
+          <w:szCs w:val="18"/>
+          <w:highlight w:val="yellow"/>
+        </w:rPr>
+        <w:t>uart_mutex</w:t>
+      </w:r>
+      <w:proofErr w:type="spellEnd"/>
+      <w:r>
+        <w:rPr>
+          <w:rFonts w:ascii="华文楷体" w:eastAsia="华文楷体" w:hAnsi="华文楷体"/>
+          <w:b/>
+          <w:bCs/>
+          <w:i/>
+          <w:iCs/>
+          <w:color w:val="EE0000"/>
+          <w:sz w:val="17"/>
+          <w:szCs w:val="18"/>
+          <w:highlight w:val="yellow"/>
+        </w:rPr>
+        <w:t>)</w:t>
+      </w:r>
+      <w:proofErr w:type="gramEnd"/>
+      <w:r>
+        <w:rPr>
+          <w:rFonts w:ascii="华文楷体" w:eastAsia="华文楷体" w:hAnsi="华文楷体"/>
+          <w:b/>
+          <w:bCs/>
+          <w:i/>
+          <w:iCs/>
+          <w:color w:val="EE0000"/>
+          <w:sz w:val="17"/>
+          <w:szCs w:val="18"/>
+          <w:highlight w:val="yellow"/>
+        </w:rPr>
+        <w:t>;</w:t>
+      </w:r>
+      <w:r>
+        <w:rPr>
+          <w:rFonts w:ascii="华文楷体" w:eastAsia="华文楷体" w:hAnsi="华文楷体"/>
+          <w:b/>
+          <w:bCs/>
+          <w:i/>
+          <w:iCs/>
+          <w:color w:val="EE0000"/>
+          <w:sz w:val="17"/>
+          <w:szCs w:val="18"/>
+        </w:rPr>
+        <w:tab/>
+      </w:r>
+      <w:r>
+        <w:rPr>
+          <w:rFonts w:ascii="华文楷体" w:eastAsia="华文楷体" w:hAnsi="华文楷体"/>
+          <w:sz w:val="17"/>
+          <w:szCs w:val="18"/>
+        </w:rPr>
+        <w:tab/>
+      </w:r>
+      <w:r>
+        <w:rPr>
+          <w:rFonts w:ascii="华文楷体" w:eastAsia="华文楷体" w:hAnsi="华文楷体"/>
+          <w:sz w:val="17"/>
+          <w:szCs w:val="18"/>
+        </w:rPr>
+        <w:tab/>
+      </w:r>
+      <w:proofErr w:type="gramStart"/>
+      <w:r>
+        <w:rPr>
+          <w:rFonts w:ascii="华文楷体" w:eastAsia="华文楷体" w:hAnsi="华文楷体"/>
+          <w:sz w:val="17"/>
+          <w:szCs w:val="18"/>
+        </w:rPr>
+        <w:tab/>
+      </w:r>
+      <w:r>
+        <w:rPr>
+          <w:rFonts w:ascii="华文楷体" w:eastAsia="华文楷体" w:hAnsi="华文楷体" w:hint="eastAsia"/>
+          <w:sz w:val="17"/>
+          <w:szCs w:val="18"/>
+        </w:rPr>
+        <w:t xml:space="preserve">  </w:t>
+      </w:r>
+      <w:r>
+        <w:rPr>
+          <w:rFonts w:ascii="华文楷体" w:eastAsia="华文楷体" w:hAnsi="华文楷体"/>
+          <w:sz w:val="17"/>
+          <w:szCs w:val="18"/>
+        </w:rPr>
+        <w:t>放锁</w:t>
+      </w:r>
+      <w:r>
+        <w:rPr>
+          <w:rFonts w:ascii="华文楷体" w:eastAsia="华文楷体" w:hAnsi="华文楷体" w:hint="eastAsia"/>
+          <w:sz w:val="17"/>
+          <w:szCs w:val="18"/>
+        </w:rPr>
+        <w:t>函数</w:t>
+      </w:r>
+      <w:proofErr w:type="gramEnd"/>
+    </w:p>
+    <w:p>
+      <w:pPr>
+        <w:widowControl/>
+        <w:jc w:val="left"/>
+        <w:rPr>
+          <w:rFonts w:ascii="华文楷体" w:eastAsia="华文楷体" w:hAnsi="华文楷体" w:hint="eastAsia"/>
+          <w:sz w:val="17"/>
+          <w:szCs w:val="18"/>
+        </w:rPr>
+      </w:pPr>
+      <w:r>
+        <w:rPr>
+          <w:rFonts w:ascii="Segoe UI Emoji" w:eastAsia="华文楷体" w:hAnsi="Segoe UI Emoji" w:cs="Segoe UI Emoji" w:hint="eastAsia"/>
+          <w:sz w:val="17"/>
+          <w:szCs w:val="18"/>
+        </w:rPr>
+        <w:t>⭐</w:t>
+      </w:r>
+      <w:r>
+        <w:rPr>
+          <w:rFonts w:ascii="华文楷体" w:eastAsia="华文楷体" w:hAnsi="华文楷体" w:hint="eastAsia"/>
+          <w:sz w:val="17"/>
+          <w:szCs w:val="18"/>
+        </w:rPr>
+        <w:t xml:space="preserve">注意互斥锁不可以在中断使用 </w:t>
+      </w:r>
+    </w:p>
+    <w:p>
+      <w:pPr>
+        <w:widowControl/>
+        <w:jc w:val="left"/>
+        <w:rPr>
+          <w:rFonts w:ascii="华文楷体" w:eastAsia="华文楷体" w:hAnsi="华文楷体" w:hint="eastAsia"/>
+          <w:sz w:val="17"/>
+          <w:szCs w:val="18"/>
+        </w:rPr>
+      </w:pPr>
+      <w:r>
+        <w:rPr>
+          <w:rFonts w:ascii="华文楷体" w:eastAsia="华文楷体" w:hAnsi="华文楷体" w:hint="eastAsia"/>
+          <w:sz w:val="17"/>
+          <w:szCs w:val="18"/>
+        </w:rPr>
+        <w:br w:type="page"/>
+      </w:r>
+    </w:p>
+    <w:p>
+      <w:pPr>
+        <w:widowControl/>
+        <w:jc w:val="left"/>
+        <w:rPr>
+          <w:rFonts w:ascii="华文楷体" w:eastAsia="华文楷体" w:hAnsi="华文楷体" w:hint="eastAsia"/>
+          <w:sz w:val="17"/>
+          <w:szCs w:val="18"/>
+        </w:rPr>
+      </w:pPr>
+      <w:r>
+        <w:rPr>
+          <w:rFonts w:ascii="华文楷体" w:eastAsia="华文楷体" w:hAnsi="华文楷体" w:hint="eastAsia"/>
+          <w:sz w:val="17"/>
+          <w:szCs w:val="18"/>
+        </w:rPr>
+        <w:lastRenderedPageBreak/>
+        <w:t>常用API</w:t>
+      </w:r>
+    </w:p>
+    <w:p>
+      <w:pPr>
+        <w:widowControl/>
+        <w:jc w:val="left"/>
+        <w:rPr>
+          <w:rFonts w:ascii="华文楷体" w:eastAsia="华文楷体" w:hAnsi="华文楷体" w:hint="eastAsia"/>
+          <w:sz w:val="17"/>
+          <w:szCs w:val="18"/>
+        </w:rPr>
+      </w:pPr>
+      <w:r>
+        <w:rPr>
+          <w:rFonts w:ascii="华文楷体" w:eastAsia="华文楷体" w:hAnsi="华文楷体" w:hint="eastAsia"/>
+          <w:sz w:val="17"/>
+          <w:szCs w:val="18"/>
+        </w:rPr>
+        <w:t>互斥锁：</w:t>
+      </w:r>
+    </w:p>
+    <w:p>
+      <w:pPr>
+        <w:widowControl/>
+        <w:jc w:val="left"/>
+        <w:rPr>
+          <w:rFonts w:ascii="华文楷体" w:eastAsia="华文楷体" w:hAnsi="华文楷体" w:hint="eastAsia"/>
+          <w:sz w:val="17"/>
+          <w:szCs w:val="18"/>
+        </w:rPr>
+      </w:pPr>
+      <w:r>
+        <w:rPr>
+          <w:rFonts w:ascii="华文楷体" w:eastAsia="华文楷体" w:hAnsi="华文楷体"/>
+          <w:sz w:val="17"/>
+          <w:szCs w:val="18"/>
+        </w:rPr>
+        <w:t></w:t>
+      </w:r>
+      <w:r>
+        <w:rPr>
+          <w:noProof/>
+        </w:rPr>
+        <w:t xml:space="preserve"> </w:t>
+      </w:r>
+      <w:r>
+        <w:rPr>
+          <w:rFonts w:ascii="华文楷体" w:eastAsia="华文楷体" w:hAnsi="华文楷体"/>
+          <w:noProof/>
+          <w:sz w:val="17"/>
+          <w:szCs w:val="18"/>
+          <w:u w:val="single"/>
+        </w:rPr>
+        <w:drawing>
+          <wp:inline distT="0" distB="0" distL="0" distR="0" wp14:anchorId="7E63B7CA" wp14:editId="7AE1DA72">
+            <wp:extent cx="2634559" cy="303672"/>
+            <wp:effectExtent l="0" t="0" r="0" b="1270"/>
+            <wp:docPr id="1310772329" name="图片 1"/>
+            <wp:cNvGraphicFramePr>
+              <a:graphicFrameLocks xmlns:a="http://schemas.openxmlformats.org/drawingml/2006/main" noChangeAspect="1"/>
+            </wp:cNvGraphicFramePr>
+            <a:graphic xmlns:a="http://schemas.openxmlformats.org/drawingml/2006/main">
+              <a:graphicData uri="http://schemas.openxmlformats.org/drawingml/2006/picture">
+                <pic:pic xmlns:pic="http://schemas.openxmlformats.org/drawingml/2006/picture">
+                  <pic:nvPicPr>
+                    <pic:cNvPr id="1310772329" name=""/>
+                    <pic:cNvPicPr/>
+                  </pic:nvPicPr>
+                  <pic:blipFill>
+                    <a:blip r:embed="rId46"/>
+                    <a:stretch>
+                      <a:fillRect/>
+                    </a:stretch>
+                  </pic:blipFill>
+                  <pic:spPr>
+                    <a:xfrm>
+                      <a:off x="0" y="0"/>
+                      <a:ext cx="2705681" cy="311870"/>
+                    </a:xfrm>
+                    <a:prstGeom prst="rect">
+                      <a:avLst/>
+                    </a:prstGeom>
+                  </pic:spPr>
+                </pic:pic>
+              </a:graphicData>
+            </a:graphic>
+          </wp:inline>
+        </w:drawing>
+      </w:r>
+      <w:r>
+        <w:rPr>
+          <w:noProof/>
+        </w:rPr>
+        <w:tab/>
+      </w:r>
+      <w:r>
+        <w:rPr>
+          <w:rFonts w:ascii="华文楷体" w:eastAsia="华文楷体" w:hAnsi="华文楷体" w:hint="eastAsia"/>
+          <w:noProof/>
+          <w:sz w:val="17"/>
+          <w:szCs w:val="18"/>
+          <w:u w:val="single"/>
+        </w:rPr>
+        <w:t>创建锁</w:t>
+      </w:r>
+    </w:p>
+    <w:p>
+      <w:pPr>
+        <w:widowControl/>
+        <w:jc w:val="left"/>
+        <w:rPr>
+          <w:rFonts w:ascii="华文楷体" w:eastAsia="华文楷体" w:hAnsi="华文楷体" w:hint="eastAsia"/>
+          <w:sz w:val="17"/>
+          <w:szCs w:val="18"/>
+          <w:u w:val="single"/>
+        </w:rPr>
+      </w:pPr>
+      <w:r>
+        <w:rPr>
+          <w:rFonts w:ascii="华文楷体" w:eastAsia="华文楷体" w:hAnsi="华文楷体" w:hint="eastAsia"/>
+          <w:sz w:val="17"/>
+          <w:szCs w:val="18"/>
+        </w:rPr>
+        <w:t xml:space="preserve">   </w:t>
+      </w:r>
+      <w:r>
+        <w:rPr>
+          <w:rFonts w:ascii="华文楷体" w:eastAsia="华文楷体" w:hAnsi="华文楷体"/>
+          <w:noProof/>
+          <w:sz w:val="17"/>
+          <w:szCs w:val="18"/>
+          <w:u w:val="single"/>
+        </w:rPr>
+        <w:drawing>
+          <wp:inline distT="0" distB="0" distL="0" distR="0" wp14:anchorId="7AB435D3" wp14:editId="6ED6A29E">
+            <wp:extent cx="2647560" cy="1134074"/>
+            <wp:effectExtent l="0" t="0" r="635" b="9525"/>
+            <wp:docPr id="443710882" name="图片 1"/>
+            <wp:cNvGraphicFramePr>
+              <a:graphicFrameLocks xmlns:a="http://schemas.openxmlformats.org/drawingml/2006/main" noChangeAspect="1"/>
+            </wp:cNvGraphicFramePr>
+            <a:graphic xmlns:a="http://schemas.openxmlformats.org/drawingml/2006/main">
+              <a:graphicData uri="http://schemas.openxmlformats.org/drawingml/2006/picture">
+                <pic:pic xmlns:pic="http://schemas.openxmlformats.org/drawingml/2006/picture">
+                  <pic:nvPicPr>
+                    <pic:cNvPr id="443710882" name=""/>
+                    <pic:cNvPicPr/>
+                  </pic:nvPicPr>
+                  <pic:blipFill>
+                    <a:blip r:embed="rId47"/>
+                    <a:stretch>
+                      <a:fillRect/>
+                    </a:stretch>
+                  </pic:blipFill>
+                  <pic:spPr>
+                    <a:xfrm>
+                      <a:off x="0" y="0"/>
+                      <a:ext cx="2685049" cy="1150132"/>
+                    </a:xfrm>
+                    <a:prstGeom prst="rect">
+                      <a:avLst/>
+                    </a:prstGeom>
+                  </pic:spPr>
+                </pic:pic>
+              </a:graphicData>
+            </a:graphic>
+          </wp:inline>
+        </w:drawing>
+      </w:r>
+      <w:r>
+        <w:rPr>
+          <w:rFonts w:ascii="华文楷体" w:eastAsia="华文楷体" w:hAnsi="华文楷体"/>
+          <w:sz w:val="17"/>
+          <w:szCs w:val="18"/>
+        </w:rPr>
+        <w:tab/>
+      </w:r>
+      <w:r>
+        <w:rPr>
+          <w:rFonts w:ascii="华文楷体" w:eastAsia="华文楷体" w:hAnsi="华文楷体" w:hint="eastAsia"/>
+          <w:sz w:val="17"/>
+          <w:szCs w:val="18"/>
+          <w:u w:val="single"/>
+        </w:rPr>
+        <w:t>使用示例</w:t>
+      </w:r>
+    </w:p>
+    <w:p>
+      <w:pPr>
+        <w:widowControl/>
+        <w:jc w:val="left"/>
+        <w:rPr>
+          <w:rFonts w:ascii="华文楷体" w:eastAsia="华文楷体" w:hAnsi="华文楷体" w:hint="eastAsia"/>
+          <w:sz w:val="17"/>
+          <w:szCs w:val="18"/>
+        </w:rPr>
+      </w:pPr>
+      <w:r>
+        <w:rPr>
+          <w:rFonts w:ascii="华文楷体" w:eastAsia="华文楷体" w:hAnsi="华文楷体" w:hint="eastAsia"/>
+          <w:sz w:val="17"/>
+          <w:szCs w:val="18"/>
+        </w:rPr>
+        <w:t>消息队列：</w:t>
+      </w:r>
+    </w:p>
+    <w:p>
+      <w:pPr>
+        <w:widowControl/>
+        <w:jc w:val="left"/>
+        <w:rPr>
+          <w:rFonts w:ascii="华文楷体" w:eastAsia="华文楷体" w:hAnsi="华文楷体" w:hint="eastAsia"/>
+          <w:sz w:val="17"/>
+          <w:szCs w:val="18"/>
+        </w:rPr>
+      </w:pPr>
+      <w:r>
+        <w:rPr>
+          <w:rFonts w:ascii="华文楷体" w:eastAsia="华文楷体" w:hAnsi="华文楷体"/>
+          <w:sz w:val="17"/>
+          <w:szCs w:val="18"/>
+        </w:rPr>
+        <w:t xml:space="preserve"> </w:t>
+      </w:r>
+      <w:r>
+        <w:rPr>
+          <w:rFonts w:ascii="华文楷体" w:eastAsia="华文楷体" w:hAnsi="华文楷体"/>
+          <w:noProof/>
+          <w:sz w:val="17"/>
+          <w:szCs w:val="18"/>
+        </w:rPr>
+        <w:drawing>
+          <wp:inline distT="0" distB="0" distL="0" distR="0" wp14:anchorId="5C06C2B5" wp14:editId="31DCFE15">
+            <wp:extent cx="2399169" cy="272835"/>
+            <wp:effectExtent l="0" t="0" r="1270" b="0"/>
+            <wp:docPr id="1303486091" name="图片 1"/>
+            <wp:cNvGraphicFramePr>
+              <a:graphicFrameLocks xmlns:a="http://schemas.openxmlformats.org/drawingml/2006/main" noChangeAspect="1"/>
+            </wp:cNvGraphicFramePr>
+            <a:graphic xmlns:a="http://schemas.openxmlformats.org/drawingml/2006/main">
+              <a:graphicData uri="http://schemas.openxmlformats.org/drawingml/2006/picture">
+                <pic:pic xmlns:pic="http://schemas.openxmlformats.org/drawingml/2006/picture">
+                  <pic:nvPicPr>
+                    <pic:cNvPr id="1303486091" name=""/>
+                    <pic:cNvPicPr/>
+                  </pic:nvPicPr>
+                  <pic:blipFill>
+                    <a:blip r:embed="rId48"/>
+                    <a:stretch>
+                      <a:fillRect/>
+                    </a:stretch>
+                  </pic:blipFill>
+                  <pic:spPr>
+                    <a:xfrm>
+                      <a:off x="0" y="0"/>
+                      <a:ext cx="2561492" cy="291294"/>
+                    </a:xfrm>
+                    <a:prstGeom prst="rect">
+                      <a:avLst/>
+                    </a:prstGeom>
+                  </pic:spPr>
+                </pic:pic>
+              </a:graphicData>
+            </a:graphic>
+          </wp:inline>
+        </w:drawing>
+      </w:r>
+      <w:r>
+        <w:rPr>
+          <w:rFonts w:ascii="华文楷体" w:eastAsia="华文楷体" w:hAnsi="华文楷体" w:hint="eastAsia"/>
+          <w:sz w:val="17"/>
+          <w:szCs w:val="18"/>
+        </w:rPr>
+        <w:t xml:space="preserve"> </w:t>
+      </w:r>
+      <w:r>
+        <w:rPr>
+          <w:rFonts w:ascii="华文楷体" w:eastAsia="华文楷体" w:hAnsi="华文楷体"/>
+          <w:sz w:val="17"/>
+          <w:szCs w:val="18"/>
+        </w:rPr>
+        <w:tab/>
+      </w:r>
+      <w:r>
+        <w:rPr>
+          <w:rFonts w:ascii="华文楷体" w:eastAsia="华文楷体" w:hAnsi="华文楷体"/>
+          <w:noProof/>
+          <w:sz w:val="17"/>
+          <w:szCs w:val="18"/>
+        </w:rPr>
+        <w:drawing>
+          <wp:inline distT="0" distB="0" distL="0" distR="0" wp14:anchorId="70741C51" wp14:editId="500C1847">
+            <wp:extent cx="1783532" cy="434071"/>
+            <wp:effectExtent l="0" t="0" r="7620" b="4445"/>
+            <wp:docPr id="799314950" name="图片 1"/>
+            <wp:cNvGraphicFramePr>
+              <a:graphicFrameLocks xmlns:a="http://schemas.openxmlformats.org/drawingml/2006/main" noChangeAspect="1"/>
+            </wp:cNvGraphicFramePr>
+            <a:graphic xmlns:a="http://schemas.openxmlformats.org/drawingml/2006/main">
+              <a:graphicData uri="http://schemas.openxmlformats.org/drawingml/2006/picture">
+                <pic:pic xmlns:pic="http://schemas.openxmlformats.org/drawingml/2006/picture">
+                  <pic:nvPicPr>
+                    <pic:cNvPr id="799314950" name=""/>
+                    <pic:cNvPicPr/>
+                  </pic:nvPicPr>
+                  <pic:blipFill>
+                    <a:blip r:embed="rId49"/>
+                    <a:stretch>
+                      <a:fillRect/>
+                    </a:stretch>
+                  </pic:blipFill>
+                  <pic:spPr>
+                    <a:xfrm>
+                      <a:off x="0" y="0"/>
+                      <a:ext cx="1806211" cy="439591"/>
+                    </a:xfrm>
+                    <a:prstGeom prst="rect">
+                      <a:avLst/>
+                    </a:prstGeom>
+                  </pic:spPr>
+                </pic:pic>
+              </a:graphicData>
+            </a:graphic>
+          </wp:inline>
+        </w:drawing>
+      </w:r>
+      <w:r>
+        <w:rPr>
+          <w:noProof/>
+        </w:rPr>
+        <w:t xml:space="preserve"> </w:t>
+      </w:r>
+      <w:r>
+        <w:rPr>
+          <w:rFonts w:ascii="华文楷体" w:eastAsia="华文楷体" w:hAnsi="华文楷体"/>
+          <w:noProof/>
+          <w:sz w:val="17"/>
+          <w:szCs w:val="18"/>
+        </w:rPr>
+        <w:drawing>
+          <wp:inline distT="0" distB="0" distL="0" distR="0" wp14:anchorId="288B0ED7" wp14:editId="7F403F1C">
+            <wp:extent cx="2132091" cy="180748"/>
+            <wp:effectExtent l="0" t="0" r="1905" b="0"/>
+            <wp:docPr id="1838975110" name="图片 1"/>
+            <wp:cNvGraphicFramePr>
+              <a:graphicFrameLocks xmlns:a="http://schemas.openxmlformats.org/drawingml/2006/main" noChangeAspect="1"/>
+            </wp:cNvGraphicFramePr>
+            <a:graphic xmlns:a="http://schemas.openxmlformats.org/drawingml/2006/main">
+              <a:graphicData uri="http://schemas.openxmlformats.org/drawingml/2006/picture">
+                <pic:pic xmlns:pic="http://schemas.openxmlformats.org/drawingml/2006/picture">
+                  <pic:nvPicPr>
+                    <pic:cNvPr id="1838975110" name=""/>
+                    <pic:cNvPicPr/>
+                  </pic:nvPicPr>
+                  <pic:blipFill>
+                    <a:blip r:embed="rId50"/>
+                    <a:stretch>
+                      <a:fillRect/>
+                    </a:stretch>
+                  </pic:blipFill>
+                  <pic:spPr>
+                    <a:xfrm>
+                      <a:off x="0" y="0"/>
+                      <a:ext cx="2224899" cy="188616"/>
+                    </a:xfrm>
+                    <a:prstGeom prst="rect">
+                      <a:avLst/>
+                    </a:prstGeom>
+                  </pic:spPr>
+                </pic:pic>
+              </a:graphicData>
+            </a:graphic>
+          </wp:inline>
+        </w:drawing>
+      </w:r>
+    </w:p>
+    <w:p>
+      <w:pPr>
+        <w:widowControl/>
+        <w:jc w:val="left"/>
+        <w:rPr>
+          <w:rFonts w:ascii="华文楷体" w:eastAsia="华文楷体" w:hAnsi="华文楷体" w:hint="eastAsia"/>
+          <w:sz w:val="17"/>
+          <w:szCs w:val="18"/>
+        </w:rPr>
+      </w:pPr>
+      <w:r>
+        <w:rPr>
+          <w:rFonts w:ascii="华文楷体" w:eastAsia="华文楷体" w:hAnsi="华文楷体" w:hint="eastAsia"/>
+          <w:sz w:val="17"/>
+          <w:szCs w:val="18"/>
+        </w:rPr>
+        <w:t xml:space="preserve">   </w:t>
+      </w:r>
+      <w:r>
+        <w:rPr>
+          <w:rFonts w:ascii="华文楷体" w:eastAsia="华文楷体" w:hAnsi="华文楷体"/>
+          <w:noProof/>
+          <w:sz w:val="17"/>
+          <w:szCs w:val="18"/>
+        </w:rPr>
+        <w:drawing>
+          <wp:inline distT="0" distB="0" distL="0" distR="0" wp14:anchorId="3BB49029" wp14:editId="3EEDBCB5">
+            <wp:extent cx="2453489" cy="185649"/>
+            <wp:effectExtent l="0" t="0" r="4445" b="5080"/>
+            <wp:docPr id="1872076026" name="图片 1"/>
+            <wp:cNvGraphicFramePr>
+              <a:graphicFrameLocks xmlns:a="http://schemas.openxmlformats.org/drawingml/2006/main" noChangeAspect="1"/>
+            </wp:cNvGraphicFramePr>
+            <a:graphic xmlns:a="http://schemas.openxmlformats.org/drawingml/2006/main">
+              <a:graphicData uri="http://schemas.openxmlformats.org/drawingml/2006/picture">
+                <pic:pic xmlns:pic="http://schemas.openxmlformats.org/drawingml/2006/picture">
+                  <pic:nvPicPr>
+                    <pic:cNvPr id="1872076026" name=""/>
+                    <pic:cNvPicPr/>
+                  </pic:nvPicPr>
+                  <pic:blipFill>
+                    <a:blip r:embed="rId51"/>
+                    <a:stretch>
+                      <a:fillRect/>
+                    </a:stretch>
+                  </pic:blipFill>
+                  <pic:spPr>
+                    <a:xfrm>
+                      <a:off x="0" y="0"/>
+                      <a:ext cx="2689867" cy="203535"/>
+                    </a:xfrm>
+                    <a:prstGeom prst="rect">
+                      <a:avLst/>
+                    </a:prstGeom>
+                  </pic:spPr>
+                </pic:pic>
+              </a:graphicData>
+            </a:graphic>
+          </wp:inline>
+        </w:drawing>
+      </w:r>
+      <w:r>
+        <w:rPr>
+          <w:rFonts w:ascii="华文楷体" w:eastAsia="华文楷体" w:hAnsi="华文楷体" w:hint="eastAsia"/>
+          <w:sz w:val="17"/>
+          <w:szCs w:val="18"/>
+        </w:rPr>
+        <w:t xml:space="preserve"> </w:t>
+      </w:r>
+      <w:r>
+        <w:rPr>
+          <w:rFonts w:ascii="华文楷体" w:eastAsia="华文楷体" w:hAnsi="华文楷体"/>
+          <w:noProof/>
+          <w:sz w:val="17"/>
+          <w:szCs w:val="18"/>
+        </w:rPr>
+        <w:drawing>
+          <wp:inline distT="0" distB="0" distL="0" distR="0" wp14:anchorId="10153D6D" wp14:editId="350925A8">
+            <wp:extent cx="1987236" cy="430011"/>
+            <wp:effectExtent l="0" t="0" r="0" b="8255"/>
+            <wp:docPr id="625469539" name="图片 1"/>
+            <wp:cNvGraphicFramePr>
+              <a:graphicFrameLocks xmlns:a="http://schemas.openxmlformats.org/drawingml/2006/main" noChangeAspect="1"/>
+            </wp:cNvGraphicFramePr>
+            <a:graphic xmlns:a="http://schemas.openxmlformats.org/drawingml/2006/main">
+              <a:graphicData uri="http://schemas.openxmlformats.org/drawingml/2006/picture">
+                <pic:pic xmlns:pic="http://schemas.openxmlformats.org/drawingml/2006/picture">
+                  <pic:nvPicPr>
+                    <pic:cNvPr id="625469539" name=""/>
+                    <pic:cNvPicPr/>
+                  </pic:nvPicPr>
+                  <pic:blipFill>
+                    <a:blip r:embed="rId52"/>
+                    <a:stretch>
+                      <a:fillRect/>
+                    </a:stretch>
+                  </pic:blipFill>
+                  <pic:spPr>
+                    <a:xfrm>
+                      <a:off x="0" y="0"/>
+                      <a:ext cx="2021869" cy="437505"/>
+                    </a:xfrm>
+                    <a:prstGeom prst="rect">
+                      <a:avLst/>
+                    </a:prstGeom>
+                  </pic:spPr>
+                </pic:pic>
+              </a:graphicData>
+            </a:graphic>
+          </wp:inline>
+        </w:drawing>
+      </w:r>
+    </w:p>
+    <w:p>
+      <w:pPr>
+        <w:widowControl/>
+        <w:jc w:val="left"/>
+        <w:rPr>
+          <w:rFonts w:ascii="华文楷体" w:eastAsia="华文楷体" w:hAnsi="华文楷体" w:hint="eastAsia"/>
+          <w:sz w:val="17"/>
+          <w:szCs w:val="18"/>
+        </w:rPr>
+      </w:pPr>
+    </w:p>
+    <w:p>
+      <w:pPr>
+        <w:widowControl/>
+        <w:jc w:val="left"/>
+        <w:rPr>
+          <w:rFonts w:ascii="华文楷体" w:eastAsia="华文楷体" w:hAnsi="华文楷体" w:hint="eastAsia"/>
+          <w:sz w:val="17"/>
+          <w:szCs w:val="18"/>
+        </w:rPr>
+      </w:pPr>
+      <w:r>
+        <w:rPr>
+          <w:rFonts w:ascii="华文楷体" w:eastAsia="华文楷体" w:hAnsi="华文楷体" w:hint="eastAsia"/>
+          <w:sz w:val="17"/>
+          <w:szCs w:val="18"/>
+        </w:rPr>
+        <w:br w:type="page"/>
+      </w:r>
+    </w:p>
+    <w:p>
+      <w:pPr>
+        <w:widowControl/>
+        <w:jc w:val="left"/>
+        <w:rPr>
+          <w:rFonts w:ascii="华文楷体" w:eastAsia="华文楷体" w:hAnsi="华文楷体" w:hint="eastAsia"/>
+          <w:b/>
+          <w:bCs/>
+          <w:i/>
+          <w:iCs/>
+          <w:color w:val="EE0000"/>
+          <w:sz w:val="17"/>
+          <w:szCs w:val="18"/>
+        </w:rPr>
+      </w:pPr>
+      <w:r>
+        <w:rPr>
+          <w:rFonts w:ascii="华文楷体" w:eastAsia="华文楷体" w:hAnsi="华文楷体" w:hint="eastAsia"/>
+          <w:b/>
+          <w:bCs/>
+          <w:i/>
+          <w:iCs/>
+          <w:color w:val="EE0000"/>
+          <w:sz w:val="17"/>
+          <w:szCs w:val="18"/>
+          <w:highlight w:val="yellow"/>
+        </w:rPr>
+        <w:lastRenderedPageBreak/>
+        <w:t>在</w:t>
+      </w:r>
+      <w:proofErr w:type="spellStart"/>
+      <w:r>
+        <w:rPr>
+          <w:rFonts w:ascii="华文楷体" w:eastAsia="华文楷体" w:hAnsi="华文楷体" w:hint="eastAsia"/>
+          <w:b/>
+          <w:bCs/>
+          <w:i/>
+          <w:iCs/>
+          <w:color w:val="EE0000"/>
+          <w:sz w:val="17"/>
+          <w:szCs w:val="18"/>
+          <w:highlight w:val="yellow"/>
+        </w:rPr>
+        <w:t>Frtos</w:t>
+      </w:r>
+      <w:proofErr w:type="spellEnd"/>
+      <w:r>
+        <w:rPr>
+          <w:rFonts w:ascii="华文楷体" w:eastAsia="华文楷体" w:hAnsi="华文楷体" w:hint="eastAsia"/>
+          <w:b/>
+          <w:bCs/>
+          <w:i/>
+          <w:iCs/>
+          <w:color w:val="EE0000"/>
+          <w:sz w:val="17"/>
+          <w:szCs w:val="18"/>
+          <w:highlight w:val="yellow"/>
+        </w:rPr>
+        <w:t>系统中永远不要调用</w:t>
+      </w:r>
+      <w:proofErr w:type="spellStart"/>
+      <w:r>
+        <w:rPr>
+          <w:rFonts w:ascii="华文楷体" w:eastAsia="华文楷体" w:hAnsi="华文楷体"/>
+          <w:b/>
+          <w:bCs/>
+          <w:i/>
+          <w:iCs/>
+          <w:color w:val="EE0000"/>
+          <w:sz w:val="17"/>
+          <w:szCs w:val="18"/>
+          <w:highlight w:val="yellow"/>
+        </w:rPr>
+        <w:t>portmacro.h</w:t>
+      </w:r>
+      <w:proofErr w:type="spellEnd"/>
+    </w:p>
+    <w:p>
+      <w:pPr>
+        <w:widowControl/>
+        <w:spacing w:line="240" w:lineRule="exact"/>
+        <w:jc w:val="left"/>
+        <w:rPr>
+          <w:rFonts w:ascii="华文楷体" w:eastAsia="华文楷体" w:hAnsi="华文楷体" w:hint="eastAsia"/>
+          <w:sz w:val="15"/>
+          <w:szCs w:val="16"/>
+        </w:rPr>
+      </w:pPr>
+      <w:r>
+        <w:rPr>
+          <w:rFonts w:ascii="华文楷体" w:eastAsia="华文楷体" w:hAnsi="华文楷体"/>
+          <w:sz w:val="17"/>
+          <w:szCs w:val="18"/>
+        </w:rPr>
+        <w:tab/>
+      </w:r>
+      <w:proofErr w:type="spellStart"/>
+      <w:r>
+        <w:rPr>
+          <w:rFonts w:ascii="华文楷体" w:eastAsia="华文楷体" w:hAnsi="华文楷体"/>
+          <w:sz w:val="15"/>
+          <w:szCs w:val="16"/>
+        </w:rPr>
+        <w:t>portmacro.h</w:t>
+      </w:r>
+      <w:proofErr w:type="spellEnd"/>
+      <w:r>
+        <w:rPr>
+          <w:rFonts w:ascii="华文楷体" w:eastAsia="华文楷体" w:hAnsi="华文楷体"/>
+          <w:sz w:val="15"/>
+          <w:szCs w:val="16"/>
+        </w:rPr>
+        <w:t xml:space="preserve"> 是底层的芯片架构实现文件，它</w:t>
+      </w:r>
+      <w:r>
+        <w:rPr>
+          <w:rFonts w:ascii="华文楷体" w:eastAsia="华文楷体" w:hAnsi="华文楷体"/>
+          <w:b/>
+          <w:bCs/>
+          <w:sz w:val="15"/>
+          <w:szCs w:val="16"/>
+        </w:rPr>
+        <w:t xml:space="preserve">必须且只能由 </w:t>
+      </w:r>
+      <w:proofErr w:type="spellStart"/>
+      <w:r>
+        <w:rPr>
+          <w:rFonts w:ascii="华文楷体" w:eastAsia="华文楷体" w:hAnsi="华文楷体"/>
+          <w:b/>
+          <w:bCs/>
+          <w:sz w:val="15"/>
+          <w:szCs w:val="16"/>
+        </w:rPr>
+        <w:t>FreeRTOS.h</w:t>
+      </w:r>
+      <w:proofErr w:type="spellEnd"/>
+      <w:r>
+        <w:rPr>
+          <w:rFonts w:ascii="华文楷体" w:eastAsia="华文楷体" w:hAnsi="华文楷体"/>
+          <w:b/>
+          <w:bCs/>
+          <w:sz w:val="15"/>
+          <w:szCs w:val="16"/>
+        </w:rPr>
+        <w:t xml:space="preserve"> 内部去调用</w:t>
+      </w:r>
+      <w:r>
+        <w:rPr>
+          <w:rFonts w:ascii="华文楷体" w:eastAsia="华文楷体" w:hAnsi="华文楷体"/>
+          <w:sz w:val="15"/>
+          <w:szCs w:val="16"/>
+        </w:rPr>
+        <w:t xml:space="preserve">。 如果你在第 6 行直接包含了 </w:t>
+      </w:r>
+      <w:proofErr w:type="spellStart"/>
+      <w:r>
+        <w:rPr>
+          <w:rFonts w:ascii="华文楷体" w:eastAsia="华文楷体" w:hAnsi="华文楷体"/>
+          <w:sz w:val="15"/>
+          <w:szCs w:val="16"/>
+        </w:rPr>
+        <w:t>portmacro.h</w:t>
+      </w:r>
+      <w:proofErr w:type="spellEnd"/>
+      <w:r>
+        <w:rPr>
+          <w:rFonts w:ascii="华文楷体" w:eastAsia="华文楷体" w:hAnsi="华文楷体"/>
+          <w:sz w:val="15"/>
+          <w:szCs w:val="16"/>
+        </w:rPr>
+        <w:t xml:space="preserve">，而 </w:t>
+      </w:r>
+      <w:proofErr w:type="spellStart"/>
+      <w:r>
+        <w:rPr>
+          <w:rFonts w:ascii="华文楷体" w:eastAsia="华文楷体" w:hAnsi="华文楷体"/>
+          <w:sz w:val="15"/>
+          <w:szCs w:val="16"/>
+        </w:rPr>
+        <w:t>FreeRTOS.h</w:t>
+      </w:r>
+      <w:proofErr w:type="spellEnd"/>
+      <w:r>
+        <w:rPr>
+          <w:rFonts w:ascii="华文楷体" w:eastAsia="华文楷体" w:hAnsi="华文楷体"/>
+          <w:sz w:val="15"/>
+          <w:szCs w:val="16"/>
+        </w:rPr>
+        <w:t xml:space="preserve"> 在第 9 行，就会导致芯片底层宏在解析时，</w:t>
+      </w:r>
+      <w:r>
+        <w:rPr>
+          <w:rFonts w:ascii="华文楷体" w:eastAsia="华文楷体" w:hAnsi="华文楷体"/>
+          <w:b/>
+          <w:bCs/>
+          <w:sz w:val="15"/>
+          <w:szCs w:val="16"/>
+        </w:rPr>
+        <w:t xml:space="preserve">内核基础宏（如 </w:t>
+      </w:r>
+      <w:proofErr w:type="spellStart"/>
+      <w:r>
+        <w:rPr>
+          <w:rFonts w:ascii="华文楷体" w:eastAsia="华文楷体" w:hAnsi="华文楷体"/>
+          <w:b/>
+          <w:bCs/>
+          <w:sz w:val="15"/>
+          <w:szCs w:val="16"/>
+        </w:rPr>
+        <w:t>pdFALSE</w:t>
+      </w:r>
+      <w:proofErr w:type="spellEnd"/>
+      <w:r>
+        <w:rPr>
+          <w:rFonts w:ascii="华文楷体" w:eastAsia="华文楷体" w:hAnsi="华文楷体"/>
+          <w:b/>
+          <w:bCs/>
+          <w:sz w:val="15"/>
+          <w:szCs w:val="16"/>
+        </w:rPr>
+        <w:t>、</w:t>
+      </w:r>
+      <w:proofErr w:type="spellStart"/>
+      <w:r>
+        <w:rPr>
+          <w:rFonts w:ascii="华文楷体" w:eastAsia="华文楷体" w:hAnsi="华文楷体"/>
+          <w:b/>
+          <w:bCs/>
+          <w:sz w:val="15"/>
+          <w:szCs w:val="16"/>
+        </w:rPr>
+        <w:t>pdTRUE</w:t>
+      </w:r>
+      <w:proofErr w:type="spellEnd"/>
+      <w:r>
+        <w:rPr>
+          <w:rFonts w:ascii="华文楷体" w:eastAsia="华文楷体" w:hAnsi="华文楷体"/>
+          <w:b/>
+          <w:bCs/>
+          <w:sz w:val="15"/>
+          <w:szCs w:val="16"/>
+        </w:rPr>
+        <w:t>、中断优先级配置）根本还没被加载</w:t>
+      </w:r>
+      <w:r>
+        <w:rPr>
+          <w:rFonts w:ascii="华文楷体" w:eastAsia="华文楷体" w:hAnsi="华文楷体"/>
+          <w:sz w:val="15"/>
+          <w:szCs w:val="16"/>
+        </w:rPr>
+        <w:t>，直接引发大面积报错</w:t>
+      </w:r>
+    </w:p>
+    <w:p>
+      <w:pPr>
+        <w:widowControl/>
+        <w:jc w:val="left"/>
+        <w:rPr>
+          <w:rFonts w:ascii="华文楷体" w:eastAsia="华文楷体" w:hAnsi="华文楷体" w:hint="eastAsia"/>
+          <w:sz w:val="17"/>
+          <w:szCs w:val="18"/>
+        </w:rPr>
+      </w:pPr>
+    </w:p>
+    <w:p>
+      <w:pPr>
+        <w:widowControl/>
+        <w:jc w:val="center"/>
+        <w:rPr>
+          <w:rFonts w:ascii="华文楷体" w:eastAsia="华文楷体" w:hAnsi="华文楷体" w:hint="eastAsia"/>
+          <w:b/>
+          <w:bCs/>
+          <w:i/>
+          <w:iCs/>
+          <w:sz w:val="17"/>
+          <w:szCs w:val="18"/>
+          <w:u w:val="dash"/>
+        </w:rPr>
+      </w:pPr>
+      <w:proofErr w:type="spellStart"/>
+      <w:r>
+        <w:rPr>
+          <w:rFonts w:ascii="华文楷体" w:eastAsia="华文楷体" w:hAnsi="华文楷体" w:hint="eastAsia"/>
+          <w:b/>
+          <w:bCs/>
+          <w:i/>
+          <w:iCs/>
+          <w:sz w:val="17"/>
+          <w:szCs w:val="18"/>
+          <w:u w:val="dash"/>
+        </w:rPr>
+        <w:t>Frtos</w:t>
+      </w:r>
+      <w:proofErr w:type="spellEnd"/>
+      <w:r>
+        <w:rPr>
+          <w:rFonts w:ascii="华文楷体" w:eastAsia="华文楷体" w:hAnsi="华文楷体" w:hint="eastAsia"/>
+          <w:b/>
+          <w:bCs/>
+          <w:i/>
+          <w:iCs/>
+          <w:sz w:val="17"/>
+          <w:szCs w:val="18"/>
+          <w:u w:val="dash"/>
+        </w:rPr>
+        <w:t xml:space="preserve">头文件包含顺序也要注意 </w:t>
+      </w:r>
+      <w:r>
+        <w:rPr>
+          <w:rFonts w:ascii="华文楷体" w:eastAsia="华文楷体" w:hAnsi="华文楷体"/>
+          <w:b/>
+          <w:bCs/>
+          <w:i/>
+          <w:iCs/>
+          <w:sz w:val="17"/>
+          <w:szCs w:val="18"/>
+          <w:u w:val="dash"/>
+        </w:rPr>
+        <w:t>#include "</w:t>
+      </w:r>
+      <w:proofErr w:type="spellStart"/>
+      <w:r>
+        <w:rPr>
+          <w:rFonts w:ascii="华文楷体" w:eastAsia="华文楷体" w:hAnsi="华文楷体"/>
+          <w:b/>
+          <w:bCs/>
+          <w:i/>
+          <w:iCs/>
+          <w:sz w:val="17"/>
+          <w:szCs w:val="18"/>
+          <w:u w:val="dash"/>
+        </w:rPr>
+        <w:t>FreeRTOS.h</w:t>
+      </w:r>
+      <w:proofErr w:type="spellEnd"/>
+      <w:r>
+        <w:rPr>
+          <w:rFonts w:ascii="华文楷体" w:eastAsia="华文楷体" w:hAnsi="华文楷体"/>
+          <w:b/>
+          <w:bCs/>
+          <w:i/>
+          <w:iCs/>
+          <w:sz w:val="17"/>
+          <w:szCs w:val="18"/>
+          <w:u w:val="dash"/>
+        </w:rPr>
+        <w:t>"</w:t>
+      </w:r>
+      <w:r>
+        <w:rPr>
+          <w:rFonts w:ascii="华文楷体" w:eastAsia="华文楷体" w:hAnsi="华文楷体" w:hint="eastAsia"/>
+          <w:b/>
+          <w:bCs/>
+          <w:i/>
+          <w:iCs/>
+          <w:sz w:val="17"/>
+          <w:szCs w:val="18"/>
+          <w:u w:val="dash"/>
+        </w:rPr>
+        <w:t xml:space="preserve"> 永远要在第一位</w:t>
+      </w:r>
+      <w:r>
+        <w:rPr>
+          <w:rFonts w:ascii="华文楷体" w:eastAsia="华文楷体" w:hAnsi="华文楷体" w:hint="eastAsia"/>
+          <w:b/>
+          <w:bCs/>
+          <w:i/>
+          <w:iCs/>
+          <w:sz w:val="17"/>
+          <w:szCs w:val="18"/>
+          <w:u w:val="dash"/>
+        </w:rPr>
+        <w:t xml:space="preserve"> 然后再包含其他基于</w:t>
+      </w:r>
+      <w:proofErr w:type="spellStart"/>
+      <w:r>
+        <w:rPr>
+          <w:rFonts w:ascii="华文楷体" w:eastAsia="华文楷体" w:hAnsi="华文楷体" w:hint="eastAsia"/>
+          <w:b/>
+          <w:bCs/>
+          <w:i/>
+          <w:iCs/>
+          <w:sz w:val="17"/>
+          <w:szCs w:val="18"/>
+          <w:u w:val="dash"/>
+        </w:rPr>
+        <w:t>frtos</w:t>
+      </w:r>
+      <w:proofErr w:type="spellEnd"/>
+      <w:r>
+        <w:rPr>
+          <w:rFonts w:ascii="华文楷体" w:eastAsia="华文楷体" w:hAnsi="华文楷体" w:hint="eastAsia"/>
+          <w:b/>
+          <w:bCs/>
+          <w:i/>
+          <w:iCs/>
+          <w:sz w:val="17"/>
+          <w:szCs w:val="18"/>
+          <w:u w:val="dash"/>
+        </w:rPr>
+        <w:t>的文件</w:t>
+      </w:r>
+    </w:p>
+    <w:p>
+      <w:pPr>
+        <w:widowControl/>
+        <w:jc w:val="left"/>
+        <w:rPr>
+          <w:rFonts w:ascii="华文楷体" w:eastAsia="华文楷体" w:hAnsi="华文楷体" w:hint="eastAsia"/>
+          <w:sz w:val="17"/>
+          <w:szCs w:val="18"/>
+        </w:rPr>
+      </w:pPr>
+    </w:p>
+    <w:p>
+      <w:pPr>
+        <w:widowControl/>
+        <w:jc w:val="left"/>
+        <w:rPr>
+          <w:rFonts w:ascii="华文楷体" w:eastAsia="华文楷体" w:hAnsi="华文楷体" w:hint="eastAsia"/>
+          <w:sz w:val="17"/>
+          <w:szCs w:val="18"/>
+        </w:rPr>
+      </w:pPr>
     </w:p>
     <w:p>
       <w:pPr>
@@ -10245,6 +15944,155 @@
     </w:lvl>
   </w:abstractNum>
   <w:abstractNum w:abstractNumId="12" w15:restartNumberingAfterBreak="0">
+    <w:nsid w:val="3AE93874"/>
+    <w:multiLevelType w:val="multilevel"/>
+    <w:tmpl w:val="F1525568"/>
+    <w:lvl w:ilvl="0">
+      <w:start w:val="1"/>
+      <w:numFmt w:val="bullet"/>
+      <w:lvlText w:val=""/>
+      <w:lvlJc w:val="left"/>
+      <w:pPr>
+        <w:tabs>
+          <w:tab w:val="num" w:pos="720"/>
+        </w:tabs>
+        <w:ind w:left="720" w:hanging="360"/>
+      </w:pPr>
+      <w:rPr>
+        <w:rFonts w:ascii="Symbol" w:hAnsi="Symbol" w:hint="default"/>
+        <w:sz w:val="20"/>
+      </w:rPr>
+    </w:lvl>
+    <w:lvl w:ilvl="1">
+      <w:start w:val="1"/>
+      <w:numFmt w:val="bullet"/>
+      <w:lvlText w:val="o"/>
+      <w:lvlJc w:val="left"/>
+      <w:pPr>
+        <w:tabs>
+          <w:tab w:val="num" w:pos="1069"/>
+        </w:tabs>
+        <w:ind w:left="1069" w:hanging="360"/>
+      </w:pPr>
+      <w:rPr>
+        <w:rFonts w:ascii="Courier New" w:hAnsi="Courier New" w:hint="default"/>
+        <w:sz w:val="20"/>
+      </w:rPr>
+    </w:lvl>
+    <w:lvl w:ilvl="2" w:tentative="1">
+      <w:start w:val="1"/>
+      <w:numFmt w:val="bullet"/>
+      <w:lvlText w:val=""/>
+      <w:lvlJc w:val="left"/>
+      <w:pPr>
+        <w:tabs>
+          <w:tab w:val="num" w:pos="2160"/>
+        </w:tabs>
+        <w:ind w:left="2160" w:hanging="360"/>
+      </w:pPr>
+      <w:rPr>
+        <w:rFonts w:ascii="Wingdings" w:hAnsi="Wingdings" w:hint="default"/>
+        <w:sz w:val="20"/>
+      </w:rPr>
+    </w:lvl>
+    <w:lvl w:ilvl="3" w:tentative="1">
+      <w:start w:val="1"/>
+      <w:numFmt w:val="bullet"/>
+      <w:lvlText w:val=""/>
+      <w:lvlJc w:val="left"/>
+      <w:pPr>
+        <w:tabs>
+          <w:tab w:val="num" w:pos="2880"/>
+        </w:tabs>
+        <w:ind w:left="2880" w:hanging="360"/>
+      </w:pPr>
+      <w:rPr>
+        <w:rFonts w:ascii="Wingdings" w:hAnsi="Wingdings" w:hint="default"/>
+        <w:sz w:val="20"/>
+      </w:rPr>
+    </w:lvl>
+    <w:lvl w:ilvl="4" w:tentative="1">
+      <w:start w:val="1"/>
+      <w:numFmt w:val="bullet"/>
+      <w:lvlText w:val=""/>
+      <w:lvlJc w:val="left"/>
+      <w:pPr>
+        <w:tabs>
+          <w:tab w:val="num" w:pos="3600"/>
+        </w:tabs>
+        <w:ind w:left="3600" w:hanging="360"/>
+      </w:pPr>
+      <w:rPr>
+        <w:rFonts w:ascii="Wingdings" w:hAnsi="Wingdings" w:hint="default"/>
+        <w:sz w:val="20"/>
+      </w:rPr>
+    </w:lvl>
+    <w:lvl w:ilvl="5" w:tentative="1">
+      <w:start w:val="1"/>
+      <w:numFmt w:val="bullet"/>
+      <w:lvlText w:val=""/>
+      <w:lvlJc w:val="left"/>
+      <w:pPr>
+        <w:tabs>
+          <w:tab w:val="num" w:pos="4320"/>
+        </w:tabs>
+        <w:ind w:left="4320" w:hanging="360"/>
+      </w:pPr>
+      <w:rPr>
+        <w:rFonts w:ascii="Wingdings" w:hAnsi="Wingdings" w:hint="default"/>
+        <w:sz w:val="20"/>
+      </w:rPr>
+    </w:lvl>
+    <w:lvl w:ilvl="6" w:tentative="1">
+      <w:start w:val="1"/>
+      <w:numFmt w:val="bullet"/>
+      <w:lvlText w:val=""/>
+      <w:lvlJc w:val="left"/>
+      <w:pPr>
+        <w:tabs>
+          <w:tab w:val="num" w:pos="5040"/>
+        </w:tabs>
+        <w:ind w:left="5040" w:hanging="360"/>
+      </w:pPr>
+      <w:rPr>
+        <w:rFonts w:ascii="Wingdings" w:hAnsi="Wingdings" w:hint="default"/>
+        <w:sz w:val="20"/>
+      </w:rPr>
+    </w:lvl>
+    <w:lvl w:ilvl="7" w:tentative="1">
+      <w:start w:val="1"/>
+      <w:numFmt w:val="bullet"/>
+      <w:lvlText w:val=""/>
+      <w:lvlJc w:val="left"/>
+      <w:pPr>
+        <w:tabs>
+          <w:tab w:val="num" w:pos="5760"/>
+        </w:tabs>
+        <w:ind w:left="5760" w:hanging="360"/>
+      </w:pPr>
+      <w:rPr>
+        <w:rFonts w:ascii="Wingdings" w:hAnsi="Wingdings" w:hint="default"/>
+        <w:sz w:val="20"/>
+      </w:rPr>
+    </w:lvl>
+    <w:lvl w:ilvl="8" w:tentative="1">
+      <w:start w:val="1"/>
+      <w:numFmt w:val="bullet"/>
+      <w:lvlText w:val=""/>
+      <w:lvlJc w:val="left"/>
+      <w:pPr>
+        <w:tabs>
+          <w:tab w:val="num" w:pos="6480"/>
+        </w:tabs>
+        <w:ind w:left="6480" w:hanging="360"/>
+      </w:pPr>
+      <w:rPr>
+        <w:rFonts w:ascii="Wingdings" w:hAnsi="Wingdings" w:hint="default"/>
+        <w:sz w:val="20"/>
+      </w:rPr>
+    </w:lvl>
+  </w:abstractNum>
+  <w:abstractNum w:abstractNumId="13" w15:restartNumberingAfterBreak="0">
     <w:nsid w:val="3E933CEE"/>
     <w:multiLevelType w:val="multilevel"/>
     <w:tmpl w:val="4A9483AA"/>
@@ -10393,7 +16241,7 @@
       </w:rPr>
     </w:lvl>
   </w:abstractNum>
-  <w:abstractNum w:abstractNumId="13" w15:restartNumberingAfterBreak="0">
+  <w:abstractNum w:abstractNumId="14" w15:restartNumberingAfterBreak="0">
     <w:nsid w:val="40251DB9"/>
     <w:multiLevelType w:val="multilevel"/>
     <w:tmpl w:val="EE584392"/>
@@ -10542,7 +16390,7 @@
       </w:rPr>
     </w:lvl>
   </w:abstractNum>
-  <w:abstractNum w:abstractNumId="14" w15:restartNumberingAfterBreak="0">
+  <w:abstractNum w:abstractNumId="15" w15:restartNumberingAfterBreak="0">
     <w:nsid w:val="4375303C"/>
     <w:multiLevelType w:val="multilevel"/>
     <w:tmpl w:val="49DE53DE"/>
@@ -10691,7 +16539,7 @@
       </w:rPr>
     </w:lvl>
   </w:abstractNum>
-  <w:abstractNum w:abstractNumId="15" w15:restartNumberingAfterBreak="0">
+  <w:abstractNum w:abstractNumId="16" w15:restartNumberingAfterBreak="0">
     <w:nsid w:val="43915238"/>
     <w:multiLevelType w:val="multilevel"/>
     <w:tmpl w:val="CD7822BC"/>
@@ -10804,7 +16652,7 @@
       </w:pPr>
     </w:lvl>
   </w:abstractNum>
-  <w:abstractNum w:abstractNumId="16" w15:restartNumberingAfterBreak="0">
+  <w:abstractNum w:abstractNumId="17" w15:restartNumberingAfterBreak="0">
     <w:nsid w:val="566701F4"/>
     <w:multiLevelType w:val="multilevel"/>
     <w:tmpl w:val="38349B8A"/>
@@ -10953,7 +16801,7 @@
       </w:rPr>
     </w:lvl>
   </w:abstractNum>
-  <w:abstractNum w:abstractNumId="17" w15:restartNumberingAfterBreak="0">
+  <w:abstractNum w:abstractNumId="18" w15:restartNumberingAfterBreak="0">
     <w:nsid w:val="5A94308C"/>
     <w:multiLevelType w:val="multilevel"/>
     <w:tmpl w:val="44ACFC02"/>
@@ -11102,7 +16950,7 @@
       </w:rPr>
     </w:lvl>
   </w:abstractNum>
-  <w:abstractNum w:abstractNumId="18" w15:restartNumberingAfterBreak="0">
+  <w:abstractNum w:abstractNumId="19" w15:restartNumberingAfterBreak="0">
     <w:nsid w:val="5D2C21F7"/>
     <w:multiLevelType w:val="multilevel"/>
     <w:tmpl w:val="673C0874"/>
@@ -11251,7 +17099,7 @@
       </w:rPr>
     </w:lvl>
   </w:abstractNum>
-  <w:abstractNum w:abstractNumId="19" w15:restartNumberingAfterBreak="0">
+  <w:abstractNum w:abstractNumId="20" w15:restartNumberingAfterBreak="0">
     <w:nsid w:val="5F3C5246"/>
     <w:multiLevelType w:val="multilevel"/>
     <w:tmpl w:val="3E166304"/>
@@ -11400,7 +17248,7 @@
       </w:rPr>
     </w:lvl>
   </w:abstractNum>
-  <w:abstractNum w:abstractNumId="20" w15:restartNumberingAfterBreak="0">
+  <w:abstractNum w:abstractNumId="21" w15:restartNumberingAfterBreak="0">
     <w:nsid w:val="6415386E"/>
     <w:multiLevelType w:val="multilevel"/>
     <w:tmpl w:val="2474BD10"/>
@@ -11549,17 +17397,243 @@
       </w:rPr>
     </w:lvl>
   </w:abstractNum>
+  <w:abstractNum w:abstractNumId="22" w15:restartNumberingAfterBreak="0">
+    <w:nsid w:val="74953B46"/>
+    <w:multiLevelType w:val="hybridMultilevel"/>
+    <w:tmpl w:val="3DEE3864"/>
+    <w:lvl w:ilvl="0" w:tplc="9996A1C6">
+      <w:start w:val="1"/>
+      <w:numFmt w:val="bullet"/>
+      <w:lvlText w:val=""/>
+      <w:lvlJc w:val="left"/>
+      <w:pPr>
+        <w:ind w:left="723" w:hanging="440"/>
+      </w:pPr>
+      <w:rPr>
+        <w:rFonts w:ascii="Wingdings" w:hAnsi="Wingdings" w:hint="default"/>
+      </w:rPr>
+    </w:lvl>
+    <w:lvl w:ilvl="1" w:tplc="04090003" w:tentative="1">
+      <w:start w:val="1"/>
+      <w:numFmt w:val="bullet"/>
+      <w:lvlText w:val=""/>
+      <w:lvlJc w:val="left"/>
+      <w:pPr>
+        <w:ind w:left="880" w:hanging="440"/>
+      </w:pPr>
+      <w:rPr>
+        <w:rFonts w:ascii="Wingdings" w:hAnsi="Wingdings" w:hint="default"/>
+      </w:rPr>
+    </w:lvl>
+    <w:lvl w:ilvl="2" w:tplc="04090005" w:tentative="1">
+      <w:start w:val="1"/>
+      <w:numFmt w:val="bullet"/>
+      <w:lvlText w:val=""/>
+      <w:lvlJc w:val="left"/>
+      <w:pPr>
+        <w:ind w:left="1320" w:hanging="440"/>
+      </w:pPr>
+      <w:rPr>
+        <w:rFonts w:ascii="Wingdings" w:hAnsi="Wingdings" w:hint="default"/>
+      </w:rPr>
+    </w:lvl>
+    <w:lvl w:ilvl="3" w:tplc="04090001" w:tentative="1">
+      <w:start w:val="1"/>
+      <w:numFmt w:val="bullet"/>
+      <w:lvlText w:val=""/>
+      <w:lvlJc w:val="left"/>
+      <w:pPr>
+        <w:ind w:left="1760" w:hanging="440"/>
+      </w:pPr>
+      <w:rPr>
+        <w:rFonts w:ascii="Wingdings" w:hAnsi="Wingdings" w:hint="default"/>
+      </w:rPr>
+    </w:lvl>
+    <w:lvl w:ilvl="4" w:tplc="04090003" w:tentative="1">
+      <w:start w:val="1"/>
+      <w:numFmt w:val="bullet"/>
+      <w:lvlText w:val=""/>
+      <w:lvlJc w:val="left"/>
+      <w:pPr>
+        <w:ind w:left="2200" w:hanging="440"/>
+      </w:pPr>
+      <w:rPr>
+        <w:rFonts w:ascii="Wingdings" w:hAnsi="Wingdings" w:hint="default"/>
+      </w:rPr>
+    </w:lvl>
+    <w:lvl w:ilvl="5" w:tplc="04090005" w:tentative="1">
+      <w:start w:val="1"/>
+      <w:numFmt w:val="bullet"/>
+      <w:lvlText w:val=""/>
+      <w:lvlJc w:val="left"/>
+      <w:pPr>
+        <w:ind w:left="2640" w:hanging="440"/>
+      </w:pPr>
+      <w:rPr>
+        <w:rFonts w:ascii="Wingdings" w:hAnsi="Wingdings" w:hint="default"/>
+      </w:rPr>
+    </w:lvl>
+    <w:lvl w:ilvl="6" w:tplc="04090001" w:tentative="1">
+      <w:start w:val="1"/>
+      <w:numFmt w:val="bullet"/>
+      <w:lvlText w:val=""/>
+      <w:lvlJc w:val="left"/>
+      <w:pPr>
+        <w:ind w:left="3080" w:hanging="440"/>
+      </w:pPr>
+      <w:rPr>
+        <w:rFonts w:ascii="Wingdings" w:hAnsi="Wingdings" w:hint="default"/>
+      </w:rPr>
+    </w:lvl>
+    <w:lvl w:ilvl="7" w:tplc="04090003" w:tentative="1">
+      <w:start w:val="1"/>
+      <w:numFmt w:val="bullet"/>
+      <w:lvlText w:val=""/>
+      <w:lvlJc w:val="left"/>
+      <w:pPr>
+        <w:ind w:left="3520" w:hanging="440"/>
+      </w:pPr>
+      <w:rPr>
+        <w:rFonts w:ascii="Wingdings" w:hAnsi="Wingdings" w:hint="default"/>
+      </w:rPr>
+    </w:lvl>
+    <w:lvl w:ilvl="8" w:tplc="04090005" w:tentative="1">
+      <w:start w:val="1"/>
+      <w:numFmt w:val="bullet"/>
+      <w:lvlText w:val=""/>
+      <w:lvlJc w:val="left"/>
+      <w:pPr>
+        <w:ind w:left="3960" w:hanging="440"/>
+      </w:pPr>
+      <w:rPr>
+        <w:rFonts w:ascii="Wingdings" w:hAnsi="Wingdings" w:hint="default"/>
+      </w:rPr>
+    </w:lvl>
+  </w:abstractNum>
+  <w:abstractNum w:abstractNumId="23" w15:restartNumberingAfterBreak="0">
+    <w:nsid w:val="76282EEE"/>
+    <w:multiLevelType w:val="hybridMultilevel"/>
+    <w:tmpl w:val="25CEB0C6"/>
+    <w:lvl w:ilvl="0" w:tplc="9996A1C6">
+      <w:start w:val="1"/>
+      <w:numFmt w:val="bullet"/>
+      <w:lvlText w:val=""/>
+      <w:lvlJc w:val="left"/>
+      <w:pPr>
+        <w:ind w:left="860" w:hanging="440"/>
+      </w:pPr>
+      <w:rPr>
+        <w:rFonts w:ascii="Wingdings" w:hAnsi="Wingdings" w:hint="default"/>
+      </w:rPr>
+    </w:lvl>
+    <w:lvl w:ilvl="1" w:tplc="04090003" w:tentative="1">
+      <w:start w:val="1"/>
+      <w:numFmt w:val="bullet"/>
+      <w:lvlText w:val=""/>
+      <w:lvlJc w:val="left"/>
+      <w:pPr>
+        <w:ind w:left="1300" w:hanging="440"/>
+      </w:pPr>
+      <w:rPr>
+        <w:rFonts w:ascii="Wingdings" w:hAnsi="Wingdings" w:hint="default"/>
+      </w:rPr>
+    </w:lvl>
+    <w:lvl w:ilvl="2" w:tplc="04090005" w:tentative="1">
+      <w:start w:val="1"/>
+      <w:numFmt w:val="bullet"/>
+      <w:lvlText w:val=""/>
+      <w:lvlJc w:val="left"/>
+      <w:pPr>
+        <w:ind w:left="1740" w:hanging="440"/>
+      </w:pPr>
+      <w:rPr>
+        <w:rFonts w:ascii="Wingdings" w:hAnsi="Wingdings" w:hint="default"/>
+      </w:rPr>
+    </w:lvl>
+    <w:lvl w:ilvl="3" w:tplc="04090001" w:tentative="1">
+      <w:start w:val="1"/>
+      <w:numFmt w:val="bullet"/>
+      <w:lvlText w:val=""/>
+      <w:lvlJc w:val="left"/>
+      <w:pPr>
+        <w:ind w:left="2180" w:hanging="440"/>
+      </w:pPr>
+      <w:rPr>
+        <w:rFonts w:ascii="Wingdings" w:hAnsi="Wingdings" w:hint="default"/>
+      </w:rPr>
+    </w:lvl>
+    <w:lvl w:ilvl="4" w:tplc="04090003" w:tentative="1">
+      <w:start w:val="1"/>
+      <w:numFmt w:val="bullet"/>
+      <w:lvlText w:val=""/>
+      <w:lvlJc w:val="left"/>
+      <w:pPr>
+        <w:ind w:left="2620" w:hanging="440"/>
+      </w:pPr>
+      <w:rPr>
+        <w:rFonts w:ascii="Wingdings" w:hAnsi="Wingdings" w:hint="default"/>
+      </w:rPr>
+    </w:lvl>
+    <w:lvl w:ilvl="5" w:tplc="04090005" w:tentative="1">
+      <w:start w:val="1"/>
+      <w:numFmt w:val="bullet"/>
+      <w:lvlText w:val=""/>
+      <w:lvlJc w:val="left"/>
+      <w:pPr>
+        <w:ind w:left="3060" w:hanging="440"/>
+      </w:pPr>
+      <w:rPr>
+        <w:rFonts w:ascii="Wingdings" w:hAnsi="Wingdings" w:hint="default"/>
+      </w:rPr>
+    </w:lvl>
+    <w:lvl w:ilvl="6" w:tplc="04090001" w:tentative="1">
+      <w:start w:val="1"/>
+      <w:numFmt w:val="bullet"/>
+      <w:lvlText w:val=""/>
+      <w:lvlJc w:val="left"/>
+      <w:pPr>
+        <w:ind w:left="3500" w:hanging="440"/>
+      </w:pPr>
+      <w:rPr>
+        <w:rFonts w:ascii="Wingdings" w:hAnsi="Wingdings" w:hint="default"/>
+      </w:rPr>
+    </w:lvl>
+    <w:lvl w:ilvl="7" w:tplc="04090003" w:tentative="1">
+      <w:start w:val="1"/>
+      <w:numFmt w:val="bullet"/>
+      <w:lvlText w:val=""/>
+      <w:lvlJc w:val="left"/>
+      <w:pPr>
+        <w:ind w:left="3940" w:hanging="440"/>
+      </w:pPr>
+      <w:rPr>
+        <w:rFonts w:ascii="Wingdings" w:hAnsi="Wingdings" w:hint="default"/>
+      </w:rPr>
+    </w:lvl>
+    <w:lvl w:ilvl="8" w:tplc="04090005" w:tentative="1">
+      <w:start w:val="1"/>
+      <w:numFmt w:val="bullet"/>
+      <w:lvlText w:val=""/>
+      <w:lvlJc w:val="left"/>
+      <w:pPr>
+        <w:ind w:left="4380" w:hanging="440"/>
+      </w:pPr>
+      <w:rPr>
+        <w:rFonts w:ascii="Wingdings" w:hAnsi="Wingdings" w:hint="default"/>
+      </w:rPr>
+    </w:lvl>
+  </w:abstractNum>
   <w:num w:numId="1" w16cid:durableId="1550875965">
-    <w:abstractNumId w:val="20"/>
+    <w:abstractNumId w:val="21"/>
   </w:num>
   <w:num w:numId="2" w16cid:durableId="1049498266">
     <w:abstractNumId w:val="1"/>
   </w:num>
   <w:num w:numId="3" w16cid:durableId="55131286">
-    <w:abstractNumId w:val="14"/>
+    <w:abstractNumId w:val="15"/>
   </w:num>
   <w:num w:numId="4" w16cid:durableId="844905467">
-    <w:abstractNumId w:val="16"/>
+    <w:abstractNumId w:val="17"/>
   </w:num>
   <w:num w:numId="5" w16cid:durableId="1589077998">
     <w:abstractNumId w:val="0"/>
@@ -11574,16 +17648,16 @@
     <w:abstractNumId w:val="6"/>
   </w:num>
   <w:num w:numId="9" w16cid:durableId="1185560957">
-    <w:abstractNumId w:val="13"/>
+    <w:abstractNumId w:val="14"/>
   </w:num>
   <w:num w:numId="10" w16cid:durableId="1877498259">
-    <w:abstractNumId w:val="15"/>
+    <w:abstractNumId w:val="16"/>
   </w:num>
   <w:num w:numId="11" w16cid:durableId="1133668251">
-    <w:abstractNumId w:val="18"/>
+    <w:abstractNumId w:val="19"/>
   </w:num>
   <w:num w:numId="12" w16cid:durableId="911549853">
-    <w:abstractNumId w:val="17"/>
+    <w:abstractNumId w:val="18"/>
   </w:num>
   <w:num w:numId="13" w16cid:durableId="1577588661">
     <w:abstractNumId w:val="10"/>
@@ -11592,7 +17666,7 @@
     <w:abstractNumId w:val="11"/>
   </w:num>
   <w:num w:numId="15" w16cid:durableId="1978409148">
-    <w:abstractNumId w:val="19"/>
+    <w:abstractNumId w:val="20"/>
   </w:num>
   <w:num w:numId="16" w16cid:durableId="2005156558">
     <w:abstractNumId w:val="2"/>
@@ -11607,10 +17681,19 @@
     <w:abstractNumId w:val="7"/>
   </w:num>
   <w:num w:numId="20" w16cid:durableId="1162890789">
-    <w:abstractNumId w:val="12"/>
+    <w:abstractNumId w:val="13"/>
   </w:num>
   <w:num w:numId="21" w16cid:durableId="1856535860">
     <w:abstractNumId w:val="4"/>
+  </w:num>
+  <w:num w:numId="22" w16cid:durableId="71202280">
+    <w:abstractNumId w:val="12"/>
+  </w:num>
+  <w:num w:numId="23" w16cid:durableId="1532231862">
+    <w:abstractNumId w:val="22"/>
+  </w:num>
+  <w:num w:numId="24" w16cid:durableId="1191457240">
+    <w:abstractNumId w:val="23"/>
   </w:num>
 </w:numbering>
 </file>
@@ -12010,7 +18093,7 @@
   <w:style w:type="paragraph" w:default="1" w:styleId="a">
     <w:name w:val="Normal"/>
     <w:qFormat/>
-    <w:rsid w:val="00A122CB"/>
+    <w:rsid w:val="00473B3A"/>
     <w:pPr>
       <w:widowControl w:val="0"/>
       <w:jc w:val="both"/>
@@ -12066,7 +18149,6 @@
     <w:next w:val="a"/>
     <w:link w:val="30"/>
     <w:uiPriority w:val="9"/>
-    <w:semiHidden/>
     <w:unhideWhenUsed/>
     <w:qFormat/>
     <w:rsid w:val="009D10EB"/>
@@ -12273,7 +18355,6 @@
     <w:basedOn w:val="a0"/>
     <w:link w:val="3"/>
     <w:uiPriority w:val="9"/>
-    <w:semiHidden/>
     <w:rsid w:val="009D10EB"/>
     <w:rPr>
       <w:rFonts w:asciiTheme="majorHAnsi" w:eastAsiaTheme="majorEastAsia" w:hAnsiTheme="majorHAnsi" w:cstheme="majorBidi"/>
@@ -12598,6 +18679,19 @@
       <w:szCs w:val="18"/>
     </w:rPr>
   </w:style>
+  <w:style w:type="paragraph" w:styleId="af2">
+    <w:name w:val="Normal (Web)"/>
+    <w:basedOn w:val="a"/>
+    <w:uiPriority w:val="99"/>
+    <w:semiHidden/>
+    <w:unhideWhenUsed/>
+    <w:rsid w:val="002B6E92"/>
+    <w:rPr>
+      <w:rFonts w:ascii="Times New Roman" w:hAnsi="Times New Roman" w:cs="Times New Roman"/>
+      <w:sz w:val="24"/>
+      <w:szCs w:val="24"/>
+    </w:rPr>
+  </w:style>
 </w:styles>
 </file>
 
